--- a/task4/report_04.docx
+++ b/task4/report_04.docx
@@ -27,9 +27,17 @@
           <w:bCs/>
           <w:sz w:val="36"/>
           <w:szCs w:val="36"/>
-          <w:lang w:val="en-US"/>
-        </w:rPr>
-        <w:t>#1</w:t>
+        </w:rPr>
+        <w:t>#</w:t>
+      </w:r>
+      <w:r>
+        <w:rPr>
+          <w:b/>
+          <w:bCs/>
+          <w:sz w:val="36"/>
+          <w:szCs w:val="36"/>
+        </w:rPr>
+        <w:t>4</w:t>
       </w:r>
     </w:p>
     <w:p>
@@ -58,7 +66,7 @@
           <w:sz w:val="32"/>
           <w:szCs w:val="32"/>
         </w:rPr>
-        <w:t>Измерение производительности компьютера на стандартных операциях</w:t>
+        <w:t>Решение задачи численного интегрирования в сетевой модели</w:t>
       </w:r>
       <w:r>
         <w:rPr>
@@ -76,91 +84,32 @@
           <w:b/>
           <w:bCs/>
         </w:rPr>
-        <w:t>Цель:</w:t>
-      </w:r>
-      <w:r>
-        <w:t xml:space="preserve"> н</w:t>
-      </w:r>
-      <w:r>
-        <w:t>а основе примера ex02b.c измерить производительность</w:t>
+        <w:t>Цель</w:t>
+      </w:r>
+      <w:r>
+        <w:rPr>
+          <w:b/>
+          <w:bCs/>
+        </w:rPr>
+        <w:t>:</w:t>
       </w:r>
       <w:r>
         <w:t xml:space="preserve"> </w:t>
       </w:r>
       <w:r>
-        <w:t>персонального компьютера и учебного</w:t>
-      </w:r>
-      <w:r>
-        <w:t xml:space="preserve"> </w:t>
-      </w:r>
-      <w:r>
-        <w:t>сервера класса на операциях следующих типов:</w:t>
-      </w:r>
-      <w:r>
-        <w:t xml:space="preserve"> </w:t>
-      </w:r>
-      <w:r>
-        <w:t>сложение,</w:t>
-      </w:r>
-      <w:r>
-        <w:t xml:space="preserve"> </w:t>
-      </w:r>
-      <w:r>
-        <w:t>вычитание,</w:t>
-      </w:r>
-      <w:r>
-        <w:t xml:space="preserve"> </w:t>
-      </w:r>
-      <w:r>
-        <w:t>умножение,</w:t>
-      </w:r>
-      <w:r>
-        <w:t xml:space="preserve"> </w:t>
-      </w:r>
-      <w:r>
-        <w:t>деление,</w:t>
-      </w:r>
-      <w:r>
-        <w:t xml:space="preserve"> </w:t>
-      </w:r>
-      <w:r>
-        <w:t>возведение в степень (</w:t>
+        <w:t>освоить</w:t>
+      </w:r>
+      <w:r>
+        <w:t xml:space="preserve"> гибридную модель параллелизма </w:t>
       </w:r>
       <w:proofErr w:type="spellStart"/>
       <w:r>
-        <w:t>paw</w:t>
+        <w:t>MPI+OpenMP</w:t>
       </w:r>
       <w:proofErr w:type="spellEnd"/>
       <w:r>
-        <w:t>),</w:t>
-      </w:r>
-      <w:r>
-        <w:t xml:space="preserve"> </w:t>
-      </w:r>
-      <w:r>
-        <w:t xml:space="preserve">а также на вычислениях функций математической библиотеки – </w:t>
-      </w:r>
-      <w:proofErr w:type="spellStart"/>
-      <w:r>
-        <w:t>exp</w:t>
-      </w:r>
-      <w:proofErr w:type="spellEnd"/>
-      <w:r>
-        <w:t xml:space="preserve">, </w:t>
-      </w:r>
-      <w:proofErr w:type="spellStart"/>
-      <w:r>
-        <w:t>log</w:t>
-      </w:r>
-      <w:proofErr w:type="spellEnd"/>
-      <w:r>
-        <w:t xml:space="preserve">, </w:t>
-      </w:r>
-      <w:proofErr w:type="spellStart"/>
-      <w:r>
-        <w:t>sin</w:t>
-      </w:r>
-      <w:proofErr w:type="spellEnd"/>
+        <w:t xml:space="preserve"> для распределённых вычислений. Реализовать алгоритм суммирования результатов по методу сдваивания</w:t>
+      </w:r>
       <w:r>
         <w:t>.</w:t>
       </w:r>
@@ -182,114 +131,7631 @@
     </w:p>
     <w:p>
       <w:pPr>
-        <w:pStyle w:val="af0"/>
-        <w:rPr>
-          <w:lang w:val="en-US"/>
-        </w:rPr>
-      </w:pPr>
-      <w:r>
-        <w:rPr>
-          <w:lang w:val="en-US"/>
-        </w:rPr>
-        <w:t>123</w:t>
+        <w:shd w:val="clear" w:color="auto" w:fill="121314"/>
+        <w:spacing w:after="0" w:line="285" w:lineRule="atLeast"/>
+        <w:rPr>
+          <w:rFonts w:ascii="Consolas" w:eastAsia="Times New Roman" w:hAnsi="Consolas" w:cs="Times New Roman"/>
+          <w:color w:val="BBBEBF"/>
+          <w:kern w:val="0"/>
+          <w:sz w:val="21"/>
+          <w:szCs w:val="21"/>
+          <w:lang w:eastAsia="ru-RU"/>
+          <w14:ligatures w14:val="none"/>
+        </w:rPr>
+      </w:pPr>
+      <w:r>
+        <w:rPr>
+          <w:rFonts w:ascii="Consolas" w:eastAsia="Times New Roman" w:hAnsi="Consolas" w:cs="Times New Roman"/>
+          <w:color w:val="C586C0"/>
+          <w:kern w:val="0"/>
+          <w:sz w:val="21"/>
+          <w:szCs w:val="21"/>
+          <w:lang w:eastAsia="ru-RU"/>
+          <w14:ligatures w14:val="none"/>
+        </w:rPr>
+        <w:t>#include</w:t>
+      </w:r>
+      <w:r>
+        <w:rPr>
+          <w:rFonts w:ascii="Consolas" w:eastAsia="Times New Roman" w:hAnsi="Consolas" w:cs="Times New Roman"/>
+          <w:color w:val="569CD6"/>
+          <w:kern w:val="0"/>
+          <w:sz w:val="21"/>
+          <w:szCs w:val="21"/>
+          <w:lang w:eastAsia="ru-RU"/>
+          <w14:ligatures w14:val="none"/>
+        </w:rPr>
+        <w:t xml:space="preserve"> </w:t>
+      </w:r>
+      <w:r>
+        <w:rPr>
+          <w:rFonts w:ascii="Consolas" w:eastAsia="Times New Roman" w:hAnsi="Consolas" w:cs="Times New Roman"/>
+          <w:color w:val="A5D6FF"/>
+          <w:kern w:val="0"/>
+          <w:sz w:val="21"/>
+          <w:szCs w:val="21"/>
+          <w:lang w:eastAsia="ru-RU"/>
+          <w14:ligatures w14:val="none"/>
+        </w:rPr>
+        <w:t>&lt;</w:t>
+      </w:r>
+      <w:proofErr w:type="spellStart"/>
+      <w:r>
+        <w:rPr>
+          <w:rFonts w:ascii="Consolas" w:eastAsia="Times New Roman" w:hAnsi="Consolas" w:cs="Times New Roman"/>
+          <w:color w:val="A5D6FF"/>
+          <w:kern w:val="0"/>
+          <w:sz w:val="21"/>
+          <w:szCs w:val="21"/>
+          <w:lang w:eastAsia="ru-RU"/>
+          <w14:ligatures w14:val="none"/>
+        </w:rPr>
+        <w:t>stdio.h</w:t>
+      </w:r>
+      <w:proofErr w:type="spellEnd"/>
+      <w:r>
+        <w:rPr>
+          <w:rFonts w:ascii="Consolas" w:eastAsia="Times New Roman" w:hAnsi="Consolas" w:cs="Times New Roman"/>
+          <w:color w:val="A5D6FF"/>
+          <w:kern w:val="0"/>
+          <w:sz w:val="21"/>
+          <w:szCs w:val="21"/>
+          <w:lang w:eastAsia="ru-RU"/>
+          <w14:ligatures w14:val="none"/>
+        </w:rPr>
+        <w:t>&gt;</w:t>
       </w:r>
     </w:p>
     <w:p>
       <w:pPr>
-        <w:pStyle w:val="af0"/>
-        <w:rPr>
-          <w:lang w:val="en-US"/>
-        </w:rPr>
-      </w:pPr>
+        <w:shd w:val="clear" w:color="auto" w:fill="121314"/>
+        <w:spacing w:after="0" w:line="285" w:lineRule="atLeast"/>
+        <w:rPr>
+          <w:rFonts w:ascii="Consolas" w:eastAsia="Times New Roman" w:hAnsi="Consolas" w:cs="Times New Roman"/>
+          <w:color w:val="BBBEBF"/>
+          <w:kern w:val="0"/>
+          <w:sz w:val="21"/>
+          <w:szCs w:val="21"/>
+          <w:lang w:val="en-US" w:eastAsia="ru-RU"/>
+          <w14:ligatures w14:val="none"/>
+        </w:rPr>
+      </w:pPr>
+      <w:r>
+        <w:rPr>
+          <w:rFonts w:ascii="Consolas" w:eastAsia="Times New Roman" w:hAnsi="Consolas" w:cs="Times New Roman"/>
+          <w:color w:val="C586C0"/>
+          <w:kern w:val="0"/>
+          <w:sz w:val="21"/>
+          <w:szCs w:val="21"/>
+          <w:lang w:val="en-US" w:eastAsia="ru-RU"/>
+          <w14:ligatures w14:val="none"/>
+        </w:rPr>
+        <w:t>#include</w:t>
+      </w:r>
+      <w:r>
+        <w:rPr>
+          <w:rFonts w:ascii="Consolas" w:eastAsia="Times New Roman" w:hAnsi="Consolas" w:cs="Times New Roman"/>
+          <w:color w:val="569CD6"/>
+          <w:kern w:val="0"/>
+          <w:sz w:val="21"/>
+          <w:szCs w:val="21"/>
+          <w:lang w:val="en-US" w:eastAsia="ru-RU"/>
+          <w14:ligatures w14:val="none"/>
+        </w:rPr>
+        <w:t xml:space="preserve"> </w:t>
+      </w:r>
+      <w:r>
+        <w:rPr>
+          <w:rFonts w:ascii="Consolas" w:eastAsia="Times New Roman" w:hAnsi="Consolas" w:cs="Times New Roman"/>
+          <w:color w:val="A5D6FF"/>
+          <w:kern w:val="0"/>
+          <w:sz w:val="21"/>
+          <w:szCs w:val="21"/>
+          <w:lang w:val="en-US" w:eastAsia="ru-RU"/>
+          <w14:ligatures w14:val="none"/>
+        </w:rPr>
+        <w:t>&lt;</w:t>
+      </w:r>
+      <w:proofErr w:type="spellStart"/>
+      <w:r>
+        <w:rPr>
+          <w:rFonts w:ascii="Consolas" w:eastAsia="Times New Roman" w:hAnsi="Consolas" w:cs="Times New Roman"/>
+          <w:color w:val="A5D6FF"/>
+          <w:kern w:val="0"/>
+          <w:sz w:val="21"/>
+          <w:szCs w:val="21"/>
+          <w:lang w:val="en-US" w:eastAsia="ru-RU"/>
+          <w14:ligatures w14:val="none"/>
+        </w:rPr>
+        <w:t>stdlib.h</w:t>
+      </w:r>
+      <w:proofErr w:type="spellEnd"/>
+      <w:r>
+        <w:rPr>
+          <w:rFonts w:ascii="Consolas" w:eastAsia="Times New Roman" w:hAnsi="Consolas" w:cs="Times New Roman"/>
+          <w:color w:val="A5D6FF"/>
+          <w:kern w:val="0"/>
+          <w:sz w:val="21"/>
+          <w:szCs w:val="21"/>
+          <w:lang w:val="en-US" w:eastAsia="ru-RU"/>
+          <w14:ligatures w14:val="none"/>
+        </w:rPr>
+        <w:t>&gt;</w:t>
+      </w:r>
     </w:p>
     <w:p>
       <w:pPr>
-        <w:pStyle w:val="af0"/>
-        <w:rPr>
-          <w:lang w:val="en-US"/>
-        </w:rPr>
-      </w:pPr>
+        <w:shd w:val="clear" w:color="auto" w:fill="121314"/>
+        <w:spacing w:after="0" w:line="285" w:lineRule="atLeast"/>
+        <w:rPr>
+          <w:rFonts w:ascii="Consolas" w:eastAsia="Times New Roman" w:hAnsi="Consolas" w:cs="Times New Roman"/>
+          <w:color w:val="BBBEBF"/>
+          <w:kern w:val="0"/>
+          <w:sz w:val="21"/>
+          <w:szCs w:val="21"/>
+          <w:lang w:val="en-US" w:eastAsia="ru-RU"/>
+          <w14:ligatures w14:val="none"/>
+        </w:rPr>
+      </w:pPr>
+      <w:r>
+        <w:rPr>
+          <w:rFonts w:ascii="Consolas" w:eastAsia="Times New Roman" w:hAnsi="Consolas" w:cs="Times New Roman"/>
+          <w:color w:val="C586C0"/>
+          <w:kern w:val="0"/>
+          <w:sz w:val="21"/>
+          <w:szCs w:val="21"/>
+          <w:lang w:val="en-US" w:eastAsia="ru-RU"/>
+          <w14:ligatures w14:val="none"/>
+        </w:rPr>
+        <w:t>#include</w:t>
+      </w:r>
+      <w:r>
+        <w:rPr>
+          <w:rFonts w:ascii="Consolas" w:eastAsia="Times New Roman" w:hAnsi="Consolas" w:cs="Times New Roman"/>
+          <w:color w:val="569CD6"/>
+          <w:kern w:val="0"/>
+          <w:sz w:val="21"/>
+          <w:szCs w:val="21"/>
+          <w:lang w:val="en-US" w:eastAsia="ru-RU"/>
+          <w14:ligatures w14:val="none"/>
+        </w:rPr>
+        <w:t xml:space="preserve"> </w:t>
+      </w:r>
+      <w:r>
+        <w:rPr>
+          <w:rFonts w:ascii="Consolas" w:eastAsia="Times New Roman" w:hAnsi="Consolas" w:cs="Times New Roman"/>
+          <w:color w:val="A5D6FF"/>
+          <w:kern w:val="0"/>
+          <w:sz w:val="21"/>
+          <w:szCs w:val="21"/>
+          <w:lang w:val="en-US" w:eastAsia="ru-RU"/>
+          <w14:ligatures w14:val="none"/>
+        </w:rPr>
+        <w:t>&lt;</w:t>
+      </w:r>
+      <w:proofErr w:type="spellStart"/>
+      <w:r>
+        <w:rPr>
+          <w:rFonts w:ascii="Consolas" w:eastAsia="Times New Roman" w:hAnsi="Consolas" w:cs="Times New Roman"/>
+          <w:color w:val="A5D6FF"/>
+          <w:kern w:val="0"/>
+          <w:sz w:val="21"/>
+          <w:szCs w:val="21"/>
+          <w:lang w:val="en-US" w:eastAsia="ru-RU"/>
+          <w14:ligatures w14:val="none"/>
+        </w:rPr>
+        <w:t>math.h</w:t>
+      </w:r>
+      <w:proofErr w:type="spellEnd"/>
+      <w:r>
+        <w:rPr>
+          <w:rFonts w:ascii="Consolas" w:eastAsia="Times New Roman" w:hAnsi="Consolas" w:cs="Times New Roman"/>
+          <w:color w:val="A5D6FF"/>
+          <w:kern w:val="0"/>
+          <w:sz w:val="21"/>
+          <w:szCs w:val="21"/>
+          <w:lang w:val="en-US" w:eastAsia="ru-RU"/>
+          <w14:ligatures w14:val="none"/>
+        </w:rPr>
+        <w:t>&gt;</w:t>
+      </w:r>
     </w:p>
     <w:p>
       <w:pPr>
-        <w:rPr>
-          <w:b/>
-          <w:bCs/>
-        </w:rPr>
-      </w:pPr>
-      <w:r>
+        <w:shd w:val="clear" w:color="auto" w:fill="121314"/>
+        <w:spacing w:after="0" w:line="285" w:lineRule="atLeast"/>
+        <w:rPr>
+          <w:rFonts w:ascii="Consolas" w:eastAsia="Times New Roman" w:hAnsi="Consolas" w:cs="Times New Roman"/>
+          <w:color w:val="BBBEBF"/>
+          <w:kern w:val="0"/>
+          <w:sz w:val="21"/>
+          <w:szCs w:val="21"/>
+          <w:lang w:val="en-US" w:eastAsia="ru-RU"/>
+          <w14:ligatures w14:val="none"/>
+        </w:rPr>
+      </w:pPr>
+      <w:r>
+        <w:rPr>
+          <w:rFonts w:ascii="Consolas" w:eastAsia="Times New Roman" w:hAnsi="Consolas" w:cs="Times New Roman"/>
+          <w:color w:val="C586C0"/>
+          <w:kern w:val="0"/>
+          <w:sz w:val="21"/>
+          <w:szCs w:val="21"/>
+          <w:lang w:val="en-US" w:eastAsia="ru-RU"/>
+          <w14:ligatures w14:val="none"/>
+        </w:rPr>
+        <w:t>#include</w:t>
+      </w:r>
+      <w:r>
+        <w:rPr>
+          <w:rFonts w:ascii="Consolas" w:eastAsia="Times New Roman" w:hAnsi="Consolas" w:cs="Times New Roman"/>
+          <w:color w:val="569CD6"/>
+          <w:kern w:val="0"/>
+          <w:sz w:val="21"/>
+          <w:szCs w:val="21"/>
+          <w:lang w:val="en-US" w:eastAsia="ru-RU"/>
+          <w14:ligatures w14:val="none"/>
+        </w:rPr>
+        <w:t xml:space="preserve"> </w:t>
+      </w:r>
+      <w:r>
+        <w:rPr>
+          <w:rFonts w:ascii="Consolas" w:eastAsia="Times New Roman" w:hAnsi="Consolas" w:cs="Times New Roman"/>
+          <w:color w:val="A5D6FF"/>
+          <w:kern w:val="0"/>
+          <w:sz w:val="21"/>
+          <w:szCs w:val="21"/>
+          <w:lang w:val="en-US" w:eastAsia="ru-RU"/>
+          <w14:ligatures w14:val="none"/>
+        </w:rPr>
+        <w:t>&lt;</w:t>
+      </w:r>
+      <w:proofErr w:type="spellStart"/>
+      <w:r>
+        <w:rPr>
+          <w:rFonts w:ascii="Consolas" w:eastAsia="Times New Roman" w:hAnsi="Consolas" w:cs="Times New Roman"/>
+          <w:color w:val="A5D6FF"/>
+          <w:kern w:val="0"/>
+          <w:sz w:val="21"/>
+          <w:szCs w:val="21"/>
+          <w:lang w:val="en-US" w:eastAsia="ru-RU"/>
+          <w14:ligatures w14:val="none"/>
+        </w:rPr>
+        <w:t>mpi.h</w:t>
+      </w:r>
+      <w:proofErr w:type="spellEnd"/>
+      <w:r>
+        <w:rPr>
+          <w:rFonts w:ascii="Consolas" w:eastAsia="Times New Roman" w:hAnsi="Consolas" w:cs="Times New Roman"/>
+          <w:color w:val="A5D6FF"/>
+          <w:kern w:val="0"/>
+          <w:sz w:val="21"/>
+          <w:szCs w:val="21"/>
+          <w:lang w:val="en-US" w:eastAsia="ru-RU"/>
+          <w14:ligatures w14:val="none"/>
+        </w:rPr>
+        <w:t>&gt;</w:t>
+      </w:r>
+    </w:p>
+    <w:p>
+      <w:pPr>
+        <w:shd w:val="clear" w:color="auto" w:fill="121314"/>
+        <w:spacing w:after="0" w:line="285" w:lineRule="atLeast"/>
+        <w:rPr>
+          <w:rFonts w:ascii="Consolas" w:eastAsia="Times New Roman" w:hAnsi="Consolas" w:cs="Times New Roman"/>
+          <w:color w:val="BBBEBF"/>
+          <w:kern w:val="0"/>
+          <w:sz w:val="21"/>
+          <w:szCs w:val="21"/>
+          <w:lang w:val="en-US" w:eastAsia="ru-RU"/>
+          <w14:ligatures w14:val="none"/>
+        </w:rPr>
+      </w:pPr>
+      <w:r>
+        <w:rPr>
+          <w:rFonts w:ascii="Consolas" w:eastAsia="Times New Roman" w:hAnsi="Consolas" w:cs="Times New Roman"/>
+          <w:color w:val="C586C0"/>
+          <w:kern w:val="0"/>
+          <w:sz w:val="21"/>
+          <w:szCs w:val="21"/>
+          <w:lang w:val="en-US" w:eastAsia="ru-RU"/>
+          <w14:ligatures w14:val="none"/>
+        </w:rPr>
+        <w:t>#include</w:t>
+      </w:r>
+      <w:r>
+        <w:rPr>
+          <w:rFonts w:ascii="Consolas" w:eastAsia="Times New Roman" w:hAnsi="Consolas" w:cs="Times New Roman"/>
+          <w:color w:val="569CD6"/>
+          <w:kern w:val="0"/>
+          <w:sz w:val="21"/>
+          <w:szCs w:val="21"/>
+          <w:lang w:val="en-US" w:eastAsia="ru-RU"/>
+          <w14:ligatures w14:val="none"/>
+        </w:rPr>
+        <w:t xml:space="preserve"> </w:t>
+      </w:r>
+      <w:r>
+        <w:rPr>
+          <w:rFonts w:ascii="Consolas" w:eastAsia="Times New Roman" w:hAnsi="Consolas" w:cs="Times New Roman"/>
+          <w:color w:val="A5D6FF"/>
+          <w:kern w:val="0"/>
+          <w:sz w:val="21"/>
+          <w:szCs w:val="21"/>
+          <w:lang w:val="en-US" w:eastAsia="ru-RU"/>
+          <w14:ligatures w14:val="none"/>
+        </w:rPr>
+        <w:t>&lt;</w:t>
+      </w:r>
+      <w:proofErr w:type="spellStart"/>
+      <w:r>
+        <w:rPr>
+          <w:rFonts w:ascii="Consolas" w:eastAsia="Times New Roman" w:hAnsi="Consolas" w:cs="Times New Roman"/>
+          <w:color w:val="A5D6FF"/>
+          <w:kern w:val="0"/>
+          <w:sz w:val="21"/>
+          <w:szCs w:val="21"/>
+          <w:lang w:val="en-US" w:eastAsia="ru-RU"/>
+          <w14:ligatures w14:val="none"/>
+        </w:rPr>
+        <w:t>omp.h</w:t>
+      </w:r>
+      <w:proofErr w:type="spellEnd"/>
+      <w:r>
+        <w:rPr>
+          <w:rFonts w:ascii="Consolas" w:eastAsia="Times New Roman" w:hAnsi="Consolas" w:cs="Times New Roman"/>
+          <w:color w:val="A5D6FF"/>
+          <w:kern w:val="0"/>
+          <w:sz w:val="21"/>
+          <w:szCs w:val="21"/>
+          <w:lang w:val="en-US" w:eastAsia="ru-RU"/>
+          <w14:ligatures w14:val="none"/>
+        </w:rPr>
+        <w:t>&gt;</w:t>
+      </w:r>
+    </w:p>
+    <w:p>
+      <w:pPr>
+        <w:shd w:val="clear" w:color="auto" w:fill="121314"/>
+        <w:spacing w:after="0" w:line="285" w:lineRule="atLeast"/>
+        <w:rPr>
+          <w:rFonts w:ascii="Consolas" w:eastAsia="Times New Roman" w:hAnsi="Consolas" w:cs="Times New Roman"/>
+          <w:color w:val="BBBEBF"/>
+          <w:kern w:val="0"/>
+          <w:sz w:val="21"/>
+          <w:szCs w:val="21"/>
+          <w:lang w:val="en-US" w:eastAsia="ru-RU"/>
+          <w14:ligatures w14:val="none"/>
+        </w:rPr>
+      </w:pPr>
+    </w:p>
+    <w:p>
+      <w:pPr>
+        <w:shd w:val="clear" w:color="auto" w:fill="121314"/>
+        <w:spacing w:after="0" w:line="285" w:lineRule="atLeast"/>
+        <w:rPr>
+          <w:rFonts w:ascii="Consolas" w:eastAsia="Times New Roman" w:hAnsi="Consolas" w:cs="Times New Roman"/>
+          <w:color w:val="BBBEBF"/>
+          <w:kern w:val="0"/>
+          <w:sz w:val="21"/>
+          <w:szCs w:val="21"/>
+          <w:lang w:val="en-US" w:eastAsia="ru-RU"/>
+          <w14:ligatures w14:val="none"/>
+        </w:rPr>
+      </w:pPr>
+      <w:r>
+        <w:rPr>
+          <w:rFonts w:ascii="Consolas" w:eastAsia="Times New Roman" w:hAnsi="Consolas" w:cs="Times New Roman"/>
+          <w:color w:val="C586C0"/>
+          <w:kern w:val="0"/>
+          <w:sz w:val="21"/>
+          <w:szCs w:val="21"/>
+          <w:lang w:val="en-US" w:eastAsia="ru-RU"/>
+          <w14:ligatures w14:val="none"/>
+        </w:rPr>
+        <w:t>#define</w:t>
+      </w:r>
+      <w:r>
+        <w:rPr>
+          <w:rFonts w:ascii="Consolas" w:eastAsia="Times New Roman" w:hAnsi="Consolas" w:cs="Times New Roman"/>
+          <w:color w:val="569CD6"/>
+          <w:kern w:val="0"/>
+          <w:sz w:val="21"/>
+          <w:szCs w:val="21"/>
+          <w:lang w:val="en-US" w:eastAsia="ru-RU"/>
+          <w14:ligatures w14:val="none"/>
+        </w:rPr>
+        <w:t xml:space="preserve"> TAG </w:t>
+      </w:r>
+      <w:r>
+        <w:rPr>
+          <w:rFonts w:ascii="Consolas" w:eastAsia="Times New Roman" w:hAnsi="Consolas" w:cs="Times New Roman"/>
+          <w:color w:val="B5CEA8"/>
+          <w:kern w:val="0"/>
+          <w:sz w:val="21"/>
+          <w:szCs w:val="21"/>
+          <w:lang w:val="en-US" w:eastAsia="ru-RU"/>
+          <w14:ligatures w14:val="none"/>
+        </w:rPr>
+        <w:t>777</w:t>
+      </w:r>
+    </w:p>
+    <w:p>
+      <w:pPr>
+        <w:shd w:val="clear" w:color="auto" w:fill="121314"/>
+        <w:spacing w:after="0" w:line="285" w:lineRule="atLeast"/>
+        <w:rPr>
+          <w:rFonts w:ascii="Consolas" w:eastAsia="Times New Roman" w:hAnsi="Consolas" w:cs="Times New Roman"/>
+          <w:color w:val="BBBEBF"/>
+          <w:kern w:val="0"/>
+          <w:sz w:val="21"/>
+          <w:szCs w:val="21"/>
+          <w:lang w:val="en-US" w:eastAsia="ru-RU"/>
+          <w14:ligatures w14:val="none"/>
+        </w:rPr>
+      </w:pPr>
+    </w:p>
+    <w:p>
+      <w:pPr>
+        <w:shd w:val="clear" w:color="auto" w:fill="121314"/>
+        <w:spacing w:after="0" w:line="285" w:lineRule="atLeast"/>
+        <w:rPr>
+          <w:rFonts w:ascii="Consolas" w:eastAsia="Times New Roman" w:hAnsi="Consolas" w:cs="Times New Roman"/>
+          <w:color w:val="BBBEBF"/>
+          <w:kern w:val="0"/>
+          <w:sz w:val="21"/>
+          <w:szCs w:val="21"/>
+          <w:lang w:val="en-US" w:eastAsia="ru-RU"/>
+          <w14:ligatures w14:val="none"/>
+        </w:rPr>
+      </w:pPr>
+      <w:r>
+        <w:rPr>
+          <w:rFonts w:ascii="Consolas" w:eastAsia="Times New Roman" w:hAnsi="Consolas" w:cs="Times New Roman"/>
+          <w:color w:val="8B949E"/>
+          <w:kern w:val="0"/>
+          <w:sz w:val="21"/>
+          <w:szCs w:val="21"/>
+          <w:lang w:val="en-US" w:eastAsia="ru-RU"/>
+          <w14:ligatures w14:val="none"/>
+        </w:rPr>
+        <w:t xml:space="preserve">/* </w:t>
+      </w:r>
+      <w:r>
+        <w:rPr>
+          <w:rFonts w:ascii="Consolas" w:eastAsia="Times New Roman" w:hAnsi="Consolas" w:cs="Times New Roman"/>
+          <w:color w:val="8B949E"/>
+          <w:kern w:val="0"/>
+          <w:sz w:val="21"/>
+          <w:szCs w:val="21"/>
+          <w:lang w:eastAsia="ru-RU"/>
+          <w14:ligatures w14:val="none"/>
+        </w:rPr>
+        <w:t>Интегрируемая</w:t>
+      </w:r>
+      <w:r>
+        <w:rPr>
+          <w:rFonts w:ascii="Consolas" w:eastAsia="Times New Roman" w:hAnsi="Consolas" w:cs="Times New Roman"/>
+          <w:color w:val="8B949E"/>
+          <w:kern w:val="0"/>
+          <w:sz w:val="21"/>
+          <w:szCs w:val="21"/>
+          <w:lang w:val="en-US" w:eastAsia="ru-RU"/>
+          <w14:ligatures w14:val="none"/>
+        </w:rPr>
+        <w:t xml:space="preserve"> </w:t>
+      </w:r>
+      <w:r>
+        <w:rPr>
+          <w:rFonts w:ascii="Consolas" w:eastAsia="Times New Roman" w:hAnsi="Consolas" w:cs="Times New Roman"/>
+          <w:color w:val="8B949E"/>
+          <w:kern w:val="0"/>
+          <w:sz w:val="21"/>
+          <w:szCs w:val="21"/>
+          <w:lang w:eastAsia="ru-RU"/>
+          <w14:ligatures w14:val="none"/>
+        </w:rPr>
+        <w:t>функция</w:t>
+      </w:r>
+      <w:r>
+        <w:rPr>
+          <w:rFonts w:ascii="Consolas" w:eastAsia="Times New Roman" w:hAnsi="Consolas" w:cs="Times New Roman"/>
+          <w:color w:val="8B949E"/>
+          <w:kern w:val="0"/>
+          <w:sz w:val="21"/>
+          <w:szCs w:val="21"/>
+          <w:lang w:val="en-US" w:eastAsia="ru-RU"/>
+          <w14:ligatures w14:val="none"/>
+        </w:rPr>
+        <w:t xml:space="preserve"> */</w:t>
+      </w:r>
+    </w:p>
+    <w:p>
+      <w:pPr>
+        <w:shd w:val="clear" w:color="auto" w:fill="121314"/>
+        <w:spacing w:after="0" w:line="285" w:lineRule="atLeast"/>
+        <w:rPr>
+          <w:rFonts w:ascii="Consolas" w:eastAsia="Times New Roman" w:hAnsi="Consolas" w:cs="Times New Roman"/>
+          <w:color w:val="BBBEBF"/>
+          <w:kern w:val="0"/>
+          <w:sz w:val="21"/>
+          <w:szCs w:val="21"/>
+          <w:lang w:val="en-US" w:eastAsia="ru-RU"/>
+          <w14:ligatures w14:val="none"/>
+        </w:rPr>
+      </w:pPr>
+      <w:r>
+        <w:rPr>
+          <w:rFonts w:ascii="Consolas" w:eastAsia="Times New Roman" w:hAnsi="Consolas" w:cs="Times New Roman"/>
+          <w:color w:val="FF7B72"/>
+          <w:kern w:val="0"/>
+          <w:sz w:val="21"/>
+          <w:szCs w:val="21"/>
+          <w:lang w:val="en-US" w:eastAsia="ru-RU"/>
+          <w14:ligatures w14:val="none"/>
+        </w:rPr>
+        <w:t>double</w:t>
+      </w:r>
+      <w:r>
+        <w:rPr>
+          <w:rFonts w:ascii="Consolas" w:eastAsia="Times New Roman" w:hAnsi="Consolas" w:cs="Times New Roman"/>
+          <w:color w:val="BBBEBF"/>
+          <w:kern w:val="0"/>
+          <w:sz w:val="21"/>
+          <w:szCs w:val="21"/>
+          <w:lang w:val="en-US" w:eastAsia="ru-RU"/>
+          <w14:ligatures w14:val="none"/>
+        </w:rPr>
+        <w:t xml:space="preserve"> </w:t>
+      </w:r>
+      <w:r>
+        <w:rPr>
+          <w:rFonts w:ascii="Consolas" w:eastAsia="Times New Roman" w:hAnsi="Consolas" w:cs="Times New Roman"/>
+          <w:color w:val="D2A8FF"/>
+          <w:kern w:val="0"/>
+          <w:sz w:val="21"/>
+          <w:szCs w:val="21"/>
+          <w:lang w:val="en-US" w:eastAsia="ru-RU"/>
+          <w14:ligatures w14:val="none"/>
+        </w:rPr>
+        <w:t>f1</w:t>
+      </w:r>
+      <w:r>
+        <w:rPr>
+          <w:rFonts w:ascii="Consolas" w:eastAsia="Times New Roman" w:hAnsi="Consolas" w:cs="Times New Roman"/>
+          <w:color w:val="BBBEBF"/>
+          <w:kern w:val="0"/>
+          <w:sz w:val="21"/>
+          <w:szCs w:val="21"/>
+          <w:lang w:val="en-US" w:eastAsia="ru-RU"/>
+          <w14:ligatures w14:val="none"/>
+        </w:rPr>
+        <w:t>(</w:t>
+      </w:r>
+      <w:r>
+        <w:rPr>
+          <w:rFonts w:ascii="Consolas" w:eastAsia="Times New Roman" w:hAnsi="Consolas" w:cs="Times New Roman"/>
+          <w:color w:val="FF7B72"/>
+          <w:kern w:val="0"/>
+          <w:sz w:val="21"/>
+          <w:szCs w:val="21"/>
+          <w:lang w:val="en-US" w:eastAsia="ru-RU"/>
+          <w14:ligatures w14:val="none"/>
+        </w:rPr>
+        <w:t>double</w:t>
+      </w:r>
+      <w:r>
+        <w:rPr>
+          <w:rFonts w:ascii="Consolas" w:eastAsia="Times New Roman" w:hAnsi="Consolas" w:cs="Times New Roman"/>
+          <w:color w:val="BBBEBF"/>
+          <w:kern w:val="0"/>
+          <w:sz w:val="21"/>
+          <w:szCs w:val="21"/>
+          <w:lang w:val="en-US" w:eastAsia="ru-RU"/>
+          <w14:ligatures w14:val="none"/>
+        </w:rPr>
+        <w:t xml:space="preserve"> </w:t>
+      </w:r>
+      <w:r>
+        <w:rPr>
+          <w:rFonts w:ascii="Consolas" w:eastAsia="Times New Roman" w:hAnsi="Consolas" w:cs="Times New Roman"/>
+          <w:color w:val="FFA657"/>
+          <w:kern w:val="0"/>
+          <w:sz w:val="21"/>
+          <w:szCs w:val="21"/>
+          <w:lang w:val="en-US" w:eastAsia="ru-RU"/>
+          <w14:ligatures w14:val="none"/>
+        </w:rPr>
+        <w:t>x</w:t>
+      </w:r>
+      <w:r>
+        <w:rPr>
+          <w:rFonts w:ascii="Consolas" w:eastAsia="Times New Roman" w:hAnsi="Consolas" w:cs="Times New Roman"/>
+          <w:color w:val="BBBEBF"/>
+          <w:kern w:val="0"/>
+          <w:sz w:val="21"/>
+          <w:szCs w:val="21"/>
+          <w:lang w:val="en-US" w:eastAsia="ru-RU"/>
+          <w14:ligatures w14:val="none"/>
+        </w:rPr>
+        <w:t xml:space="preserve">) </w:t>
+      </w:r>
+      <w:proofErr w:type="gramStart"/>
+      <w:r>
+        <w:rPr>
+          <w:rFonts w:ascii="Consolas" w:eastAsia="Times New Roman" w:hAnsi="Consolas" w:cs="Times New Roman"/>
+          <w:color w:val="C9D1D9"/>
+          <w:kern w:val="0"/>
+          <w:sz w:val="21"/>
+          <w:szCs w:val="21"/>
+          <w:lang w:val="en-US" w:eastAsia="ru-RU"/>
+          <w14:ligatures w14:val="none"/>
+        </w:rPr>
+        <w:t xml:space="preserve">{ </w:t>
+      </w:r>
+      <w:r>
+        <w:rPr>
+          <w:rFonts w:ascii="Consolas" w:eastAsia="Times New Roman" w:hAnsi="Consolas" w:cs="Times New Roman"/>
+          <w:color w:val="C586C0"/>
+          <w:kern w:val="0"/>
+          <w:sz w:val="21"/>
+          <w:szCs w:val="21"/>
+          <w:lang w:val="en-US" w:eastAsia="ru-RU"/>
+          <w14:ligatures w14:val="none"/>
+        </w:rPr>
+        <w:t>return</w:t>
+      </w:r>
+      <w:proofErr w:type="gramEnd"/>
+      <w:r>
+        <w:rPr>
+          <w:rFonts w:ascii="Consolas" w:eastAsia="Times New Roman" w:hAnsi="Consolas" w:cs="Times New Roman"/>
+          <w:color w:val="C9D1D9"/>
+          <w:kern w:val="0"/>
+          <w:sz w:val="21"/>
+          <w:szCs w:val="21"/>
+          <w:lang w:val="en-US" w:eastAsia="ru-RU"/>
+          <w14:ligatures w14:val="none"/>
+        </w:rPr>
+        <w:t xml:space="preserve"> </w:t>
+      </w:r>
+      <w:r>
+        <w:rPr>
+          <w:rFonts w:ascii="Consolas" w:eastAsia="Times New Roman" w:hAnsi="Consolas" w:cs="Times New Roman"/>
+          <w:color w:val="B5CEA8"/>
+          <w:kern w:val="0"/>
+          <w:sz w:val="21"/>
+          <w:szCs w:val="21"/>
+          <w:lang w:val="en-US" w:eastAsia="ru-RU"/>
+          <w14:ligatures w14:val="none"/>
+        </w:rPr>
+        <w:t>4.0</w:t>
+      </w:r>
+      <w:r>
+        <w:rPr>
+          <w:rFonts w:ascii="Consolas" w:eastAsia="Times New Roman" w:hAnsi="Consolas" w:cs="Times New Roman"/>
+          <w:color w:val="C9D1D9"/>
+          <w:kern w:val="0"/>
+          <w:sz w:val="21"/>
+          <w:szCs w:val="21"/>
+          <w:lang w:val="en-US" w:eastAsia="ru-RU"/>
+          <w14:ligatures w14:val="none"/>
+        </w:rPr>
+        <w:t xml:space="preserve"> </w:t>
+      </w:r>
+      <w:r>
+        <w:rPr>
+          <w:rFonts w:ascii="Consolas" w:eastAsia="Times New Roman" w:hAnsi="Consolas" w:cs="Times New Roman"/>
+          <w:color w:val="D4D4D4"/>
+          <w:kern w:val="0"/>
+          <w:sz w:val="21"/>
+          <w:szCs w:val="21"/>
+          <w:lang w:val="en-US" w:eastAsia="ru-RU"/>
+          <w14:ligatures w14:val="none"/>
+        </w:rPr>
+        <w:t>/</w:t>
+      </w:r>
+      <w:r>
+        <w:rPr>
+          <w:rFonts w:ascii="Consolas" w:eastAsia="Times New Roman" w:hAnsi="Consolas" w:cs="Times New Roman"/>
+          <w:color w:val="C9D1D9"/>
+          <w:kern w:val="0"/>
+          <w:sz w:val="21"/>
+          <w:szCs w:val="21"/>
+          <w:lang w:val="en-US" w:eastAsia="ru-RU"/>
+          <w14:ligatures w14:val="none"/>
+        </w:rPr>
+        <w:t xml:space="preserve"> (</w:t>
+      </w:r>
+      <w:r>
+        <w:rPr>
+          <w:rFonts w:ascii="Consolas" w:eastAsia="Times New Roman" w:hAnsi="Consolas" w:cs="Times New Roman"/>
+          <w:color w:val="B5CEA8"/>
+          <w:kern w:val="0"/>
+          <w:sz w:val="21"/>
+          <w:szCs w:val="21"/>
+          <w:lang w:val="en-US" w:eastAsia="ru-RU"/>
+          <w14:ligatures w14:val="none"/>
+        </w:rPr>
+        <w:t>1.0</w:t>
+      </w:r>
+      <w:r>
+        <w:rPr>
+          <w:rFonts w:ascii="Consolas" w:eastAsia="Times New Roman" w:hAnsi="Consolas" w:cs="Times New Roman"/>
+          <w:color w:val="C9D1D9"/>
+          <w:kern w:val="0"/>
+          <w:sz w:val="21"/>
+          <w:szCs w:val="21"/>
+          <w:lang w:val="en-US" w:eastAsia="ru-RU"/>
+          <w14:ligatures w14:val="none"/>
+        </w:rPr>
+        <w:t xml:space="preserve"> </w:t>
+      </w:r>
+      <w:r>
+        <w:rPr>
+          <w:rFonts w:ascii="Consolas" w:eastAsia="Times New Roman" w:hAnsi="Consolas" w:cs="Times New Roman"/>
+          <w:color w:val="D4D4D4"/>
+          <w:kern w:val="0"/>
+          <w:sz w:val="21"/>
+          <w:szCs w:val="21"/>
+          <w:lang w:val="en-US" w:eastAsia="ru-RU"/>
+          <w14:ligatures w14:val="none"/>
+        </w:rPr>
+        <w:t>+</w:t>
+      </w:r>
+      <w:r>
+        <w:rPr>
+          <w:rFonts w:ascii="Consolas" w:eastAsia="Times New Roman" w:hAnsi="Consolas" w:cs="Times New Roman"/>
+          <w:color w:val="C9D1D9"/>
+          <w:kern w:val="0"/>
+          <w:sz w:val="21"/>
+          <w:szCs w:val="21"/>
+          <w:lang w:val="en-US" w:eastAsia="ru-RU"/>
+          <w14:ligatures w14:val="none"/>
+        </w:rPr>
+        <w:t xml:space="preserve"> x </w:t>
+      </w:r>
+      <w:r>
+        <w:rPr>
+          <w:rFonts w:ascii="Consolas" w:eastAsia="Times New Roman" w:hAnsi="Consolas" w:cs="Times New Roman"/>
+          <w:color w:val="D4D4D4"/>
+          <w:kern w:val="0"/>
+          <w:sz w:val="21"/>
+          <w:szCs w:val="21"/>
+          <w:lang w:val="en-US" w:eastAsia="ru-RU"/>
+          <w14:ligatures w14:val="none"/>
+        </w:rPr>
+        <w:t>*</w:t>
+      </w:r>
+      <w:r>
+        <w:rPr>
+          <w:rFonts w:ascii="Consolas" w:eastAsia="Times New Roman" w:hAnsi="Consolas" w:cs="Times New Roman"/>
+          <w:color w:val="C9D1D9"/>
+          <w:kern w:val="0"/>
+          <w:sz w:val="21"/>
+          <w:szCs w:val="21"/>
+          <w:lang w:val="en-US" w:eastAsia="ru-RU"/>
+          <w14:ligatures w14:val="none"/>
+        </w:rPr>
+        <w:t xml:space="preserve"> x)</w:t>
+      </w:r>
+      <w:proofErr w:type="gramStart"/>
+      <w:r>
+        <w:rPr>
+          <w:rFonts w:ascii="Consolas" w:eastAsia="Times New Roman" w:hAnsi="Consolas" w:cs="Times New Roman"/>
+          <w:color w:val="C9D1D9"/>
+          <w:kern w:val="0"/>
+          <w:sz w:val="21"/>
+          <w:szCs w:val="21"/>
+          <w:lang w:val="en-US" w:eastAsia="ru-RU"/>
+          <w14:ligatures w14:val="none"/>
+        </w:rPr>
+        <w:t>; }</w:t>
+      </w:r>
+      <w:proofErr w:type="gramEnd"/>
+    </w:p>
+    <w:p>
+      <w:pPr>
+        <w:shd w:val="clear" w:color="auto" w:fill="121314"/>
+        <w:spacing w:after="0" w:line="285" w:lineRule="atLeast"/>
+        <w:rPr>
+          <w:rFonts w:ascii="Consolas" w:eastAsia="Times New Roman" w:hAnsi="Consolas" w:cs="Times New Roman"/>
+          <w:color w:val="BBBEBF"/>
+          <w:kern w:val="0"/>
+          <w:sz w:val="21"/>
+          <w:szCs w:val="21"/>
+          <w:lang w:val="en-US" w:eastAsia="ru-RU"/>
+          <w14:ligatures w14:val="none"/>
+        </w:rPr>
+      </w:pPr>
+    </w:p>
+    <w:p>
+      <w:pPr>
+        <w:shd w:val="clear" w:color="auto" w:fill="121314"/>
+        <w:spacing w:after="0" w:line="285" w:lineRule="atLeast"/>
+        <w:rPr>
+          <w:rFonts w:ascii="Consolas" w:eastAsia="Times New Roman" w:hAnsi="Consolas" w:cs="Times New Roman"/>
+          <w:color w:val="BBBEBF"/>
+          <w:kern w:val="0"/>
+          <w:sz w:val="21"/>
+          <w:szCs w:val="21"/>
+          <w:lang w:eastAsia="ru-RU"/>
+          <w14:ligatures w14:val="none"/>
+        </w:rPr>
+      </w:pPr>
+      <w:r>
+        <w:rPr>
+          <w:rFonts w:ascii="Consolas" w:eastAsia="Times New Roman" w:hAnsi="Consolas" w:cs="Times New Roman"/>
+          <w:color w:val="8B949E"/>
+          <w:kern w:val="0"/>
+          <w:sz w:val="21"/>
+          <w:szCs w:val="21"/>
+          <w:lang w:eastAsia="ru-RU"/>
+          <w14:ligatures w14:val="none"/>
+        </w:rPr>
+        <w:t xml:space="preserve">/* Метод средних прямоугольников с </w:t>
+      </w:r>
+      <w:proofErr w:type="spellStart"/>
+      <w:r>
+        <w:rPr>
+          <w:rFonts w:ascii="Consolas" w:eastAsia="Times New Roman" w:hAnsi="Consolas" w:cs="Times New Roman"/>
+          <w:color w:val="8B949E"/>
+          <w:kern w:val="0"/>
+          <w:sz w:val="21"/>
+          <w:szCs w:val="21"/>
+          <w:lang w:eastAsia="ru-RU"/>
+          <w14:ligatures w14:val="none"/>
+        </w:rPr>
+        <w:t>OpenMP</w:t>
+      </w:r>
+      <w:proofErr w:type="spellEnd"/>
+      <w:r>
+        <w:rPr>
+          <w:rFonts w:ascii="Consolas" w:eastAsia="Times New Roman" w:hAnsi="Consolas" w:cs="Times New Roman"/>
+          <w:color w:val="8B949E"/>
+          <w:kern w:val="0"/>
+          <w:sz w:val="21"/>
+          <w:szCs w:val="21"/>
+          <w:lang w:eastAsia="ru-RU"/>
+          <w14:ligatures w14:val="none"/>
+        </w:rPr>
+        <w:t>-редукцией */</w:t>
+      </w:r>
+    </w:p>
+    <w:p>
+      <w:pPr>
+        <w:shd w:val="clear" w:color="auto" w:fill="121314"/>
+        <w:spacing w:after="0" w:line="285" w:lineRule="atLeast"/>
+        <w:rPr>
+          <w:rFonts w:ascii="Consolas" w:eastAsia="Times New Roman" w:hAnsi="Consolas" w:cs="Times New Roman"/>
+          <w:color w:val="BBBEBF"/>
+          <w:kern w:val="0"/>
+          <w:sz w:val="21"/>
+          <w:szCs w:val="21"/>
+          <w:lang w:val="en-US" w:eastAsia="ru-RU"/>
+          <w14:ligatures w14:val="none"/>
+        </w:rPr>
+      </w:pPr>
+      <w:r>
+        <w:rPr>
+          <w:rFonts w:ascii="Consolas" w:eastAsia="Times New Roman" w:hAnsi="Consolas" w:cs="Times New Roman"/>
+          <w:color w:val="FF7B72"/>
+          <w:kern w:val="0"/>
+          <w:sz w:val="21"/>
+          <w:szCs w:val="21"/>
+          <w:lang w:val="en-US" w:eastAsia="ru-RU"/>
+          <w14:ligatures w14:val="none"/>
+        </w:rPr>
+        <w:t>double</w:t>
+      </w:r>
+      <w:r>
+        <w:rPr>
+          <w:rFonts w:ascii="Consolas" w:eastAsia="Times New Roman" w:hAnsi="Consolas" w:cs="Times New Roman"/>
+          <w:color w:val="BBBEBF"/>
+          <w:kern w:val="0"/>
+          <w:sz w:val="21"/>
+          <w:szCs w:val="21"/>
+          <w:lang w:val="en-US" w:eastAsia="ru-RU"/>
+          <w14:ligatures w14:val="none"/>
+        </w:rPr>
+        <w:t xml:space="preserve"> </w:t>
+      </w:r>
+      <w:proofErr w:type="gramStart"/>
+      <w:r>
+        <w:rPr>
+          <w:rFonts w:ascii="Consolas" w:eastAsia="Times New Roman" w:hAnsi="Consolas" w:cs="Times New Roman"/>
+          <w:color w:val="D2A8FF"/>
+          <w:kern w:val="0"/>
+          <w:sz w:val="21"/>
+          <w:szCs w:val="21"/>
+          <w:lang w:val="en-US" w:eastAsia="ru-RU"/>
+          <w14:ligatures w14:val="none"/>
+        </w:rPr>
+        <w:t>integrate</w:t>
+      </w:r>
+      <w:r>
+        <w:rPr>
+          <w:rFonts w:ascii="Consolas" w:eastAsia="Times New Roman" w:hAnsi="Consolas" w:cs="Times New Roman"/>
+          <w:color w:val="BBBEBF"/>
+          <w:kern w:val="0"/>
+          <w:sz w:val="21"/>
+          <w:szCs w:val="21"/>
+          <w:lang w:val="en-US" w:eastAsia="ru-RU"/>
+          <w14:ligatures w14:val="none"/>
+        </w:rPr>
+        <w:t>(</w:t>
+      </w:r>
+      <w:proofErr w:type="gramEnd"/>
+      <w:r>
+        <w:rPr>
+          <w:rFonts w:ascii="Consolas" w:eastAsia="Times New Roman" w:hAnsi="Consolas" w:cs="Times New Roman"/>
+          <w:color w:val="FF7B72"/>
+          <w:kern w:val="0"/>
+          <w:sz w:val="21"/>
+          <w:szCs w:val="21"/>
+          <w:lang w:val="en-US" w:eastAsia="ru-RU"/>
+          <w14:ligatures w14:val="none"/>
+        </w:rPr>
+        <w:t>double</w:t>
+      </w:r>
+      <w:r>
+        <w:rPr>
+          <w:rFonts w:ascii="Consolas" w:eastAsia="Times New Roman" w:hAnsi="Consolas" w:cs="Times New Roman"/>
+          <w:color w:val="BBBEBF"/>
+          <w:kern w:val="0"/>
+          <w:sz w:val="21"/>
+          <w:szCs w:val="21"/>
+          <w:lang w:val="en-US" w:eastAsia="ru-RU"/>
+          <w14:ligatures w14:val="none"/>
+        </w:rPr>
+        <w:t xml:space="preserve"> </w:t>
+      </w:r>
+      <w:r>
+        <w:rPr>
+          <w:rFonts w:ascii="Consolas" w:eastAsia="Times New Roman" w:hAnsi="Consolas" w:cs="Times New Roman"/>
+          <w:color w:val="FFA657"/>
+          <w:kern w:val="0"/>
+          <w:sz w:val="21"/>
+          <w:szCs w:val="21"/>
+          <w:lang w:val="en-US" w:eastAsia="ru-RU"/>
+          <w14:ligatures w14:val="none"/>
+        </w:rPr>
+        <w:t>a</w:t>
+      </w:r>
+      <w:r>
+        <w:rPr>
+          <w:rFonts w:ascii="Consolas" w:eastAsia="Times New Roman" w:hAnsi="Consolas" w:cs="Times New Roman"/>
+          <w:color w:val="BBBEBF"/>
+          <w:kern w:val="0"/>
+          <w:sz w:val="21"/>
+          <w:szCs w:val="21"/>
+          <w:lang w:val="en-US" w:eastAsia="ru-RU"/>
+          <w14:ligatures w14:val="none"/>
+        </w:rPr>
+        <w:t xml:space="preserve">, </w:t>
+      </w:r>
+      <w:r>
+        <w:rPr>
+          <w:rFonts w:ascii="Consolas" w:eastAsia="Times New Roman" w:hAnsi="Consolas" w:cs="Times New Roman"/>
+          <w:color w:val="FF7B72"/>
+          <w:kern w:val="0"/>
+          <w:sz w:val="21"/>
+          <w:szCs w:val="21"/>
+          <w:lang w:val="en-US" w:eastAsia="ru-RU"/>
+          <w14:ligatures w14:val="none"/>
+        </w:rPr>
+        <w:t>double</w:t>
+      </w:r>
+      <w:r>
+        <w:rPr>
+          <w:rFonts w:ascii="Consolas" w:eastAsia="Times New Roman" w:hAnsi="Consolas" w:cs="Times New Roman"/>
+          <w:color w:val="BBBEBF"/>
+          <w:kern w:val="0"/>
+          <w:sz w:val="21"/>
+          <w:szCs w:val="21"/>
+          <w:lang w:val="en-US" w:eastAsia="ru-RU"/>
+          <w14:ligatures w14:val="none"/>
+        </w:rPr>
+        <w:t xml:space="preserve"> </w:t>
+      </w:r>
+      <w:r>
+        <w:rPr>
+          <w:rFonts w:ascii="Consolas" w:eastAsia="Times New Roman" w:hAnsi="Consolas" w:cs="Times New Roman"/>
+          <w:color w:val="FFA657"/>
+          <w:kern w:val="0"/>
+          <w:sz w:val="21"/>
+          <w:szCs w:val="21"/>
+          <w:lang w:val="en-US" w:eastAsia="ru-RU"/>
+          <w14:ligatures w14:val="none"/>
+        </w:rPr>
+        <w:t>b</w:t>
+      </w:r>
+      <w:r>
+        <w:rPr>
+          <w:rFonts w:ascii="Consolas" w:eastAsia="Times New Roman" w:hAnsi="Consolas" w:cs="Times New Roman"/>
+          <w:color w:val="BBBEBF"/>
+          <w:kern w:val="0"/>
+          <w:sz w:val="21"/>
+          <w:szCs w:val="21"/>
+          <w:lang w:val="en-US" w:eastAsia="ru-RU"/>
+          <w14:ligatures w14:val="none"/>
+        </w:rPr>
+        <w:t xml:space="preserve">, </w:t>
+      </w:r>
+      <w:r>
+        <w:rPr>
+          <w:rFonts w:ascii="Consolas" w:eastAsia="Times New Roman" w:hAnsi="Consolas" w:cs="Times New Roman"/>
+          <w:color w:val="FF7B72"/>
+          <w:kern w:val="0"/>
+          <w:sz w:val="21"/>
+          <w:szCs w:val="21"/>
+          <w:lang w:val="en-US" w:eastAsia="ru-RU"/>
+          <w14:ligatures w14:val="none"/>
+        </w:rPr>
+        <w:t>int</w:t>
+      </w:r>
+      <w:r>
+        <w:rPr>
+          <w:rFonts w:ascii="Consolas" w:eastAsia="Times New Roman" w:hAnsi="Consolas" w:cs="Times New Roman"/>
+          <w:color w:val="BBBEBF"/>
+          <w:kern w:val="0"/>
+          <w:sz w:val="21"/>
+          <w:szCs w:val="21"/>
+          <w:lang w:val="en-US" w:eastAsia="ru-RU"/>
+          <w14:ligatures w14:val="none"/>
+        </w:rPr>
+        <w:t xml:space="preserve"> </w:t>
+      </w:r>
+      <w:r>
+        <w:rPr>
+          <w:rFonts w:ascii="Consolas" w:eastAsia="Times New Roman" w:hAnsi="Consolas" w:cs="Times New Roman"/>
+          <w:color w:val="FFA657"/>
+          <w:kern w:val="0"/>
+          <w:sz w:val="21"/>
+          <w:szCs w:val="21"/>
+          <w:lang w:val="en-US" w:eastAsia="ru-RU"/>
+          <w14:ligatures w14:val="none"/>
+        </w:rPr>
+        <w:t>n</w:t>
+      </w:r>
+      <w:r>
+        <w:rPr>
+          <w:rFonts w:ascii="Consolas" w:eastAsia="Times New Roman" w:hAnsi="Consolas" w:cs="Times New Roman"/>
+          <w:color w:val="BBBEBF"/>
+          <w:kern w:val="0"/>
+          <w:sz w:val="21"/>
+          <w:szCs w:val="21"/>
+          <w:lang w:val="en-US" w:eastAsia="ru-RU"/>
+          <w14:ligatures w14:val="none"/>
+        </w:rPr>
+        <w:t xml:space="preserve">) </w:t>
+      </w:r>
+      <w:r>
+        <w:rPr>
+          <w:rFonts w:ascii="Consolas" w:eastAsia="Times New Roman" w:hAnsi="Consolas" w:cs="Times New Roman"/>
+          <w:color w:val="C9D1D9"/>
+          <w:kern w:val="0"/>
+          <w:sz w:val="21"/>
+          <w:szCs w:val="21"/>
+          <w:lang w:val="en-US" w:eastAsia="ru-RU"/>
+          <w14:ligatures w14:val="none"/>
+        </w:rPr>
+        <w:t>{</w:t>
+      </w:r>
+    </w:p>
+    <w:p>
+      <w:pPr>
+        <w:shd w:val="clear" w:color="auto" w:fill="121314"/>
+        <w:spacing w:after="0" w:line="285" w:lineRule="atLeast"/>
+        <w:rPr>
+          <w:rFonts w:ascii="Consolas" w:eastAsia="Times New Roman" w:hAnsi="Consolas" w:cs="Times New Roman"/>
+          <w:color w:val="BBBEBF"/>
+          <w:kern w:val="0"/>
+          <w:sz w:val="21"/>
+          <w:szCs w:val="21"/>
+          <w:lang w:val="en-US" w:eastAsia="ru-RU"/>
+          <w14:ligatures w14:val="none"/>
+        </w:rPr>
+      </w:pPr>
+      <w:r>
+        <w:rPr>
+          <w:rFonts w:ascii="Consolas" w:eastAsia="Times New Roman" w:hAnsi="Consolas" w:cs="Times New Roman"/>
+          <w:color w:val="C9D1D9"/>
+          <w:kern w:val="0"/>
+          <w:sz w:val="21"/>
+          <w:szCs w:val="21"/>
+          <w:lang w:val="en-US" w:eastAsia="ru-RU"/>
+          <w14:ligatures w14:val="none"/>
+        </w:rPr>
+        <w:t xml:space="preserve">    </w:t>
+      </w:r>
+      <w:r>
+        <w:rPr>
+          <w:rFonts w:ascii="Consolas" w:eastAsia="Times New Roman" w:hAnsi="Consolas" w:cs="Times New Roman"/>
+          <w:color w:val="FF7B72"/>
+          <w:kern w:val="0"/>
+          <w:sz w:val="21"/>
+          <w:szCs w:val="21"/>
+          <w:lang w:val="en-US" w:eastAsia="ru-RU"/>
+          <w14:ligatures w14:val="none"/>
+        </w:rPr>
+        <w:t>double</w:t>
+      </w:r>
+      <w:r>
+        <w:rPr>
+          <w:rFonts w:ascii="Consolas" w:eastAsia="Times New Roman" w:hAnsi="Consolas" w:cs="Times New Roman"/>
+          <w:color w:val="C9D1D9"/>
+          <w:kern w:val="0"/>
+          <w:sz w:val="21"/>
+          <w:szCs w:val="21"/>
+          <w:lang w:val="en-US" w:eastAsia="ru-RU"/>
+          <w14:ligatures w14:val="none"/>
+        </w:rPr>
+        <w:t xml:space="preserve"> h </w:t>
+      </w:r>
+      <w:r>
+        <w:rPr>
+          <w:rFonts w:ascii="Consolas" w:eastAsia="Times New Roman" w:hAnsi="Consolas" w:cs="Times New Roman"/>
+          <w:color w:val="D4D4D4"/>
+          <w:kern w:val="0"/>
+          <w:sz w:val="21"/>
+          <w:szCs w:val="21"/>
+          <w:lang w:val="en-US" w:eastAsia="ru-RU"/>
+          <w14:ligatures w14:val="none"/>
+        </w:rPr>
+        <w:t>=</w:t>
+      </w:r>
+      <w:r>
+        <w:rPr>
+          <w:rFonts w:ascii="Consolas" w:eastAsia="Times New Roman" w:hAnsi="Consolas" w:cs="Times New Roman"/>
+          <w:color w:val="C9D1D9"/>
+          <w:kern w:val="0"/>
+          <w:sz w:val="21"/>
+          <w:szCs w:val="21"/>
+          <w:lang w:val="en-US" w:eastAsia="ru-RU"/>
+          <w14:ligatures w14:val="none"/>
+        </w:rPr>
+        <w:t xml:space="preserve"> (b </w:t>
+      </w:r>
+      <w:r>
+        <w:rPr>
+          <w:rFonts w:ascii="Consolas" w:eastAsia="Times New Roman" w:hAnsi="Consolas" w:cs="Times New Roman"/>
+          <w:color w:val="D4D4D4"/>
+          <w:kern w:val="0"/>
+          <w:sz w:val="21"/>
+          <w:szCs w:val="21"/>
+          <w:lang w:val="en-US" w:eastAsia="ru-RU"/>
+          <w14:ligatures w14:val="none"/>
+        </w:rPr>
+        <w:t>-</w:t>
+      </w:r>
+      <w:r>
+        <w:rPr>
+          <w:rFonts w:ascii="Consolas" w:eastAsia="Times New Roman" w:hAnsi="Consolas" w:cs="Times New Roman"/>
+          <w:color w:val="C9D1D9"/>
+          <w:kern w:val="0"/>
+          <w:sz w:val="21"/>
+          <w:szCs w:val="21"/>
+          <w:lang w:val="en-US" w:eastAsia="ru-RU"/>
+          <w14:ligatures w14:val="none"/>
+        </w:rPr>
+        <w:t xml:space="preserve"> a) </w:t>
+      </w:r>
+      <w:r>
+        <w:rPr>
+          <w:rFonts w:ascii="Consolas" w:eastAsia="Times New Roman" w:hAnsi="Consolas" w:cs="Times New Roman"/>
+          <w:color w:val="D4D4D4"/>
+          <w:kern w:val="0"/>
+          <w:sz w:val="21"/>
+          <w:szCs w:val="21"/>
+          <w:lang w:val="en-US" w:eastAsia="ru-RU"/>
+          <w14:ligatures w14:val="none"/>
+        </w:rPr>
+        <w:t>/</w:t>
+      </w:r>
+      <w:r>
+        <w:rPr>
+          <w:rFonts w:ascii="Consolas" w:eastAsia="Times New Roman" w:hAnsi="Consolas" w:cs="Times New Roman"/>
+          <w:color w:val="C9D1D9"/>
+          <w:kern w:val="0"/>
+          <w:sz w:val="21"/>
+          <w:szCs w:val="21"/>
+          <w:lang w:val="en-US" w:eastAsia="ru-RU"/>
+          <w14:ligatures w14:val="none"/>
+        </w:rPr>
+        <w:t xml:space="preserve"> n;</w:t>
+      </w:r>
+    </w:p>
+    <w:p>
+      <w:pPr>
+        <w:shd w:val="clear" w:color="auto" w:fill="121314"/>
+        <w:spacing w:after="0" w:line="285" w:lineRule="atLeast"/>
+        <w:rPr>
+          <w:rFonts w:ascii="Consolas" w:eastAsia="Times New Roman" w:hAnsi="Consolas" w:cs="Times New Roman"/>
+          <w:color w:val="BBBEBF"/>
+          <w:kern w:val="0"/>
+          <w:sz w:val="21"/>
+          <w:szCs w:val="21"/>
+          <w:lang w:val="en-US" w:eastAsia="ru-RU"/>
+          <w14:ligatures w14:val="none"/>
+        </w:rPr>
+      </w:pPr>
+      <w:r>
+        <w:rPr>
+          <w:rFonts w:ascii="Consolas" w:eastAsia="Times New Roman" w:hAnsi="Consolas" w:cs="Times New Roman"/>
+          <w:color w:val="C9D1D9"/>
+          <w:kern w:val="0"/>
+          <w:sz w:val="21"/>
+          <w:szCs w:val="21"/>
+          <w:lang w:val="en-US" w:eastAsia="ru-RU"/>
+          <w14:ligatures w14:val="none"/>
+        </w:rPr>
+        <w:t xml:space="preserve">    </w:t>
+      </w:r>
+      <w:r>
+        <w:rPr>
+          <w:rFonts w:ascii="Consolas" w:eastAsia="Times New Roman" w:hAnsi="Consolas" w:cs="Times New Roman"/>
+          <w:color w:val="FF7B72"/>
+          <w:kern w:val="0"/>
+          <w:sz w:val="21"/>
+          <w:szCs w:val="21"/>
+          <w:lang w:val="en-US" w:eastAsia="ru-RU"/>
+          <w14:ligatures w14:val="none"/>
+        </w:rPr>
+        <w:t>double</w:t>
+      </w:r>
+      <w:r>
+        <w:rPr>
+          <w:rFonts w:ascii="Consolas" w:eastAsia="Times New Roman" w:hAnsi="Consolas" w:cs="Times New Roman"/>
+          <w:color w:val="C9D1D9"/>
+          <w:kern w:val="0"/>
+          <w:sz w:val="21"/>
+          <w:szCs w:val="21"/>
+          <w:lang w:val="en-US" w:eastAsia="ru-RU"/>
+          <w14:ligatures w14:val="none"/>
+        </w:rPr>
+        <w:t xml:space="preserve"> s </w:t>
+      </w:r>
+      <w:r>
+        <w:rPr>
+          <w:rFonts w:ascii="Consolas" w:eastAsia="Times New Roman" w:hAnsi="Consolas" w:cs="Times New Roman"/>
+          <w:color w:val="D4D4D4"/>
+          <w:kern w:val="0"/>
+          <w:sz w:val="21"/>
+          <w:szCs w:val="21"/>
+          <w:lang w:val="en-US" w:eastAsia="ru-RU"/>
+          <w14:ligatures w14:val="none"/>
+        </w:rPr>
+        <w:t>=</w:t>
+      </w:r>
+      <w:r>
+        <w:rPr>
+          <w:rFonts w:ascii="Consolas" w:eastAsia="Times New Roman" w:hAnsi="Consolas" w:cs="Times New Roman"/>
+          <w:color w:val="C9D1D9"/>
+          <w:kern w:val="0"/>
+          <w:sz w:val="21"/>
+          <w:szCs w:val="21"/>
+          <w:lang w:val="en-US" w:eastAsia="ru-RU"/>
+          <w14:ligatures w14:val="none"/>
+        </w:rPr>
+        <w:t xml:space="preserve"> </w:t>
+      </w:r>
+      <w:r>
+        <w:rPr>
+          <w:rFonts w:ascii="Consolas" w:eastAsia="Times New Roman" w:hAnsi="Consolas" w:cs="Times New Roman"/>
+          <w:color w:val="B5CEA8"/>
+          <w:kern w:val="0"/>
+          <w:sz w:val="21"/>
+          <w:szCs w:val="21"/>
+          <w:lang w:val="en-US" w:eastAsia="ru-RU"/>
+          <w14:ligatures w14:val="none"/>
+        </w:rPr>
+        <w:t>0.0</w:t>
+      </w:r>
+      <w:r>
+        <w:rPr>
+          <w:rFonts w:ascii="Consolas" w:eastAsia="Times New Roman" w:hAnsi="Consolas" w:cs="Times New Roman"/>
+          <w:color w:val="C9D1D9"/>
+          <w:kern w:val="0"/>
+          <w:sz w:val="21"/>
+          <w:szCs w:val="21"/>
+          <w:lang w:val="en-US" w:eastAsia="ru-RU"/>
+          <w14:ligatures w14:val="none"/>
+        </w:rPr>
+        <w:t>;</w:t>
+      </w:r>
+    </w:p>
+    <w:p>
+      <w:pPr>
+        <w:shd w:val="clear" w:color="auto" w:fill="121314"/>
+        <w:spacing w:after="0" w:line="285" w:lineRule="atLeast"/>
+        <w:rPr>
+          <w:rFonts w:ascii="Consolas" w:eastAsia="Times New Roman" w:hAnsi="Consolas" w:cs="Times New Roman"/>
+          <w:color w:val="BBBEBF"/>
+          <w:kern w:val="0"/>
+          <w:sz w:val="21"/>
+          <w:szCs w:val="21"/>
+          <w:lang w:val="en-US" w:eastAsia="ru-RU"/>
+          <w14:ligatures w14:val="none"/>
+        </w:rPr>
+      </w:pPr>
+      <w:r>
+        <w:rPr>
+          <w:rFonts w:ascii="Consolas" w:eastAsia="Times New Roman" w:hAnsi="Consolas" w:cs="Times New Roman"/>
+          <w:color w:val="569CD6"/>
+          <w:kern w:val="0"/>
+          <w:sz w:val="21"/>
+          <w:szCs w:val="21"/>
+          <w:lang w:val="en-US" w:eastAsia="ru-RU"/>
+          <w14:ligatures w14:val="none"/>
+        </w:rPr>
+        <w:t xml:space="preserve">    </w:t>
+      </w:r>
+      <w:r>
+        <w:rPr>
+          <w:rFonts w:ascii="Consolas" w:eastAsia="Times New Roman" w:hAnsi="Consolas" w:cs="Times New Roman"/>
+          <w:color w:val="C586C0"/>
+          <w:kern w:val="0"/>
+          <w:sz w:val="21"/>
+          <w:szCs w:val="21"/>
+          <w:lang w:val="en-US" w:eastAsia="ru-RU"/>
+          <w14:ligatures w14:val="none"/>
+        </w:rPr>
+        <w:t>#pragma</w:t>
+      </w:r>
+      <w:r>
+        <w:rPr>
+          <w:rFonts w:ascii="Consolas" w:eastAsia="Times New Roman" w:hAnsi="Consolas" w:cs="Times New Roman"/>
+          <w:color w:val="569CD6"/>
+          <w:kern w:val="0"/>
+          <w:sz w:val="21"/>
+          <w:szCs w:val="21"/>
+          <w:lang w:val="en-US" w:eastAsia="ru-RU"/>
+          <w14:ligatures w14:val="none"/>
+        </w:rPr>
+        <w:t xml:space="preserve"> </w:t>
+      </w:r>
+      <w:proofErr w:type="spellStart"/>
+      <w:r>
+        <w:rPr>
+          <w:rFonts w:ascii="Consolas" w:eastAsia="Times New Roman" w:hAnsi="Consolas" w:cs="Times New Roman"/>
+          <w:color w:val="9CDCFE"/>
+          <w:kern w:val="0"/>
+          <w:sz w:val="21"/>
+          <w:szCs w:val="21"/>
+          <w:lang w:val="en-US" w:eastAsia="ru-RU"/>
+          <w14:ligatures w14:val="none"/>
+        </w:rPr>
+        <w:t>omp</w:t>
+      </w:r>
+      <w:proofErr w:type="spellEnd"/>
+      <w:r>
+        <w:rPr>
+          <w:rFonts w:ascii="Consolas" w:eastAsia="Times New Roman" w:hAnsi="Consolas" w:cs="Times New Roman"/>
+          <w:color w:val="569CD6"/>
+          <w:kern w:val="0"/>
+          <w:sz w:val="21"/>
+          <w:szCs w:val="21"/>
+          <w:lang w:val="en-US" w:eastAsia="ru-RU"/>
+          <w14:ligatures w14:val="none"/>
+        </w:rPr>
+        <w:t xml:space="preserve"> </w:t>
+      </w:r>
+      <w:r>
+        <w:rPr>
+          <w:rFonts w:ascii="Consolas" w:eastAsia="Times New Roman" w:hAnsi="Consolas" w:cs="Times New Roman"/>
+          <w:color w:val="9CDCFE"/>
+          <w:kern w:val="0"/>
+          <w:sz w:val="21"/>
+          <w:szCs w:val="21"/>
+          <w:lang w:val="en-US" w:eastAsia="ru-RU"/>
+          <w14:ligatures w14:val="none"/>
+        </w:rPr>
+        <w:t>parallel</w:t>
+      </w:r>
+      <w:r>
+        <w:rPr>
+          <w:rFonts w:ascii="Consolas" w:eastAsia="Times New Roman" w:hAnsi="Consolas" w:cs="Times New Roman"/>
+          <w:color w:val="569CD6"/>
+          <w:kern w:val="0"/>
+          <w:sz w:val="21"/>
+          <w:szCs w:val="21"/>
+          <w:lang w:val="en-US" w:eastAsia="ru-RU"/>
+          <w14:ligatures w14:val="none"/>
+        </w:rPr>
+        <w:t xml:space="preserve"> </w:t>
+      </w:r>
+      <w:r>
+        <w:rPr>
+          <w:rFonts w:ascii="Consolas" w:eastAsia="Times New Roman" w:hAnsi="Consolas" w:cs="Times New Roman"/>
+          <w:color w:val="9CDCFE"/>
+          <w:kern w:val="0"/>
+          <w:sz w:val="21"/>
+          <w:szCs w:val="21"/>
+          <w:lang w:val="en-US" w:eastAsia="ru-RU"/>
+          <w14:ligatures w14:val="none"/>
+        </w:rPr>
+        <w:t>for</w:t>
+      </w:r>
+      <w:r>
+        <w:rPr>
+          <w:rFonts w:ascii="Consolas" w:eastAsia="Times New Roman" w:hAnsi="Consolas" w:cs="Times New Roman"/>
+          <w:color w:val="569CD6"/>
+          <w:kern w:val="0"/>
+          <w:sz w:val="21"/>
+          <w:szCs w:val="21"/>
+          <w:lang w:val="en-US" w:eastAsia="ru-RU"/>
+          <w14:ligatures w14:val="none"/>
+        </w:rPr>
+        <w:t xml:space="preserve"> </w:t>
+      </w:r>
+      <w:r>
+        <w:rPr>
+          <w:rFonts w:ascii="Consolas" w:eastAsia="Times New Roman" w:hAnsi="Consolas" w:cs="Times New Roman"/>
+          <w:color w:val="9CDCFE"/>
+          <w:kern w:val="0"/>
+          <w:sz w:val="21"/>
+          <w:szCs w:val="21"/>
+          <w:lang w:val="en-US" w:eastAsia="ru-RU"/>
+          <w14:ligatures w14:val="none"/>
+        </w:rPr>
+        <w:t>reduction</w:t>
+      </w:r>
+      <w:r>
+        <w:rPr>
+          <w:rFonts w:ascii="Consolas" w:eastAsia="Times New Roman" w:hAnsi="Consolas" w:cs="Times New Roman"/>
+          <w:color w:val="569CD6"/>
+          <w:kern w:val="0"/>
+          <w:sz w:val="21"/>
+          <w:szCs w:val="21"/>
+          <w:lang w:val="en-US" w:eastAsia="ru-RU"/>
+          <w14:ligatures w14:val="none"/>
+        </w:rPr>
+        <w:t>(</w:t>
+      </w:r>
+      <w:proofErr w:type="gramStart"/>
+      <w:r>
+        <w:rPr>
+          <w:rFonts w:ascii="Consolas" w:eastAsia="Times New Roman" w:hAnsi="Consolas" w:cs="Times New Roman"/>
+          <w:color w:val="569CD6"/>
+          <w:kern w:val="0"/>
+          <w:sz w:val="21"/>
+          <w:szCs w:val="21"/>
+          <w:lang w:val="en-US" w:eastAsia="ru-RU"/>
+          <w14:ligatures w14:val="none"/>
+        </w:rPr>
+        <w:t>+:</w:t>
+      </w:r>
+      <w:r>
+        <w:rPr>
+          <w:rFonts w:ascii="Consolas" w:eastAsia="Times New Roman" w:hAnsi="Consolas" w:cs="Times New Roman"/>
+          <w:color w:val="9CDCFE"/>
+          <w:kern w:val="0"/>
+          <w:sz w:val="21"/>
+          <w:szCs w:val="21"/>
+          <w:lang w:val="en-US" w:eastAsia="ru-RU"/>
+          <w14:ligatures w14:val="none"/>
+        </w:rPr>
+        <w:t>s</w:t>
+      </w:r>
+      <w:proofErr w:type="gramEnd"/>
+      <w:r>
+        <w:rPr>
+          <w:rFonts w:ascii="Consolas" w:eastAsia="Times New Roman" w:hAnsi="Consolas" w:cs="Times New Roman"/>
+          <w:color w:val="569CD6"/>
+          <w:kern w:val="0"/>
+          <w:sz w:val="21"/>
+          <w:szCs w:val="21"/>
+          <w:lang w:val="en-US" w:eastAsia="ru-RU"/>
+          <w14:ligatures w14:val="none"/>
+        </w:rPr>
+        <w:t>)</w:t>
+      </w:r>
+    </w:p>
+    <w:p>
+      <w:pPr>
+        <w:shd w:val="clear" w:color="auto" w:fill="121314"/>
+        <w:spacing w:after="0" w:line="285" w:lineRule="atLeast"/>
+        <w:rPr>
+          <w:rFonts w:ascii="Consolas" w:eastAsia="Times New Roman" w:hAnsi="Consolas" w:cs="Times New Roman"/>
+          <w:color w:val="BBBEBF"/>
+          <w:kern w:val="0"/>
+          <w:sz w:val="21"/>
+          <w:szCs w:val="21"/>
+          <w:lang w:val="en-US" w:eastAsia="ru-RU"/>
+          <w14:ligatures w14:val="none"/>
+        </w:rPr>
+      </w:pPr>
+      <w:r>
+        <w:rPr>
+          <w:rFonts w:ascii="Consolas" w:eastAsia="Times New Roman" w:hAnsi="Consolas" w:cs="Times New Roman"/>
+          <w:color w:val="C9D1D9"/>
+          <w:kern w:val="0"/>
+          <w:sz w:val="21"/>
+          <w:szCs w:val="21"/>
+          <w:lang w:val="en-US" w:eastAsia="ru-RU"/>
+          <w14:ligatures w14:val="none"/>
+        </w:rPr>
+        <w:t xml:space="preserve">    </w:t>
+      </w:r>
+      <w:r>
+        <w:rPr>
+          <w:rFonts w:ascii="Consolas" w:eastAsia="Times New Roman" w:hAnsi="Consolas" w:cs="Times New Roman"/>
+          <w:color w:val="C586C0"/>
+          <w:kern w:val="0"/>
+          <w:sz w:val="21"/>
+          <w:szCs w:val="21"/>
+          <w:lang w:val="en-US" w:eastAsia="ru-RU"/>
+          <w14:ligatures w14:val="none"/>
+        </w:rPr>
+        <w:t>for</w:t>
+      </w:r>
+      <w:r>
+        <w:rPr>
+          <w:rFonts w:ascii="Consolas" w:eastAsia="Times New Roman" w:hAnsi="Consolas" w:cs="Times New Roman"/>
+          <w:color w:val="C9D1D9"/>
+          <w:kern w:val="0"/>
+          <w:sz w:val="21"/>
+          <w:szCs w:val="21"/>
+          <w:lang w:val="en-US" w:eastAsia="ru-RU"/>
+          <w14:ligatures w14:val="none"/>
+        </w:rPr>
+        <w:t xml:space="preserve"> (</w:t>
+      </w:r>
+      <w:r>
+        <w:rPr>
+          <w:rFonts w:ascii="Consolas" w:eastAsia="Times New Roman" w:hAnsi="Consolas" w:cs="Times New Roman"/>
+          <w:color w:val="FF7B72"/>
+          <w:kern w:val="0"/>
+          <w:sz w:val="21"/>
+          <w:szCs w:val="21"/>
+          <w:lang w:val="en-US" w:eastAsia="ru-RU"/>
+          <w14:ligatures w14:val="none"/>
+        </w:rPr>
+        <w:t>int</w:t>
+      </w:r>
+      <w:r>
+        <w:rPr>
+          <w:rFonts w:ascii="Consolas" w:eastAsia="Times New Roman" w:hAnsi="Consolas" w:cs="Times New Roman"/>
+          <w:color w:val="C9D1D9"/>
+          <w:kern w:val="0"/>
+          <w:sz w:val="21"/>
+          <w:szCs w:val="21"/>
+          <w:lang w:val="en-US" w:eastAsia="ru-RU"/>
+          <w14:ligatures w14:val="none"/>
+        </w:rPr>
+        <w:t xml:space="preserve"> </w:t>
+      </w:r>
+      <w:proofErr w:type="spellStart"/>
+      <w:r>
+        <w:rPr>
+          <w:rFonts w:ascii="Consolas" w:eastAsia="Times New Roman" w:hAnsi="Consolas" w:cs="Times New Roman"/>
+          <w:color w:val="C9D1D9"/>
+          <w:kern w:val="0"/>
+          <w:sz w:val="21"/>
+          <w:szCs w:val="21"/>
+          <w:lang w:val="en-US" w:eastAsia="ru-RU"/>
+          <w14:ligatures w14:val="none"/>
+        </w:rPr>
+        <w:t>i</w:t>
+      </w:r>
+      <w:proofErr w:type="spellEnd"/>
+      <w:r>
+        <w:rPr>
+          <w:rFonts w:ascii="Consolas" w:eastAsia="Times New Roman" w:hAnsi="Consolas" w:cs="Times New Roman"/>
+          <w:color w:val="C9D1D9"/>
+          <w:kern w:val="0"/>
+          <w:sz w:val="21"/>
+          <w:szCs w:val="21"/>
+          <w:lang w:val="en-US" w:eastAsia="ru-RU"/>
+          <w14:ligatures w14:val="none"/>
+        </w:rPr>
+        <w:t xml:space="preserve"> </w:t>
+      </w:r>
+      <w:r>
+        <w:rPr>
+          <w:rFonts w:ascii="Consolas" w:eastAsia="Times New Roman" w:hAnsi="Consolas" w:cs="Times New Roman"/>
+          <w:color w:val="D4D4D4"/>
+          <w:kern w:val="0"/>
+          <w:sz w:val="21"/>
+          <w:szCs w:val="21"/>
+          <w:lang w:val="en-US" w:eastAsia="ru-RU"/>
+          <w14:ligatures w14:val="none"/>
+        </w:rPr>
+        <w:t>=</w:t>
+      </w:r>
+      <w:r>
+        <w:rPr>
+          <w:rFonts w:ascii="Consolas" w:eastAsia="Times New Roman" w:hAnsi="Consolas" w:cs="Times New Roman"/>
+          <w:color w:val="C9D1D9"/>
+          <w:kern w:val="0"/>
+          <w:sz w:val="21"/>
+          <w:szCs w:val="21"/>
+          <w:lang w:val="en-US" w:eastAsia="ru-RU"/>
+          <w14:ligatures w14:val="none"/>
+        </w:rPr>
+        <w:t xml:space="preserve"> </w:t>
+      </w:r>
+      <w:r>
+        <w:rPr>
+          <w:rFonts w:ascii="Consolas" w:eastAsia="Times New Roman" w:hAnsi="Consolas" w:cs="Times New Roman"/>
+          <w:color w:val="B5CEA8"/>
+          <w:kern w:val="0"/>
+          <w:sz w:val="21"/>
+          <w:szCs w:val="21"/>
+          <w:lang w:val="en-US" w:eastAsia="ru-RU"/>
+          <w14:ligatures w14:val="none"/>
+        </w:rPr>
+        <w:t>0</w:t>
+      </w:r>
+      <w:r>
+        <w:rPr>
+          <w:rFonts w:ascii="Consolas" w:eastAsia="Times New Roman" w:hAnsi="Consolas" w:cs="Times New Roman"/>
+          <w:color w:val="C9D1D9"/>
+          <w:kern w:val="0"/>
+          <w:sz w:val="21"/>
+          <w:szCs w:val="21"/>
+          <w:lang w:val="en-US" w:eastAsia="ru-RU"/>
+          <w14:ligatures w14:val="none"/>
+        </w:rPr>
+        <w:t xml:space="preserve">; </w:t>
+      </w:r>
+      <w:proofErr w:type="spellStart"/>
+      <w:r>
+        <w:rPr>
+          <w:rFonts w:ascii="Consolas" w:eastAsia="Times New Roman" w:hAnsi="Consolas" w:cs="Times New Roman"/>
+          <w:color w:val="C9D1D9"/>
+          <w:kern w:val="0"/>
+          <w:sz w:val="21"/>
+          <w:szCs w:val="21"/>
+          <w:lang w:val="en-US" w:eastAsia="ru-RU"/>
+          <w14:ligatures w14:val="none"/>
+        </w:rPr>
+        <w:t>i</w:t>
+      </w:r>
+      <w:proofErr w:type="spellEnd"/>
+      <w:r>
+        <w:rPr>
+          <w:rFonts w:ascii="Consolas" w:eastAsia="Times New Roman" w:hAnsi="Consolas" w:cs="Times New Roman"/>
+          <w:color w:val="C9D1D9"/>
+          <w:kern w:val="0"/>
+          <w:sz w:val="21"/>
+          <w:szCs w:val="21"/>
+          <w:lang w:val="en-US" w:eastAsia="ru-RU"/>
+          <w14:ligatures w14:val="none"/>
+        </w:rPr>
+        <w:t xml:space="preserve"> </w:t>
+      </w:r>
+      <w:r>
+        <w:rPr>
+          <w:rFonts w:ascii="Consolas" w:eastAsia="Times New Roman" w:hAnsi="Consolas" w:cs="Times New Roman"/>
+          <w:color w:val="D4D4D4"/>
+          <w:kern w:val="0"/>
+          <w:sz w:val="21"/>
+          <w:szCs w:val="21"/>
+          <w:lang w:val="en-US" w:eastAsia="ru-RU"/>
+          <w14:ligatures w14:val="none"/>
+        </w:rPr>
+        <w:t>&lt;</w:t>
+      </w:r>
+      <w:r>
+        <w:rPr>
+          <w:rFonts w:ascii="Consolas" w:eastAsia="Times New Roman" w:hAnsi="Consolas" w:cs="Times New Roman"/>
+          <w:color w:val="C9D1D9"/>
+          <w:kern w:val="0"/>
+          <w:sz w:val="21"/>
+          <w:szCs w:val="21"/>
+          <w:lang w:val="en-US" w:eastAsia="ru-RU"/>
+          <w14:ligatures w14:val="none"/>
+        </w:rPr>
+        <w:t xml:space="preserve"> n; </w:t>
+      </w:r>
+      <w:proofErr w:type="spellStart"/>
+      <w:r>
+        <w:rPr>
+          <w:rFonts w:ascii="Consolas" w:eastAsia="Times New Roman" w:hAnsi="Consolas" w:cs="Times New Roman"/>
+          <w:color w:val="C9D1D9"/>
+          <w:kern w:val="0"/>
+          <w:sz w:val="21"/>
+          <w:szCs w:val="21"/>
+          <w:lang w:val="en-US" w:eastAsia="ru-RU"/>
+          <w14:ligatures w14:val="none"/>
+        </w:rPr>
+        <w:t>i</w:t>
+      </w:r>
+      <w:proofErr w:type="spellEnd"/>
+      <w:r>
+        <w:rPr>
+          <w:rFonts w:ascii="Consolas" w:eastAsia="Times New Roman" w:hAnsi="Consolas" w:cs="Times New Roman"/>
+          <w:color w:val="D4D4D4"/>
+          <w:kern w:val="0"/>
+          <w:sz w:val="21"/>
+          <w:szCs w:val="21"/>
+          <w:lang w:val="en-US" w:eastAsia="ru-RU"/>
+          <w14:ligatures w14:val="none"/>
+        </w:rPr>
+        <w:t>++</w:t>
+      </w:r>
+      <w:r>
+        <w:rPr>
+          <w:rFonts w:ascii="Consolas" w:eastAsia="Times New Roman" w:hAnsi="Consolas" w:cs="Times New Roman"/>
+          <w:color w:val="C9D1D9"/>
+          <w:kern w:val="0"/>
+          <w:sz w:val="21"/>
+          <w:szCs w:val="21"/>
+          <w:lang w:val="en-US" w:eastAsia="ru-RU"/>
+          <w14:ligatures w14:val="none"/>
+        </w:rPr>
+        <w:t>) {</w:t>
+      </w:r>
+    </w:p>
+    <w:p>
+      <w:pPr>
+        <w:shd w:val="clear" w:color="auto" w:fill="121314"/>
+        <w:spacing w:after="0" w:line="285" w:lineRule="atLeast"/>
+        <w:rPr>
+          <w:rFonts w:ascii="Consolas" w:eastAsia="Times New Roman" w:hAnsi="Consolas" w:cs="Times New Roman"/>
+          <w:color w:val="BBBEBF"/>
+          <w:kern w:val="0"/>
+          <w:sz w:val="21"/>
+          <w:szCs w:val="21"/>
+          <w:lang w:val="en-US" w:eastAsia="ru-RU"/>
+          <w14:ligatures w14:val="none"/>
+        </w:rPr>
+      </w:pPr>
+      <w:r>
+        <w:rPr>
+          <w:rFonts w:ascii="Consolas" w:eastAsia="Times New Roman" w:hAnsi="Consolas" w:cs="Times New Roman"/>
+          <w:color w:val="C9D1D9"/>
+          <w:kern w:val="0"/>
+          <w:sz w:val="21"/>
+          <w:szCs w:val="21"/>
+          <w:lang w:val="en-US" w:eastAsia="ru-RU"/>
+          <w14:ligatures w14:val="none"/>
+        </w:rPr>
+        <w:t xml:space="preserve">        s </w:t>
+      </w:r>
+      <w:r>
+        <w:rPr>
+          <w:rFonts w:ascii="Consolas" w:eastAsia="Times New Roman" w:hAnsi="Consolas" w:cs="Times New Roman"/>
+          <w:color w:val="D4D4D4"/>
+          <w:kern w:val="0"/>
+          <w:sz w:val="21"/>
+          <w:szCs w:val="21"/>
+          <w:lang w:val="en-US" w:eastAsia="ru-RU"/>
+          <w14:ligatures w14:val="none"/>
+        </w:rPr>
+        <w:t>+=</w:t>
+      </w:r>
+      <w:r>
+        <w:rPr>
+          <w:rFonts w:ascii="Consolas" w:eastAsia="Times New Roman" w:hAnsi="Consolas" w:cs="Times New Roman"/>
+          <w:color w:val="C9D1D9"/>
+          <w:kern w:val="0"/>
+          <w:sz w:val="21"/>
+          <w:szCs w:val="21"/>
+          <w:lang w:val="en-US" w:eastAsia="ru-RU"/>
+          <w14:ligatures w14:val="none"/>
+        </w:rPr>
+        <w:t xml:space="preserve"> </w:t>
+      </w:r>
+      <w:r>
+        <w:rPr>
+          <w:rFonts w:ascii="Consolas" w:eastAsia="Times New Roman" w:hAnsi="Consolas" w:cs="Times New Roman"/>
+          <w:color w:val="D2A8FF"/>
+          <w:kern w:val="0"/>
+          <w:sz w:val="21"/>
+          <w:szCs w:val="21"/>
+          <w:lang w:val="en-US" w:eastAsia="ru-RU"/>
+          <w14:ligatures w14:val="none"/>
+        </w:rPr>
+        <w:t>f1</w:t>
+      </w:r>
+      <w:r>
+        <w:rPr>
+          <w:rFonts w:ascii="Consolas" w:eastAsia="Times New Roman" w:hAnsi="Consolas" w:cs="Times New Roman"/>
+          <w:color w:val="C9D1D9"/>
+          <w:kern w:val="0"/>
+          <w:sz w:val="21"/>
+          <w:szCs w:val="21"/>
+          <w:lang w:val="en-US" w:eastAsia="ru-RU"/>
+          <w14:ligatures w14:val="none"/>
+        </w:rPr>
+        <w:t xml:space="preserve">(a </w:t>
+      </w:r>
+      <w:r>
+        <w:rPr>
+          <w:rFonts w:ascii="Consolas" w:eastAsia="Times New Roman" w:hAnsi="Consolas" w:cs="Times New Roman"/>
+          <w:color w:val="D4D4D4"/>
+          <w:kern w:val="0"/>
+          <w:sz w:val="21"/>
+          <w:szCs w:val="21"/>
+          <w:lang w:val="en-US" w:eastAsia="ru-RU"/>
+          <w14:ligatures w14:val="none"/>
+        </w:rPr>
+        <w:t>+</w:t>
+      </w:r>
+      <w:r>
+        <w:rPr>
+          <w:rFonts w:ascii="Consolas" w:eastAsia="Times New Roman" w:hAnsi="Consolas" w:cs="Times New Roman"/>
+          <w:color w:val="C9D1D9"/>
+          <w:kern w:val="0"/>
+          <w:sz w:val="21"/>
+          <w:szCs w:val="21"/>
+          <w:lang w:val="en-US" w:eastAsia="ru-RU"/>
+          <w14:ligatures w14:val="none"/>
+        </w:rPr>
+        <w:t xml:space="preserve"> h </w:t>
+      </w:r>
+      <w:r>
+        <w:rPr>
+          <w:rFonts w:ascii="Consolas" w:eastAsia="Times New Roman" w:hAnsi="Consolas" w:cs="Times New Roman"/>
+          <w:color w:val="D4D4D4"/>
+          <w:kern w:val="0"/>
+          <w:sz w:val="21"/>
+          <w:szCs w:val="21"/>
+          <w:lang w:val="en-US" w:eastAsia="ru-RU"/>
+          <w14:ligatures w14:val="none"/>
+        </w:rPr>
+        <w:t>*</w:t>
+      </w:r>
+      <w:r>
+        <w:rPr>
+          <w:rFonts w:ascii="Consolas" w:eastAsia="Times New Roman" w:hAnsi="Consolas" w:cs="Times New Roman"/>
+          <w:color w:val="C9D1D9"/>
+          <w:kern w:val="0"/>
+          <w:sz w:val="21"/>
+          <w:szCs w:val="21"/>
+          <w:lang w:val="en-US" w:eastAsia="ru-RU"/>
+          <w14:ligatures w14:val="none"/>
+        </w:rPr>
+        <w:t xml:space="preserve"> (</w:t>
+      </w:r>
+      <w:proofErr w:type="spellStart"/>
+      <w:r>
+        <w:rPr>
+          <w:rFonts w:ascii="Consolas" w:eastAsia="Times New Roman" w:hAnsi="Consolas" w:cs="Times New Roman"/>
+          <w:color w:val="C9D1D9"/>
+          <w:kern w:val="0"/>
+          <w:sz w:val="21"/>
+          <w:szCs w:val="21"/>
+          <w:lang w:val="en-US" w:eastAsia="ru-RU"/>
+          <w14:ligatures w14:val="none"/>
+        </w:rPr>
+        <w:t>i</w:t>
+      </w:r>
+      <w:proofErr w:type="spellEnd"/>
+      <w:r>
+        <w:rPr>
+          <w:rFonts w:ascii="Consolas" w:eastAsia="Times New Roman" w:hAnsi="Consolas" w:cs="Times New Roman"/>
+          <w:color w:val="C9D1D9"/>
+          <w:kern w:val="0"/>
+          <w:sz w:val="21"/>
+          <w:szCs w:val="21"/>
+          <w:lang w:val="en-US" w:eastAsia="ru-RU"/>
+          <w14:ligatures w14:val="none"/>
+        </w:rPr>
+        <w:t xml:space="preserve"> </w:t>
+      </w:r>
+      <w:r>
+        <w:rPr>
+          <w:rFonts w:ascii="Consolas" w:eastAsia="Times New Roman" w:hAnsi="Consolas" w:cs="Times New Roman"/>
+          <w:color w:val="D4D4D4"/>
+          <w:kern w:val="0"/>
+          <w:sz w:val="21"/>
+          <w:szCs w:val="21"/>
+          <w:lang w:val="en-US" w:eastAsia="ru-RU"/>
+          <w14:ligatures w14:val="none"/>
+        </w:rPr>
+        <w:t>+</w:t>
+      </w:r>
+      <w:r>
+        <w:rPr>
+          <w:rFonts w:ascii="Consolas" w:eastAsia="Times New Roman" w:hAnsi="Consolas" w:cs="Times New Roman"/>
+          <w:color w:val="C9D1D9"/>
+          <w:kern w:val="0"/>
+          <w:sz w:val="21"/>
+          <w:szCs w:val="21"/>
+          <w:lang w:val="en-US" w:eastAsia="ru-RU"/>
+          <w14:ligatures w14:val="none"/>
+        </w:rPr>
+        <w:t xml:space="preserve"> </w:t>
+      </w:r>
+      <w:r>
+        <w:rPr>
+          <w:rFonts w:ascii="Consolas" w:eastAsia="Times New Roman" w:hAnsi="Consolas" w:cs="Times New Roman"/>
+          <w:color w:val="B5CEA8"/>
+          <w:kern w:val="0"/>
+          <w:sz w:val="21"/>
+          <w:szCs w:val="21"/>
+          <w:lang w:val="en-US" w:eastAsia="ru-RU"/>
+          <w14:ligatures w14:val="none"/>
+        </w:rPr>
+        <w:t>0.5</w:t>
+      </w:r>
+      <w:r>
+        <w:rPr>
+          <w:rFonts w:ascii="Consolas" w:eastAsia="Times New Roman" w:hAnsi="Consolas" w:cs="Times New Roman"/>
+          <w:color w:val="C9D1D9"/>
+          <w:kern w:val="0"/>
+          <w:sz w:val="21"/>
+          <w:szCs w:val="21"/>
+          <w:lang w:val="en-US" w:eastAsia="ru-RU"/>
+          <w14:ligatures w14:val="none"/>
+        </w:rPr>
+        <w:t>));</w:t>
+      </w:r>
+    </w:p>
+    <w:p>
+      <w:pPr>
+        <w:shd w:val="clear" w:color="auto" w:fill="121314"/>
+        <w:spacing w:after="0" w:line="285" w:lineRule="atLeast"/>
+        <w:rPr>
+          <w:rFonts w:ascii="Consolas" w:eastAsia="Times New Roman" w:hAnsi="Consolas" w:cs="Times New Roman"/>
+          <w:color w:val="BBBEBF"/>
+          <w:kern w:val="0"/>
+          <w:sz w:val="21"/>
+          <w:szCs w:val="21"/>
+          <w:lang w:val="en-US" w:eastAsia="ru-RU"/>
+          <w14:ligatures w14:val="none"/>
+        </w:rPr>
+      </w:pPr>
+      <w:r>
+        <w:rPr>
+          <w:rFonts w:ascii="Consolas" w:eastAsia="Times New Roman" w:hAnsi="Consolas" w:cs="Times New Roman"/>
+          <w:color w:val="C9D1D9"/>
+          <w:kern w:val="0"/>
+          <w:sz w:val="21"/>
+          <w:szCs w:val="21"/>
+          <w:lang w:val="en-US" w:eastAsia="ru-RU"/>
+          <w14:ligatures w14:val="none"/>
+        </w:rPr>
+        <w:t>    }</w:t>
+      </w:r>
+    </w:p>
+    <w:p>
+      <w:pPr>
+        <w:shd w:val="clear" w:color="auto" w:fill="121314"/>
+        <w:spacing w:after="0" w:line="285" w:lineRule="atLeast"/>
+        <w:rPr>
+          <w:rFonts w:ascii="Consolas" w:eastAsia="Times New Roman" w:hAnsi="Consolas" w:cs="Times New Roman"/>
+          <w:color w:val="BBBEBF"/>
+          <w:kern w:val="0"/>
+          <w:sz w:val="21"/>
+          <w:szCs w:val="21"/>
+          <w:lang w:val="en-US" w:eastAsia="ru-RU"/>
+          <w14:ligatures w14:val="none"/>
+        </w:rPr>
+      </w:pPr>
+      <w:r>
+        <w:rPr>
+          <w:rFonts w:ascii="Consolas" w:eastAsia="Times New Roman" w:hAnsi="Consolas" w:cs="Times New Roman"/>
+          <w:color w:val="C9D1D9"/>
+          <w:kern w:val="0"/>
+          <w:sz w:val="21"/>
+          <w:szCs w:val="21"/>
+          <w:lang w:val="en-US" w:eastAsia="ru-RU"/>
+          <w14:ligatures w14:val="none"/>
+        </w:rPr>
+        <w:t xml:space="preserve">    </w:t>
+      </w:r>
+      <w:r>
+        <w:rPr>
+          <w:rFonts w:ascii="Consolas" w:eastAsia="Times New Roman" w:hAnsi="Consolas" w:cs="Times New Roman"/>
+          <w:color w:val="C586C0"/>
+          <w:kern w:val="0"/>
+          <w:sz w:val="21"/>
+          <w:szCs w:val="21"/>
+          <w:lang w:val="en-US" w:eastAsia="ru-RU"/>
+          <w14:ligatures w14:val="none"/>
+        </w:rPr>
+        <w:t>return</w:t>
+      </w:r>
+      <w:r>
+        <w:rPr>
+          <w:rFonts w:ascii="Consolas" w:eastAsia="Times New Roman" w:hAnsi="Consolas" w:cs="Times New Roman"/>
+          <w:color w:val="C9D1D9"/>
+          <w:kern w:val="0"/>
+          <w:sz w:val="21"/>
+          <w:szCs w:val="21"/>
+          <w:lang w:val="en-US" w:eastAsia="ru-RU"/>
+          <w14:ligatures w14:val="none"/>
+        </w:rPr>
+        <w:t xml:space="preserve"> h </w:t>
+      </w:r>
+      <w:r>
+        <w:rPr>
+          <w:rFonts w:ascii="Consolas" w:eastAsia="Times New Roman" w:hAnsi="Consolas" w:cs="Times New Roman"/>
+          <w:color w:val="D4D4D4"/>
+          <w:kern w:val="0"/>
+          <w:sz w:val="21"/>
+          <w:szCs w:val="21"/>
+          <w:lang w:val="en-US" w:eastAsia="ru-RU"/>
+          <w14:ligatures w14:val="none"/>
+        </w:rPr>
+        <w:t>*</w:t>
+      </w:r>
+      <w:r>
+        <w:rPr>
+          <w:rFonts w:ascii="Consolas" w:eastAsia="Times New Roman" w:hAnsi="Consolas" w:cs="Times New Roman"/>
+          <w:color w:val="C9D1D9"/>
+          <w:kern w:val="0"/>
+          <w:sz w:val="21"/>
+          <w:szCs w:val="21"/>
+          <w:lang w:val="en-US" w:eastAsia="ru-RU"/>
+          <w14:ligatures w14:val="none"/>
+        </w:rPr>
+        <w:t xml:space="preserve"> s;</w:t>
+      </w:r>
+    </w:p>
+    <w:p>
+      <w:pPr>
+        <w:shd w:val="clear" w:color="auto" w:fill="121314"/>
+        <w:spacing w:after="0" w:line="285" w:lineRule="atLeast"/>
+        <w:rPr>
+          <w:rFonts w:ascii="Consolas" w:eastAsia="Times New Roman" w:hAnsi="Consolas" w:cs="Times New Roman"/>
+          <w:color w:val="BBBEBF"/>
+          <w:kern w:val="0"/>
+          <w:sz w:val="21"/>
+          <w:szCs w:val="21"/>
+          <w:lang w:val="en-US" w:eastAsia="ru-RU"/>
+          <w14:ligatures w14:val="none"/>
+        </w:rPr>
+      </w:pPr>
+      <w:r>
+        <w:rPr>
+          <w:rFonts w:ascii="Consolas" w:eastAsia="Times New Roman" w:hAnsi="Consolas" w:cs="Times New Roman"/>
+          <w:color w:val="C9D1D9"/>
+          <w:kern w:val="0"/>
+          <w:sz w:val="21"/>
+          <w:szCs w:val="21"/>
+          <w:lang w:val="en-US" w:eastAsia="ru-RU"/>
+          <w14:ligatures w14:val="none"/>
+        </w:rPr>
+        <w:t>}</w:t>
+      </w:r>
+    </w:p>
+    <w:p>
+      <w:pPr>
+        <w:shd w:val="clear" w:color="auto" w:fill="121314"/>
+        <w:spacing w:after="0" w:line="285" w:lineRule="atLeast"/>
+        <w:rPr>
+          <w:rFonts w:ascii="Consolas" w:eastAsia="Times New Roman" w:hAnsi="Consolas" w:cs="Times New Roman"/>
+          <w:color w:val="BBBEBF"/>
+          <w:kern w:val="0"/>
+          <w:sz w:val="21"/>
+          <w:szCs w:val="21"/>
+          <w:lang w:val="en-US" w:eastAsia="ru-RU"/>
+          <w14:ligatures w14:val="none"/>
+        </w:rPr>
+      </w:pPr>
+    </w:p>
+    <w:p>
+      <w:pPr>
+        <w:shd w:val="clear" w:color="auto" w:fill="121314"/>
+        <w:spacing w:after="0" w:line="285" w:lineRule="atLeast"/>
+        <w:rPr>
+          <w:rFonts w:ascii="Consolas" w:eastAsia="Times New Roman" w:hAnsi="Consolas" w:cs="Times New Roman"/>
+          <w:color w:val="BBBEBF"/>
+          <w:kern w:val="0"/>
+          <w:sz w:val="21"/>
+          <w:szCs w:val="21"/>
+          <w:lang w:val="en-US" w:eastAsia="ru-RU"/>
+          <w14:ligatures w14:val="none"/>
+        </w:rPr>
+      </w:pPr>
+      <w:r>
+        <w:rPr>
+          <w:rFonts w:ascii="Consolas" w:eastAsia="Times New Roman" w:hAnsi="Consolas" w:cs="Times New Roman"/>
+          <w:color w:val="FF7B72"/>
+          <w:kern w:val="0"/>
+          <w:sz w:val="21"/>
+          <w:szCs w:val="21"/>
+          <w:lang w:val="en-US" w:eastAsia="ru-RU"/>
+          <w14:ligatures w14:val="none"/>
+        </w:rPr>
+        <w:t>int</w:t>
+      </w:r>
+      <w:r>
+        <w:rPr>
+          <w:rFonts w:ascii="Consolas" w:eastAsia="Times New Roman" w:hAnsi="Consolas" w:cs="Times New Roman"/>
+          <w:color w:val="BBBEBF"/>
+          <w:kern w:val="0"/>
+          <w:sz w:val="21"/>
+          <w:szCs w:val="21"/>
+          <w:lang w:val="en-US" w:eastAsia="ru-RU"/>
+          <w14:ligatures w14:val="none"/>
+        </w:rPr>
+        <w:t xml:space="preserve"> </w:t>
+      </w:r>
+      <w:proofErr w:type="gramStart"/>
+      <w:r>
+        <w:rPr>
+          <w:rFonts w:ascii="Consolas" w:eastAsia="Times New Roman" w:hAnsi="Consolas" w:cs="Times New Roman"/>
+          <w:color w:val="D2A8FF"/>
+          <w:kern w:val="0"/>
+          <w:sz w:val="21"/>
+          <w:szCs w:val="21"/>
+          <w:lang w:val="en-US" w:eastAsia="ru-RU"/>
+          <w14:ligatures w14:val="none"/>
+        </w:rPr>
+        <w:t>main</w:t>
+      </w:r>
+      <w:r>
+        <w:rPr>
+          <w:rFonts w:ascii="Consolas" w:eastAsia="Times New Roman" w:hAnsi="Consolas" w:cs="Times New Roman"/>
+          <w:color w:val="BBBEBF"/>
+          <w:kern w:val="0"/>
+          <w:sz w:val="21"/>
+          <w:szCs w:val="21"/>
+          <w:lang w:val="en-US" w:eastAsia="ru-RU"/>
+          <w14:ligatures w14:val="none"/>
+        </w:rPr>
+        <w:t>(</w:t>
+      </w:r>
+      <w:proofErr w:type="gramEnd"/>
+      <w:r>
+        <w:rPr>
+          <w:rFonts w:ascii="Consolas" w:eastAsia="Times New Roman" w:hAnsi="Consolas" w:cs="Times New Roman"/>
+          <w:color w:val="FF7B72"/>
+          <w:kern w:val="0"/>
+          <w:sz w:val="21"/>
+          <w:szCs w:val="21"/>
+          <w:lang w:val="en-US" w:eastAsia="ru-RU"/>
+          <w14:ligatures w14:val="none"/>
+        </w:rPr>
+        <w:t>int</w:t>
+      </w:r>
+      <w:r>
+        <w:rPr>
+          <w:rFonts w:ascii="Consolas" w:eastAsia="Times New Roman" w:hAnsi="Consolas" w:cs="Times New Roman"/>
+          <w:color w:val="BBBEBF"/>
+          <w:kern w:val="0"/>
+          <w:sz w:val="21"/>
+          <w:szCs w:val="21"/>
+          <w:lang w:val="en-US" w:eastAsia="ru-RU"/>
+          <w14:ligatures w14:val="none"/>
+        </w:rPr>
+        <w:t xml:space="preserve"> </w:t>
+      </w:r>
+      <w:proofErr w:type="spellStart"/>
+      <w:r>
+        <w:rPr>
+          <w:rFonts w:ascii="Consolas" w:eastAsia="Times New Roman" w:hAnsi="Consolas" w:cs="Times New Roman"/>
+          <w:color w:val="FFA657"/>
+          <w:kern w:val="0"/>
+          <w:sz w:val="21"/>
+          <w:szCs w:val="21"/>
+          <w:lang w:val="en-US" w:eastAsia="ru-RU"/>
+          <w14:ligatures w14:val="none"/>
+        </w:rPr>
+        <w:t>argc</w:t>
+      </w:r>
+      <w:proofErr w:type="spellEnd"/>
+      <w:r>
+        <w:rPr>
+          <w:rFonts w:ascii="Consolas" w:eastAsia="Times New Roman" w:hAnsi="Consolas" w:cs="Times New Roman"/>
+          <w:color w:val="BBBEBF"/>
+          <w:kern w:val="0"/>
+          <w:sz w:val="21"/>
+          <w:szCs w:val="21"/>
+          <w:lang w:val="en-US" w:eastAsia="ru-RU"/>
+          <w14:ligatures w14:val="none"/>
+        </w:rPr>
+        <w:t xml:space="preserve">, </w:t>
+      </w:r>
+      <w:r>
+        <w:rPr>
+          <w:rFonts w:ascii="Consolas" w:eastAsia="Times New Roman" w:hAnsi="Consolas" w:cs="Times New Roman"/>
+          <w:color w:val="FF7B72"/>
+          <w:kern w:val="0"/>
+          <w:sz w:val="21"/>
+          <w:szCs w:val="21"/>
+          <w:lang w:val="en-US" w:eastAsia="ru-RU"/>
+          <w14:ligatures w14:val="none"/>
+        </w:rPr>
+        <w:t>char</w:t>
+      </w:r>
+      <w:r>
+        <w:rPr>
+          <w:rFonts w:ascii="Consolas" w:eastAsia="Times New Roman" w:hAnsi="Consolas" w:cs="Times New Roman"/>
+          <w:color w:val="BBBEBF"/>
+          <w:kern w:val="0"/>
+          <w:sz w:val="21"/>
+          <w:szCs w:val="21"/>
+          <w:lang w:val="en-US" w:eastAsia="ru-RU"/>
+          <w14:ligatures w14:val="none"/>
+        </w:rPr>
+        <w:t xml:space="preserve"> </w:t>
+      </w:r>
+      <w:r>
+        <w:rPr>
+          <w:rFonts w:ascii="Consolas" w:eastAsia="Times New Roman" w:hAnsi="Consolas" w:cs="Times New Roman"/>
+          <w:color w:val="D4D4D4"/>
+          <w:kern w:val="0"/>
+          <w:sz w:val="21"/>
+          <w:szCs w:val="21"/>
+          <w:lang w:val="en-US" w:eastAsia="ru-RU"/>
+          <w14:ligatures w14:val="none"/>
+        </w:rPr>
+        <w:t>*</w:t>
+      </w:r>
+      <w:proofErr w:type="spellStart"/>
+      <w:proofErr w:type="gramStart"/>
+      <w:r>
+        <w:rPr>
+          <w:rFonts w:ascii="Consolas" w:eastAsia="Times New Roman" w:hAnsi="Consolas" w:cs="Times New Roman"/>
+          <w:color w:val="FFA657"/>
+          <w:kern w:val="0"/>
+          <w:sz w:val="21"/>
+          <w:szCs w:val="21"/>
+          <w:lang w:val="en-US" w:eastAsia="ru-RU"/>
+          <w14:ligatures w14:val="none"/>
+        </w:rPr>
+        <w:t>argv</w:t>
+      </w:r>
+      <w:proofErr w:type="spellEnd"/>
+      <w:r>
+        <w:rPr>
+          <w:rFonts w:ascii="Consolas" w:eastAsia="Times New Roman" w:hAnsi="Consolas" w:cs="Times New Roman"/>
+          <w:color w:val="569CD6"/>
+          <w:kern w:val="0"/>
+          <w:sz w:val="21"/>
+          <w:szCs w:val="21"/>
+          <w:lang w:val="en-US" w:eastAsia="ru-RU"/>
+          <w14:ligatures w14:val="none"/>
+        </w:rPr>
+        <w:t>[</w:t>
+      </w:r>
+      <w:proofErr w:type="gramEnd"/>
+      <w:r>
+        <w:rPr>
+          <w:rFonts w:ascii="Consolas" w:eastAsia="Times New Roman" w:hAnsi="Consolas" w:cs="Times New Roman"/>
+          <w:color w:val="569CD6"/>
+          <w:kern w:val="0"/>
+          <w:sz w:val="21"/>
+          <w:szCs w:val="21"/>
+          <w:lang w:val="en-US" w:eastAsia="ru-RU"/>
+          <w14:ligatures w14:val="none"/>
+        </w:rPr>
+        <w:t>]</w:t>
+      </w:r>
+      <w:r>
+        <w:rPr>
+          <w:rFonts w:ascii="Consolas" w:eastAsia="Times New Roman" w:hAnsi="Consolas" w:cs="Times New Roman"/>
+          <w:color w:val="BBBEBF"/>
+          <w:kern w:val="0"/>
+          <w:sz w:val="21"/>
+          <w:szCs w:val="21"/>
+          <w:lang w:val="en-US" w:eastAsia="ru-RU"/>
+          <w14:ligatures w14:val="none"/>
+        </w:rPr>
+        <w:t xml:space="preserve">) </w:t>
+      </w:r>
+      <w:r>
+        <w:rPr>
+          <w:rFonts w:ascii="Consolas" w:eastAsia="Times New Roman" w:hAnsi="Consolas" w:cs="Times New Roman"/>
+          <w:color w:val="C9D1D9"/>
+          <w:kern w:val="0"/>
+          <w:sz w:val="21"/>
+          <w:szCs w:val="21"/>
+          <w:lang w:val="en-US" w:eastAsia="ru-RU"/>
+          <w14:ligatures w14:val="none"/>
+        </w:rPr>
+        <w:t>{</w:t>
+      </w:r>
+    </w:p>
+    <w:p>
+      <w:pPr>
+        <w:shd w:val="clear" w:color="auto" w:fill="121314"/>
+        <w:spacing w:after="0" w:line="285" w:lineRule="atLeast"/>
+        <w:rPr>
+          <w:rFonts w:ascii="Consolas" w:eastAsia="Times New Roman" w:hAnsi="Consolas" w:cs="Times New Roman"/>
+          <w:color w:val="BBBEBF"/>
+          <w:kern w:val="0"/>
+          <w:sz w:val="21"/>
+          <w:szCs w:val="21"/>
+          <w:lang w:val="en-US" w:eastAsia="ru-RU"/>
+          <w14:ligatures w14:val="none"/>
+        </w:rPr>
+      </w:pPr>
+      <w:r>
+        <w:rPr>
+          <w:rFonts w:ascii="Consolas" w:eastAsia="Times New Roman" w:hAnsi="Consolas" w:cs="Times New Roman"/>
+          <w:color w:val="C9D1D9"/>
+          <w:kern w:val="0"/>
+          <w:sz w:val="21"/>
+          <w:szCs w:val="21"/>
+          <w:lang w:val="en-US" w:eastAsia="ru-RU"/>
+          <w14:ligatures w14:val="none"/>
+        </w:rPr>
+        <w:t xml:space="preserve">    </w:t>
+      </w:r>
+      <w:r>
+        <w:rPr>
+          <w:rFonts w:ascii="Consolas" w:eastAsia="Times New Roman" w:hAnsi="Consolas" w:cs="Times New Roman"/>
+          <w:color w:val="FF7B72"/>
+          <w:kern w:val="0"/>
+          <w:sz w:val="21"/>
+          <w:szCs w:val="21"/>
+          <w:lang w:val="en-US" w:eastAsia="ru-RU"/>
+          <w14:ligatures w14:val="none"/>
+        </w:rPr>
+        <w:t>int</w:t>
+      </w:r>
+      <w:r>
+        <w:rPr>
+          <w:rFonts w:ascii="Consolas" w:eastAsia="Times New Roman" w:hAnsi="Consolas" w:cs="Times New Roman"/>
+          <w:color w:val="C9D1D9"/>
+          <w:kern w:val="0"/>
+          <w:sz w:val="21"/>
+          <w:szCs w:val="21"/>
+          <w:lang w:val="en-US" w:eastAsia="ru-RU"/>
+          <w14:ligatures w14:val="none"/>
+        </w:rPr>
+        <w:t xml:space="preserve"> np, </w:t>
+      </w:r>
+      <w:proofErr w:type="spellStart"/>
+      <w:r>
+        <w:rPr>
+          <w:rFonts w:ascii="Consolas" w:eastAsia="Times New Roman" w:hAnsi="Consolas" w:cs="Times New Roman"/>
+          <w:color w:val="C9D1D9"/>
+          <w:kern w:val="0"/>
+          <w:sz w:val="21"/>
+          <w:szCs w:val="21"/>
+          <w:lang w:val="en-US" w:eastAsia="ru-RU"/>
+          <w14:ligatures w14:val="none"/>
+        </w:rPr>
+        <w:t>mp</w:t>
+      </w:r>
+      <w:proofErr w:type="spellEnd"/>
+      <w:r>
+        <w:rPr>
+          <w:rFonts w:ascii="Consolas" w:eastAsia="Times New Roman" w:hAnsi="Consolas" w:cs="Times New Roman"/>
+          <w:color w:val="C9D1D9"/>
+          <w:kern w:val="0"/>
+          <w:sz w:val="21"/>
+          <w:szCs w:val="21"/>
+          <w:lang w:val="en-US" w:eastAsia="ru-RU"/>
+          <w14:ligatures w14:val="none"/>
+        </w:rPr>
+        <w:t xml:space="preserve">, </w:t>
+      </w:r>
+      <w:proofErr w:type="spellStart"/>
+      <w:r>
+        <w:rPr>
+          <w:rFonts w:ascii="Consolas" w:eastAsia="Times New Roman" w:hAnsi="Consolas" w:cs="Times New Roman"/>
+          <w:color w:val="C9D1D9"/>
+          <w:kern w:val="0"/>
+          <w:sz w:val="21"/>
+          <w:szCs w:val="21"/>
+          <w:lang w:val="en-US" w:eastAsia="ru-RU"/>
+          <w14:ligatures w14:val="none"/>
+        </w:rPr>
+        <w:t>nt</w:t>
+      </w:r>
+      <w:proofErr w:type="spellEnd"/>
+      <w:r>
+        <w:rPr>
+          <w:rFonts w:ascii="Consolas" w:eastAsia="Times New Roman" w:hAnsi="Consolas" w:cs="Times New Roman"/>
+          <w:color w:val="C9D1D9"/>
+          <w:kern w:val="0"/>
+          <w:sz w:val="21"/>
+          <w:szCs w:val="21"/>
+          <w:lang w:val="en-US" w:eastAsia="ru-RU"/>
+          <w14:ligatures w14:val="none"/>
+        </w:rPr>
+        <w:t xml:space="preserve"> </w:t>
+      </w:r>
+      <w:r>
+        <w:rPr>
+          <w:rFonts w:ascii="Consolas" w:eastAsia="Times New Roman" w:hAnsi="Consolas" w:cs="Times New Roman"/>
+          <w:color w:val="D4D4D4"/>
+          <w:kern w:val="0"/>
+          <w:sz w:val="21"/>
+          <w:szCs w:val="21"/>
+          <w:lang w:val="en-US" w:eastAsia="ru-RU"/>
+          <w14:ligatures w14:val="none"/>
+        </w:rPr>
+        <w:t>=</w:t>
+      </w:r>
+      <w:r>
+        <w:rPr>
+          <w:rFonts w:ascii="Consolas" w:eastAsia="Times New Roman" w:hAnsi="Consolas" w:cs="Times New Roman"/>
+          <w:color w:val="C9D1D9"/>
+          <w:kern w:val="0"/>
+          <w:sz w:val="21"/>
+          <w:szCs w:val="21"/>
+          <w:lang w:val="en-US" w:eastAsia="ru-RU"/>
+          <w14:ligatures w14:val="none"/>
+        </w:rPr>
+        <w:t xml:space="preserve"> </w:t>
+      </w:r>
+      <w:r>
+        <w:rPr>
+          <w:rFonts w:ascii="Consolas" w:eastAsia="Times New Roman" w:hAnsi="Consolas" w:cs="Times New Roman"/>
+          <w:color w:val="B5CEA8"/>
+          <w:kern w:val="0"/>
+          <w:sz w:val="21"/>
+          <w:szCs w:val="21"/>
+          <w:lang w:val="en-US" w:eastAsia="ru-RU"/>
+          <w14:ligatures w14:val="none"/>
+        </w:rPr>
+        <w:t>1</w:t>
+      </w:r>
+      <w:r>
+        <w:rPr>
+          <w:rFonts w:ascii="Consolas" w:eastAsia="Times New Roman" w:hAnsi="Consolas" w:cs="Times New Roman"/>
+          <w:color w:val="C9D1D9"/>
+          <w:kern w:val="0"/>
+          <w:sz w:val="21"/>
+          <w:szCs w:val="21"/>
+          <w:lang w:val="en-US" w:eastAsia="ru-RU"/>
+          <w14:ligatures w14:val="none"/>
+        </w:rPr>
+        <w:t>;</w:t>
+      </w:r>
+    </w:p>
+    <w:p>
+      <w:pPr>
+        <w:shd w:val="clear" w:color="auto" w:fill="121314"/>
+        <w:spacing w:after="0" w:line="285" w:lineRule="atLeast"/>
+        <w:rPr>
+          <w:rFonts w:ascii="Consolas" w:eastAsia="Times New Roman" w:hAnsi="Consolas" w:cs="Times New Roman"/>
+          <w:color w:val="BBBEBF"/>
+          <w:kern w:val="0"/>
+          <w:sz w:val="21"/>
+          <w:szCs w:val="21"/>
+          <w:lang w:val="en-US" w:eastAsia="ru-RU"/>
+          <w14:ligatures w14:val="none"/>
+        </w:rPr>
+      </w:pPr>
+      <w:r>
+        <w:rPr>
+          <w:rFonts w:ascii="Consolas" w:eastAsia="Times New Roman" w:hAnsi="Consolas" w:cs="Times New Roman"/>
+          <w:color w:val="C9D1D9"/>
+          <w:kern w:val="0"/>
+          <w:sz w:val="21"/>
+          <w:szCs w:val="21"/>
+          <w:lang w:val="en-US" w:eastAsia="ru-RU"/>
+          <w14:ligatures w14:val="none"/>
+        </w:rPr>
+        <w:t xml:space="preserve">    </w:t>
+      </w:r>
+      <w:r>
+        <w:rPr>
+          <w:rFonts w:ascii="Consolas" w:eastAsia="Times New Roman" w:hAnsi="Consolas" w:cs="Times New Roman"/>
+          <w:color w:val="C586C0"/>
+          <w:kern w:val="0"/>
+          <w:sz w:val="21"/>
+          <w:szCs w:val="21"/>
+          <w:lang w:val="en-US" w:eastAsia="ru-RU"/>
+          <w14:ligatures w14:val="none"/>
+        </w:rPr>
+        <w:t>if</w:t>
+      </w:r>
+      <w:r>
+        <w:rPr>
+          <w:rFonts w:ascii="Consolas" w:eastAsia="Times New Roman" w:hAnsi="Consolas" w:cs="Times New Roman"/>
+          <w:color w:val="C9D1D9"/>
+          <w:kern w:val="0"/>
+          <w:sz w:val="21"/>
+          <w:szCs w:val="21"/>
+          <w:lang w:val="en-US" w:eastAsia="ru-RU"/>
+          <w14:ligatures w14:val="none"/>
+        </w:rPr>
+        <w:t xml:space="preserve"> (</w:t>
+      </w:r>
+      <w:proofErr w:type="spellStart"/>
+      <w:r>
+        <w:rPr>
+          <w:rFonts w:ascii="Consolas" w:eastAsia="Times New Roman" w:hAnsi="Consolas" w:cs="Times New Roman"/>
+          <w:color w:val="C9D1D9"/>
+          <w:kern w:val="0"/>
+          <w:sz w:val="21"/>
+          <w:szCs w:val="21"/>
+          <w:lang w:val="en-US" w:eastAsia="ru-RU"/>
+          <w14:ligatures w14:val="none"/>
+        </w:rPr>
+        <w:t>argc</w:t>
+      </w:r>
+      <w:proofErr w:type="spellEnd"/>
+      <w:r>
+        <w:rPr>
+          <w:rFonts w:ascii="Consolas" w:eastAsia="Times New Roman" w:hAnsi="Consolas" w:cs="Times New Roman"/>
+          <w:color w:val="C9D1D9"/>
+          <w:kern w:val="0"/>
+          <w:sz w:val="21"/>
+          <w:szCs w:val="21"/>
+          <w:lang w:val="en-US" w:eastAsia="ru-RU"/>
+          <w14:ligatures w14:val="none"/>
+        </w:rPr>
+        <w:t xml:space="preserve"> </w:t>
+      </w:r>
+      <w:r>
+        <w:rPr>
+          <w:rFonts w:ascii="Consolas" w:eastAsia="Times New Roman" w:hAnsi="Consolas" w:cs="Times New Roman"/>
+          <w:color w:val="D4D4D4"/>
+          <w:kern w:val="0"/>
+          <w:sz w:val="21"/>
+          <w:szCs w:val="21"/>
+          <w:lang w:val="en-US" w:eastAsia="ru-RU"/>
+          <w14:ligatures w14:val="none"/>
+        </w:rPr>
+        <w:t>&gt;</w:t>
+      </w:r>
+      <w:r>
+        <w:rPr>
+          <w:rFonts w:ascii="Consolas" w:eastAsia="Times New Roman" w:hAnsi="Consolas" w:cs="Times New Roman"/>
+          <w:color w:val="C9D1D9"/>
+          <w:kern w:val="0"/>
+          <w:sz w:val="21"/>
+          <w:szCs w:val="21"/>
+          <w:lang w:val="en-US" w:eastAsia="ru-RU"/>
+          <w14:ligatures w14:val="none"/>
+        </w:rPr>
+        <w:t xml:space="preserve"> </w:t>
+      </w:r>
+      <w:r>
+        <w:rPr>
+          <w:rFonts w:ascii="Consolas" w:eastAsia="Times New Roman" w:hAnsi="Consolas" w:cs="Times New Roman"/>
+          <w:color w:val="B5CEA8"/>
+          <w:kern w:val="0"/>
+          <w:sz w:val="21"/>
+          <w:szCs w:val="21"/>
+          <w:lang w:val="en-US" w:eastAsia="ru-RU"/>
+          <w14:ligatures w14:val="none"/>
+        </w:rPr>
+        <w:t>1</w:t>
+      </w:r>
+      <w:r>
+        <w:rPr>
+          <w:rFonts w:ascii="Consolas" w:eastAsia="Times New Roman" w:hAnsi="Consolas" w:cs="Times New Roman"/>
+          <w:color w:val="C9D1D9"/>
+          <w:kern w:val="0"/>
+          <w:sz w:val="21"/>
+          <w:szCs w:val="21"/>
+          <w:lang w:val="en-US" w:eastAsia="ru-RU"/>
+          <w14:ligatures w14:val="none"/>
+        </w:rPr>
+        <w:t xml:space="preserve">) </w:t>
+      </w:r>
+      <w:proofErr w:type="spellStart"/>
+      <w:r>
+        <w:rPr>
+          <w:rFonts w:ascii="Consolas" w:eastAsia="Times New Roman" w:hAnsi="Consolas" w:cs="Times New Roman"/>
+          <w:color w:val="C9D1D9"/>
+          <w:kern w:val="0"/>
+          <w:sz w:val="21"/>
+          <w:szCs w:val="21"/>
+          <w:lang w:val="en-US" w:eastAsia="ru-RU"/>
+          <w14:ligatures w14:val="none"/>
+        </w:rPr>
+        <w:t>nt</w:t>
+      </w:r>
+      <w:proofErr w:type="spellEnd"/>
+      <w:r>
+        <w:rPr>
+          <w:rFonts w:ascii="Consolas" w:eastAsia="Times New Roman" w:hAnsi="Consolas" w:cs="Times New Roman"/>
+          <w:color w:val="C9D1D9"/>
+          <w:kern w:val="0"/>
+          <w:sz w:val="21"/>
+          <w:szCs w:val="21"/>
+          <w:lang w:val="en-US" w:eastAsia="ru-RU"/>
+          <w14:ligatures w14:val="none"/>
+        </w:rPr>
+        <w:t xml:space="preserve"> </w:t>
+      </w:r>
+      <w:r>
+        <w:rPr>
+          <w:rFonts w:ascii="Consolas" w:eastAsia="Times New Roman" w:hAnsi="Consolas" w:cs="Times New Roman"/>
+          <w:color w:val="D4D4D4"/>
+          <w:kern w:val="0"/>
+          <w:sz w:val="21"/>
+          <w:szCs w:val="21"/>
+          <w:lang w:val="en-US" w:eastAsia="ru-RU"/>
+          <w14:ligatures w14:val="none"/>
+        </w:rPr>
+        <w:t>=</w:t>
+      </w:r>
+      <w:r>
+        <w:rPr>
+          <w:rFonts w:ascii="Consolas" w:eastAsia="Times New Roman" w:hAnsi="Consolas" w:cs="Times New Roman"/>
+          <w:color w:val="C9D1D9"/>
+          <w:kern w:val="0"/>
+          <w:sz w:val="21"/>
+          <w:szCs w:val="21"/>
+          <w:lang w:val="en-US" w:eastAsia="ru-RU"/>
+          <w14:ligatures w14:val="none"/>
+        </w:rPr>
+        <w:t xml:space="preserve"> </w:t>
+      </w:r>
+      <w:proofErr w:type="spellStart"/>
+      <w:r>
+        <w:rPr>
+          <w:rFonts w:ascii="Consolas" w:eastAsia="Times New Roman" w:hAnsi="Consolas" w:cs="Times New Roman"/>
+          <w:color w:val="D2A8FF"/>
+          <w:kern w:val="0"/>
+          <w:sz w:val="21"/>
+          <w:szCs w:val="21"/>
+          <w:lang w:val="en-US" w:eastAsia="ru-RU"/>
+          <w14:ligatures w14:val="none"/>
+        </w:rPr>
+        <w:t>atoi</w:t>
+      </w:r>
+      <w:proofErr w:type="spellEnd"/>
+      <w:r>
+        <w:rPr>
+          <w:rFonts w:ascii="Consolas" w:eastAsia="Times New Roman" w:hAnsi="Consolas" w:cs="Times New Roman"/>
+          <w:color w:val="C9D1D9"/>
+          <w:kern w:val="0"/>
+          <w:sz w:val="21"/>
+          <w:szCs w:val="21"/>
+          <w:lang w:val="en-US" w:eastAsia="ru-RU"/>
+          <w14:ligatures w14:val="none"/>
+        </w:rPr>
+        <w:t>(</w:t>
+      </w:r>
+      <w:proofErr w:type="spellStart"/>
+      <w:proofErr w:type="gramStart"/>
+      <w:r>
+        <w:rPr>
+          <w:rFonts w:ascii="Consolas" w:eastAsia="Times New Roman" w:hAnsi="Consolas" w:cs="Times New Roman"/>
+          <w:color w:val="FFA657"/>
+          <w:kern w:val="0"/>
+          <w:sz w:val="21"/>
+          <w:szCs w:val="21"/>
+          <w:lang w:val="en-US" w:eastAsia="ru-RU"/>
+          <w14:ligatures w14:val="none"/>
+        </w:rPr>
+        <w:t>argv</w:t>
+      </w:r>
+      <w:proofErr w:type="spellEnd"/>
+      <w:r>
+        <w:rPr>
+          <w:rFonts w:ascii="Consolas" w:eastAsia="Times New Roman" w:hAnsi="Consolas" w:cs="Times New Roman"/>
+          <w:color w:val="C9D1D9"/>
+          <w:kern w:val="0"/>
+          <w:sz w:val="21"/>
+          <w:szCs w:val="21"/>
+          <w:lang w:val="en-US" w:eastAsia="ru-RU"/>
+          <w14:ligatures w14:val="none"/>
+        </w:rPr>
+        <w:t>[</w:t>
+      </w:r>
+      <w:proofErr w:type="gramEnd"/>
+      <w:r>
+        <w:rPr>
+          <w:rFonts w:ascii="Consolas" w:eastAsia="Times New Roman" w:hAnsi="Consolas" w:cs="Times New Roman"/>
+          <w:color w:val="B5CEA8"/>
+          <w:kern w:val="0"/>
+          <w:sz w:val="21"/>
+          <w:szCs w:val="21"/>
+          <w:lang w:val="en-US" w:eastAsia="ru-RU"/>
+          <w14:ligatures w14:val="none"/>
+        </w:rPr>
+        <w:t>1</w:t>
+      </w:r>
+      <w:r>
+        <w:rPr>
+          <w:rFonts w:ascii="Consolas" w:eastAsia="Times New Roman" w:hAnsi="Consolas" w:cs="Times New Roman"/>
+          <w:color w:val="C9D1D9"/>
+          <w:kern w:val="0"/>
+          <w:sz w:val="21"/>
+          <w:szCs w:val="21"/>
+          <w:lang w:val="en-US" w:eastAsia="ru-RU"/>
+          <w14:ligatures w14:val="none"/>
+        </w:rPr>
+        <w:t>]);</w:t>
+      </w:r>
+    </w:p>
+    <w:p>
+      <w:pPr>
+        <w:shd w:val="clear" w:color="auto" w:fill="121314"/>
+        <w:spacing w:after="0" w:line="285" w:lineRule="atLeast"/>
+        <w:rPr>
+          <w:rFonts w:ascii="Consolas" w:eastAsia="Times New Roman" w:hAnsi="Consolas" w:cs="Times New Roman"/>
+          <w:color w:val="BBBEBF"/>
+          <w:kern w:val="0"/>
+          <w:sz w:val="21"/>
+          <w:szCs w:val="21"/>
+          <w:lang w:val="en-US" w:eastAsia="ru-RU"/>
+          <w14:ligatures w14:val="none"/>
+        </w:rPr>
+      </w:pPr>
+    </w:p>
+    <w:p>
+      <w:pPr>
+        <w:shd w:val="clear" w:color="auto" w:fill="121314"/>
+        <w:spacing w:after="0" w:line="285" w:lineRule="atLeast"/>
+        <w:rPr>
+          <w:rFonts w:ascii="Consolas" w:eastAsia="Times New Roman" w:hAnsi="Consolas" w:cs="Times New Roman"/>
+          <w:color w:val="BBBEBF"/>
+          <w:kern w:val="0"/>
+          <w:sz w:val="21"/>
+          <w:szCs w:val="21"/>
+          <w:lang w:val="en-US" w:eastAsia="ru-RU"/>
+          <w14:ligatures w14:val="none"/>
+        </w:rPr>
+      </w:pPr>
+      <w:r>
+        <w:rPr>
+          <w:rFonts w:ascii="Consolas" w:eastAsia="Times New Roman" w:hAnsi="Consolas" w:cs="Times New Roman"/>
+          <w:color w:val="C9D1D9"/>
+          <w:kern w:val="0"/>
+          <w:sz w:val="21"/>
+          <w:szCs w:val="21"/>
+          <w:lang w:val="en-US" w:eastAsia="ru-RU"/>
+          <w14:ligatures w14:val="none"/>
+        </w:rPr>
+        <w:t xml:space="preserve">    </w:t>
+      </w:r>
+      <w:proofErr w:type="spellStart"/>
+      <w:r>
+        <w:rPr>
+          <w:rFonts w:ascii="Consolas" w:eastAsia="Times New Roman" w:hAnsi="Consolas" w:cs="Times New Roman"/>
+          <w:color w:val="D2A8FF"/>
+          <w:kern w:val="0"/>
+          <w:sz w:val="21"/>
+          <w:szCs w:val="21"/>
+          <w:lang w:val="en-US" w:eastAsia="ru-RU"/>
+          <w14:ligatures w14:val="none"/>
+        </w:rPr>
+        <w:t>MPI_</w:t>
+      </w:r>
+      <w:proofErr w:type="gramStart"/>
+      <w:r>
+        <w:rPr>
+          <w:rFonts w:ascii="Consolas" w:eastAsia="Times New Roman" w:hAnsi="Consolas" w:cs="Times New Roman"/>
+          <w:color w:val="D2A8FF"/>
+          <w:kern w:val="0"/>
+          <w:sz w:val="21"/>
+          <w:szCs w:val="21"/>
+          <w:lang w:val="en-US" w:eastAsia="ru-RU"/>
+          <w14:ligatures w14:val="none"/>
+        </w:rPr>
+        <w:t>Init</w:t>
+      </w:r>
+      <w:proofErr w:type="spellEnd"/>
+      <w:r>
+        <w:rPr>
+          <w:rFonts w:ascii="Consolas" w:eastAsia="Times New Roman" w:hAnsi="Consolas" w:cs="Times New Roman"/>
+          <w:color w:val="C9D1D9"/>
+          <w:kern w:val="0"/>
+          <w:sz w:val="21"/>
+          <w:szCs w:val="21"/>
+          <w:lang w:val="en-US" w:eastAsia="ru-RU"/>
+          <w14:ligatures w14:val="none"/>
+        </w:rPr>
+        <w:t>(</w:t>
+      </w:r>
+      <w:proofErr w:type="gramEnd"/>
+      <w:r>
+        <w:rPr>
+          <w:rFonts w:ascii="Consolas" w:eastAsia="Times New Roman" w:hAnsi="Consolas" w:cs="Times New Roman"/>
+          <w:color w:val="D4D4D4"/>
+          <w:kern w:val="0"/>
+          <w:sz w:val="21"/>
+          <w:szCs w:val="21"/>
+          <w:lang w:val="en-US" w:eastAsia="ru-RU"/>
+          <w14:ligatures w14:val="none"/>
+        </w:rPr>
+        <w:t>&amp;</w:t>
+      </w:r>
+      <w:proofErr w:type="spellStart"/>
+      <w:r>
+        <w:rPr>
+          <w:rFonts w:ascii="Consolas" w:eastAsia="Times New Roman" w:hAnsi="Consolas" w:cs="Times New Roman"/>
+          <w:color w:val="C9D1D9"/>
+          <w:kern w:val="0"/>
+          <w:sz w:val="21"/>
+          <w:szCs w:val="21"/>
+          <w:lang w:val="en-US" w:eastAsia="ru-RU"/>
+          <w14:ligatures w14:val="none"/>
+        </w:rPr>
+        <w:t>argc</w:t>
+      </w:r>
+      <w:proofErr w:type="spellEnd"/>
+      <w:r>
+        <w:rPr>
+          <w:rFonts w:ascii="Consolas" w:eastAsia="Times New Roman" w:hAnsi="Consolas" w:cs="Times New Roman"/>
+          <w:color w:val="C9D1D9"/>
+          <w:kern w:val="0"/>
+          <w:sz w:val="21"/>
+          <w:szCs w:val="21"/>
+          <w:lang w:val="en-US" w:eastAsia="ru-RU"/>
+          <w14:ligatures w14:val="none"/>
+        </w:rPr>
+        <w:t xml:space="preserve">, </w:t>
+      </w:r>
+      <w:r>
+        <w:rPr>
+          <w:rFonts w:ascii="Consolas" w:eastAsia="Times New Roman" w:hAnsi="Consolas" w:cs="Times New Roman"/>
+          <w:color w:val="D4D4D4"/>
+          <w:kern w:val="0"/>
+          <w:sz w:val="21"/>
+          <w:szCs w:val="21"/>
+          <w:lang w:val="en-US" w:eastAsia="ru-RU"/>
+          <w14:ligatures w14:val="none"/>
+        </w:rPr>
+        <w:t>&amp;</w:t>
+      </w:r>
+      <w:proofErr w:type="spellStart"/>
+      <w:r>
+        <w:rPr>
+          <w:rFonts w:ascii="Consolas" w:eastAsia="Times New Roman" w:hAnsi="Consolas" w:cs="Times New Roman"/>
+          <w:color w:val="C9D1D9"/>
+          <w:kern w:val="0"/>
+          <w:sz w:val="21"/>
+          <w:szCs w:val="21"/>
+          <w:lang w:val="en-US" w:eastAsia="ru-RU"/>
+          <w14:ligatures w14:val="none"/>
+        </w:rPr>
+        <w:t>argv</w:t>
+      </w:r>
+      <w:proofErr w:type="spellEnd"/>
+      <w:r>
+        <w:rPr>
+          <w:rFonts w:ascii="Consolas" w:eastAsia="Times New Roman" w:hAnsi="Consolas" w:cs="Times New Roman"/>
+          <w:color w:val="C9D1D9"/>
+          <w:kern w:val="0"/>
+          <w:sz w:val="21"/>
+          <w:szCs w:val="21"/>
+          <w:lang w:val="en-US" w:eastAsia="ru-RU"/>
+          <w14:ligatures w14:val="none"/>
+        </w:rPr>
+        <w:t>);</w:t>
+      </w:r>
+    </w:p>
+    <w:p>
+      <w:pPr>
+        <w:shd w:val="clear" w:color="auto" w:fill="121314"/>
+        <w:spacing w:after="0" w:line="285" w:lineRule="atLeast"/>
+        <w:rPr>
+          <w:rFonts w:ascii="Consolas" w:eastAsia="Times New Roman" w:hAnsi="Consolas" w:cs="Times New Roman"/>
+          <w:color w:val="BBBEBF"/>
+          <w:kern w:val="0"/>
+          <w:sz w:val="21"/>
+          <w:szCs w:val="21"/>
+          <w:lang w:val="en-US" w:eastAsia="ru-RU"/>
+          <w14:ligatures w14:val="none"/>
+        </w:rPr>
+      </w:pPr>
+      <w:r>
+        <w:rPr>
+          <w:rFonts w:ascii="Consolas" w:eastAsia="Times New Roman" w:hAnsi="Consolas" w:cs="Times New Roman"/>
+          <w:color w:val="C9D1D9"/>
+          <w:kern w:val="0"/>
+          <w:sz w:val="21"/>
+          <w:szCs w:val="21"/>
+          <w:lang w:val="en-US" w:eastAsia="ru-RU"/>
+          <w14:ligatures w14:val="none"/>
+        </w:rPr>
+        <w:t xml:space="preserve">    </w:t>
+      </w:r>
+      <w:proofErr w:type="spellStart"/>
+      <w:r>
+        <w:rPr>
+          <w:rFonts w:ascii="Consolas" w:eastAsia="Times New Roman" w:hAnsi="Consolas" w:cs="Times New Roman"/>
+          <w:color w:val="D2A8FF"/>
+          <w:kern w:val="0"/>
+          <w:sz w:val="21"/>
+          <w:szCs w:val="21"/>
+          <w:lang w:val="en-US" w:eastAsia="ru-RU"/>
+          <w14:ligatures w14:val="none"/>
+        </w:rPr>
+        <w:t>MPI_Comm_</w:t>
+      </w:r>
+      <w:proofErr w:type="gramStart"/>
+      <w:r>
+        <w:rPr>
+          <w:rFonts w:ascii="Consolas" w:eastAsia="Times New Roman" w:hAnsi="Consolas" w:cs="Times New Roman"/>
+          <w:color w:val="D2A8FF"/>
+          <w:kern w:val="0"/>
+          <w:sz w:val="21"/>
+          <w:szCs w:val="21"/>
+          <w:lang w:val="en-US" w:eastAsia="ru-RU"/>
+          <w14:ligatures w14:val="none"/>
+        </w:rPr>
+        <w:t>size</w:t>
+      </w:r>
+      <w:proofErr w:type="spellEnd"/>
+      <w:r>
+        <w:rPr>
+          <w:rFonts w:ascii="Consolas" w:eastAsia="Times New Roman" w:hAnsi="Consolas" w:cs="Times New Roman"/>
+          <w:color w:val="C9D1D9"/>
+          <w:kern w:val="0"/>
+          <w:sz w:val="21"/>
+          <w:szCs w:val="21"/>
+          <w:lang w:val="en-US" w:eastAsia="ru-RU"/>
+          <w14:ligatures w14:val="none"/>
+        </w:rPr>
+        <w:t>(</w:t>
+      </w:r>
+      <w:proofErr w:type="gramEnd"/>
+      <w:r>
+        <w:rPr>
+          <w:rFonts w:ascii="Consolas" w:eastAsia="Times New Roman" w:hAnsi="Consolas" w:cs="Times New Roman"/>
+          <w:color w:val="C9D1D9"/>
+          <w:kern w:val="0"/>
+          <w:sz w:val="21"/>
+          <w:szCs w:val="21"/>
+          <w:lang w:val="en-US" w:eastAsia="ru-RU"/>
+          <w14:ligatures w14:val="none"/>
+        </w:rPr>
+        <w:t xml:space="preserve">MPI_COMM_WORLD, </w:t>
+      </w:r>
+      <w:r>
+        <w:rPr>
+          <w:rFonts w:ascii="Consolas" w:eastAsia="Times New Roman" w:hAnsi="Consolas" w:cs="Times New Roman"/>
+          <w:color w:val="D4D4D4"/>
+          <w:kern w:val="0"/>
+          <w:sz w:val="21"/>
+          <w:szCs w:val="21"/>
+          <w:lang w:val="en-US" w:eastAsia="ru-RU"/>
+          <w14:ligatures w14:val="none"/>
+        </w:rPr>
+        <w:t>&amp;</w:t>
+      </w:r>
+      <w:r>
+        <w:rPr>
+          <w:rFonts w:ascii="Consolas" w:eastAsia="Times New Roman" w:hAnsi="Consolas" w:cs="Times New Roman"/>
+          <w:color w:val="C9D1D9"/>
+          <w:kern w:val="0"/>
+          <w:sz w:val="21"/>
+          <w:szCs w:val="21"/>
+          <w:lang w:val="en-US" w:eastAsia="ru-RU"/>
+          <w14:ligatures w14:val="none"/>
+        </w:rPr>
+        <w:t>np);</w:t>
+      </w:r>
+    </w:p>
+    <w:p>
+      <w:pPr>
+        <w:shd w:val="clear" w:color="auto" w:fill="121314"/>
+        <w:spacing w:after="0" w:line="285" w:lineRule="atLeast"/>
+        <w:rPr>
+          <w:rFonts w:ascii="Consolas" w:eastAsia="Times New Roman" w:hAnsi="Consolas" w:cs="Times New Roman"/>
+          <w:color w:val="BBBEBF"/>
+          <w:kern w:val="0"/>
+          <w:sz w:val="21"/>
+          <w:szCs w:val="21"/>
+          <w:lang w:val="en-US" w:eastAsia="ru-RU"/>
+          <w14:ligatures w14:val="none"/>
+        </w:rPr>
+      </w:pPr>
+      <w:r>
+        <w:rPr>
+          <w:rFonts w:ascii="Consolas" w:eastAsia="Times New Roman" w:hAnsi="Consolas" w:cs="Times New Roman"/>
+          <w:color w:val="C9D1D9"/>
+          <w:kern w:val="0"/>
+          <w:sz w:val="21"/>
+          <w:szCs w:val="21"/>
+          <w:lang w:val="en-US" w:eastAsia="ru-RU"/>
+          <w14:ligatures w14:val="none"/>
+        </w:rPr>
+        <w:t xml:space="preserve">    </w:t>
+      </w:r>
+      <w:proofErr w:type="spellStart"/>
+      <w:r>
+        <w:rPr>
+          <w:rFonts w:ascii="Consolas" w:eastAsia="Times New Roman" w:hAnsi="Consolas" w:cs="Times New Roman"/>
+          <w:color w:val="D2A8FF"/>
+          <w:kern w:val="0"/>
+          <w:sz w:val="21"/>
+          <w:szCs w:val="21"/>
+          <w:lang w:val="en-US" w:eastAsia="ru-RU"/>
+          <w14:ligatures w14:val="none"/>
+        </w:rPr>
+        <w:t>MPI_Comm_</w:t>
+      </w:r>
+      <w:proofErr w:type="gramStart"/>
+      <w:r>
+        <w:rPr>
+          <w:rFonts w:ascii="Consolas" w:eastAsia="Times New Roman" w:hAnsi="Consolas" w:cs="Times New Roman"/>
+          <w:color w:val="D2A8FF"/>
+          <w:kern w:val="0"/>
+          <w:sz w:val="21"/>
+          <w:szCs w:val="21"/>
+          <w:lang w:val="en-US" w:eastAsia="ru-RU"/>
+          <w14:ligatures w14:val="none"/>
+        </w:rPr>
+        <w:t>rank</w:t>
+      </w:r>
+      <w:proofErr w:type="spellEnd"/>
+      <w:r>
+        <w:rPr>
+          <w:rFonts w:ascii="Consolas" w:eastAsia="Times New Roman" w:hAnsi="Consolas" w:cs="Times New Roman"/>
+          <w:color w:val="C9D1D9"/>
+          <w:kern w:val="0"/>
+          <w:sz w:val="21"/>
+          <w:szCs w:val="21"/>
+          <w:lang w:val="en-US" w:eastAsia="ru-RU"/>
+          <w14:ligatures w14:val="none"/>
+        </w:rPr>
+        <w:t>(</w:t>
+      </w:r>
+      <w:proofErr w:type="gramEnd"/>
+      <w:r>
+        <w:rPr>
+          <w:rFonts w:ascii="Consolas" w:eastAsia="Times New Roman" w:hAnsi="Consolas" w:cs="Times New Roman"/>
+          <w:color w:val="C9D1D9"/>
+          <w:kern w:val="0"/>
+          <w:sz w:val="21"/>
+          <w:szCs w:val="21"/>
+          <w:lang w:val="en-US" w:eastAsia="ru-RU"/>
+          <w14:ligatures w14:val="none"/>
+        </w:rPr>
+        <w:t xml:space="preserve">MPI_COMM_WORLD, </w:t>
+      </w:r>
+      <w:r>
+        <w:rPr>
+          <w:rFonts w:ascii="Consolas" w:eastAsia="Times New Roman" w:hAnsi="Consolas" w:cs="Times New Roman"/>
+          <w:color w:val="D4D4D4"/>
+          <w:kern w:val="0"/>
+          <w:sz w:val="21"/>
+          <w:szCs w:val="21"/>
+          <w:lang w:val="en-US" w:eastAsia="ru-RU"/>
+          <w14:ligatures w14:val="none"/>
+        </w:rPr>
+        <w:t>&amp;</w:t>
+      </w:r>
+      <w:proofErr w:type="spellStart"/>
+      <w:r>
+        <w:rPr>
+          <w:rFonts w:ascii="Consolas" w:eastAsia="Times New Roman" w:hAnsi="Consolas" w:cs="Times New Roman"/>
+          <w:color w:val="C9D1D9"/>
+          <w:kern w:val="0"/>
+          <w:sz w:val="21"/>
+          <w:szCs w:val="21"/>
+          <w:lang w:val="en-US" w:eastAsia="ru-RU"/>
+          <w14:ligatures w14:val="none"/>
+        </w:rPr>
+        <w:t>mp</w:t>
+      </w:r>
+      <w:proofErr w:type="spellEnd"/>
+      <w:r>
+        <w:rPr>
+          <w:rFonts w:ascii="Consolas" w:eastAsia="Times New Roman" w:hAnsi="Consolas" w:cs="Times New Roman"/>
+          <w:color w:val="C9D1D9"/>
+          <w:kern w:val="0"/>
+          <w:sz w:val="21"/>
+          <w:szCs w:val="21"/>
+          <w:lang w:val="en-US" w:eastAsia="ru-RU"/>
+          <w14:ligatures w14:val="none"/>
+        </w:rPr>
+        <w:t>);</w:t>
+      </w:r>
+    </w:p>
+    <w:p>
+      <w:pPr>
+        <w:shd w:val="clear" w:color="auto" w:fill="121314"/>
+        <w:spacing w:after="0" w:line="285" w:lineRule="atLeast"/>
+        <w:rPr>
+          <w:rFonts w:ascii="Consolas" w:eastAsia="Times New Roman" w:hAnsi="Consolas" w:cs="Times New Roman"/>
+          <w:color w:val="BBBEBF"/>
+          <w:kern w:val="0"/>
+          <w:sz w:val="21"/>
+          <w:szCs w:val="21"/>
+          <w:lang w:val="en-US" w:eastAsia="ru-RU"/>
+          <w14:ligatures w14:val="none"/>
+        </w:rPr>
+      </w:pPr>
+      <w:r>
+        <w:rPr>
+          <w:rFonts w:ascii="Consolas" w:eastAsia="Times New Roman" w:hAnsi="Consolas" w:cs="Times New Roman"/>
+          <w:color w:val="C9D1D9"/>
+          <w:kern w:val="0"/>
+          <w:sz w:val="21"/>
+          <w:szCs w:val="21"/>
+          <w:lang w:val="en-US" w:eastAsia="ru-RU"/>
+          <w14:ligatures w14:val="none"/>
+        </w:rPr>
+        <w:t xml:space="preserve">    </w:t>
+      </w:r>
+      <w:proofErr w:type="spellStart"/>
+      <w:r>
+        <w:rPr>
+          <w:rFonts w:ascii="Consolas" w:eastAsia="Times New Roman" w:hAnsi="Consolas" w:cs="Times New Roman"/>
+          <w:color w:val="D2A8FF"/>
+          <w:kern w:val="0"/>
+          <w:sz w:val="21"/>
+          <w:szCs w:val="21"/>
+          <w:lang w:val="en-US" w:eastAsia="ru-RU"/>
+          <w14:ligatures w14:val="none"/>
+        </w:rPr>
+        <w:t>omp_set_num_threads</w:t>
+      </w:r>
+      <w:proofErr w:type="spellEnd"/>
+      <w:r>
+        <w:rPr>
+          <w:rFonts w:ascii="Consolas" w:eastAsia="Times New Roman" w:hAnsi="Consolas" w:cs="Times New Roman"/>
+          <w:color w:val="C9D1D9"/>
+          <w:kern w:val="0"/>
+          <w:sz w:val="21"/>
+          <w:szCs w:val="21"/>
+          <w:lang w:val="en-US" w:eastAsia="ru-RU"/>
+          <w14:ligatures w14:val="none"/>
+        </w:rPr>
+        <w:t>(</w:t>
+      </w:r>
+      <w:proofErr w:type="spellStart"/>
+      <w:r>
+        <w:rPr>
+          <w:rFonts w:ascii="Consolas" w:eastAsia="Times New Roman" w:hAnsi="Consolas" w:cs="Times New Roman"/>
+          <w:color w:val="C9D1D9"/>
+          <w:kern w:val="0"/>
+          <w:sz w:val="21"/>
+          <w:szCs w:val="21"/>
+          <w:lang w:val="en-US" w:eastAsia="ru-RU"/>
+          <w14:ligatures w14:val="none"/>
+        </w:rPr>
+        <w:t>nt</w:t>
+      </w:r>
+      <w:proofErr w:type="spellEnd"/>
+      <w:r>
+        <w:rPr>
+          <w:rFonts w:ascii="Consolas" w:eastAsia="Times New Roman" w:hAnsi="Consolas" w:cs="Times New Roman"/>
+          <w:color w:val="C9D1D9"/>
+          <w:kern w:val="0"/>
+          <w:sz w:val="21"/>
+          <w:szCs w:val="21"/>
+          <w:lang w:val="en-US" w:eastAsia="ru-RU"/>
+          <w14:ligatures w14:val="none"/>
+        </w:rPr>
+        <w:t>);</w:t>
+      </w:r>
+    </w:p>
+    <w:p>
+      <w:pPr>
+        <w:shd w:val="clear" w:color="auto" w:fill="121314"/>
+        <w:spacing w:after="0" w:line="285" w:lineRule="atLeast"/>
+        <w:rPr>
+          <w:rFonts w:ascii="Consolas" w:eastAsia="Times New Roman" w:hAnsi="Consolas" w:cs="Times New Roman"/>
+          <w:color w:val="BBBEBF"/>
+          <w:kern w:val="0"/>
+          <w:sz w:val="21"/>
+          <w:szCs w:val="21"/>
+          <w:lang w:val="en-US" w:eastAsia="ru-RU"/>
+          <w14:ligatures w14:val="none"/>
+        </w:rPr>
+      </w:pPr>
+    </w:p>
+    <w:p>
+      <w:pPr>
+        <w:shd w:val="clear" w:color="auto" w:fill="121314"/>
+        <w:spacing w:after="0" w:line="285" w:lineRule="atLeast"/>
+        <w:rPr>
+          <w:rFonts w:ascii="Consolas" w:eastAsia="Times New Roman" w:hAnsi="Consolas" w:cs="Times New Roman"/>
+          <w:color w:val="BBBEBF"/>
+          <w:kern w:val="0"/>
+          <w:sz w:val="21"/>
+          <w:szCs w:val="21"/>
+          <w:lang w:val="en-US" w:eastAsia="ru-RU"/>
+          <w14:ligatures w14:val="none"/>
+        </w:rPr>
+      </w:pPr>
+      <w:r>
+        <w:rPr>
+          <w:rFonts w:ascii="Consolas" w:eastAsia="Times New Roman" w:hAnsi="Consolas" w:cs="Times New Roman"/>
+          <w:color w:val="C9D1D9"/>
+          <w:kern w:val="0"/>
+          <w:sz w:val="21"/>
+          <w:szCs w:val="21"/>
+          <w:lang w:val="en-US" w:eastAsia="ru-RU"/>
+          <w14:ligatures w14:val="none"/>
+        </w:rPr>
+        <w:t xml:space="preserve">    </w:t>
+      </w:r>
+      <w:r>
+        <w:rPr>
+          <w:rFonts w:ascii="Consolas" w:eastAsia="Times New Roman" w:hAnsi="Consolas" w:cs="Times New Roman"/>
+          <w:color w:val="569CD6"/>
+          <w:kern w:val="0"/>
+          <w:sz w:val="21"/>
+          <w:szCs w:val="21"/>
+          <w:lang w:val="en-US" w:eastAsia="ru-RU"/>
+          <w14:ligatures w14:val="none"/>
+        </w:rPr>
+        <w:t>const</w:t>
+      </w:r>
+      <w:r>
+        <w:rPr>
+          <w:rFonts w:ascii="Consolas" w:eastAsia="Times New Roman" w:hAnsi="Consolas" w:cs="Times New Roman"/>
+          <w:color w:val="C9D1D9"/>
+          <w:kern w:val="0"/>
+          <w:sz w:val="21"/>
+          <w:szCs w:val="21"/>
+          <w:lang w:val="en-US" w:eastAsia="ru-RU"/>
+          <w14:ligatures w14:val="none"/>
+        </w:rPr>
+        <w:t xml:space="preserve"> </w:t>
+      </w:r>
+      <w:r>
+        <w:rPr>
+          <w:rFonts w:ascii="Consolas" w:eastAsia="Times New Roman" w:hAnsi="Consolas" w:cs="Times New Roman"/>
+          <w:color w:val="FF7B72"/>
+          <w:kern w:val="0"/>
+          <w:sz w:val="21"/>
+          <w:szCs w:val="21"/>
+          <w:lang w:val="en-US" w:eastAsia="ru-RU"/>
+          <w14:ligatures w14:val="none"/>
+        </w:rPr>
+        <w:t>int</w:t>
+      </w:r>
+      <w:r>
+        <w:rPr>
+          <w:rFonts w:ascii="Consolas" w:eastAsia="Times New Roman" w:hAnsi="Consolas" w:cs="Times New Roman"/>
+          <w:color w:val="C9D1D9"/>
+          <w:kern w:val="0"/>
+          <w:sz w:val="21"/>
+          <w:szCs w:val="21"/>
+          <w:lang w:val="en-US" w:eastAsia="ru-RU"/>
+          <w14:ligatures w14:val="none"/>
+        </w:rPr>
+        <w:t xml:space="preserve"> TOTAL_N </w:t>
+      </w:r>
+      <w:r>
+        <w:rPr>
+          <w:rFonts w:ascii="Consolas" w:eastAsia="Times New Roman" w:hAnsi="Consolas" w:cs="Times New Roman"/>
+          <w:color w:val="D4D4D4"/>
+          <w:kern w:val="0"/>
+          <w:sz w:val="21"/>
+          <w:szCs w:val="21"/>
+          <w:lang w:val="en-US" w:eastAsia="ru-RU"/>
+          <w14:ligatures w14:val="none"/>
+        </w:rPr>
+        <w:t>=</w:t>
+      </w:r>
+      <w:r>
+        <w:rPr>
+          <w:rFonts w:ascii="Consolas" w:eastAsia="Times New Roman" w:hAnsi="Consolas" w:cs="Times New Roman"/>
+          <w:color w:val="C9D1D9"/>
+          <w:kern w:val="0"/>
+          <w:sz w:val="21"/>
+          <w:szCs w:val="21"/>
+          <w:lang w:val="en-US" w:eastAsia="ru-RU"/>
+          <w14:ligatures w14:val="none"/>
+        </w:rPr>
+        <w:t xml:space="preserve"> </w:t>
+      </w:r>
+      <w:r>
+        <w:rPr>
+          <w:rFonts w:ascii="Consolas" w:eastAsia="Times New Roman" w:hAnsi="Consolas" w:cs="Times New Roman"/>
+          <w:color w:val="B5CEA8"/>
+          <w:kern w:val="0"/>
+          <w:sz w:val="21"/>
+          <w:szCs w:val="21"/>
+          <w:lang w:val="en-US" w:eastAsia="ru-RU"/>
+          <w14:ligatures w14:val="none"/>
+        </w:rPr>
+        <w:t>1000000000</w:t>
+      </w:r>
+      <w:r>
+        <w:rPr>
+          <w:rFonts w:ascii="Consolas" w:eastAsia="Times New Roman" w:hAnsi="Consolas" w:cs="Times New Roman"/>
+          <w:color w:val="C9D1D9"/>
+          <w:kern w:val="0"/>
+          <w:sz w:val="21"/>
+          <w:szCs w:val="21"/>
+          <w:lang w:val="en-US" w:eastAsia="ru-RU"/>
+          <w14:ligatures w14:val="none"/>
+        </w:rPr>
+        <w:t>;</w:t>
+      </w:r>
+    </w:p>
+    <w:p>
+      <w:pPr>
+        <w:shd w:val="clear" w:color="auto" w:fill="121314"/>
+        <w:spacing w:after="0" w:line="285" w:lineRule="atLeast"/>
+        <w:rPr>
+          <w:rFonts w:ascii="Consolas" w:eastAsia="Times New Roman" w:hAnsi="Consolas" w:cs="Times New Roman"/>
+          <w:color w:val="BBBEBF"/>
+          <w:kern w:val="0"/>
+          <w:sz w:val="21"/>
+          <w:szCs w:val="21"/>
+          <w:lang w:val="en-US" w:eastAsia="ru-RU"/>
+          <w14:ligatures w14:val="none"/>
+        </w:rPr>
+      </w:pPr>
+      <w:r>
+        <w:rPr>
+          <w:rFonts w:ascii="Consolas" w:eastAsia="Times New Roman" w:hAnsi="Consolas" w:cs="Times New Roman"/>
+          <w:color w:val="C9D1D9"/>
+          <w:kern w:val="0"/>
+          <w:sz w:val="21"/>
+          <w:szCs w:val="21"/>
+          <w:lang w:val="en-US" w:eastAsia="ru-RU"/>
+          <w14:ligatures w14:val="none"/>
+        </w:rPr>
+        <w:t xml:space="preserve">    </w:t>
+      </w:r>
+      <w:r>
+        <w:rPr>
+          <w:rFonts w:ascii="Consolas" w:eastAsia="Times New Roman" w:hAnsi="Consolas" w:cs="Times New Roman"/>
+          <w:color w:val="FF7B72"/>
+          <w:kern w:val="0"/>
+          <w:sz w:val="21"/>
+          <w:szCs w:val="21"/>
+          <w:lang w:val="en-US" w:eastAsia="ru-RU"/>
+          <w14:ligatures w14:val="none"/>
+        </w:rPr>
+        <w:t>double</w:t>
+      </w:r>
+      <w:r>
+        <w:rPr>
+          <w:rFonts w:ascii="Consolas" w:eastAsia="Times New Roman" w:hAnsi="Consolas" w:cs="Times New Roman"/>
+          <w:color w:val="C9D1D9"/>
+          <w:kern w:val="0"/>
+          <w:sz w:val="21"/>
+          <w:szCs w:val="21"/>
+          <w:lang w:val="en-US" w:eastAsia="ru-RU"/>
+          <w14:ligatures w14:val="none"/>
+        </w:rPr>
+        <w:t xml:space="preserve"> a </w:t>
+      </w:r>
+      <w:r>
+        <w:rPr>
+          <w:rFonts w:ascii="Consolas" w:eastAsia="Times New Roman" w:hAnsi="Consolas" w:cs="Times New Roman"/>
+          <w:color w:val="D4D4D4"/>
+          <w:kern w:val="0"/>
+          <w:sz w:val="21"/>
+          <w:szCs w:val="21"/>
+          <w:lang w:val="en-US" w:eastAsia="ru-RU"/>
+          <w14:ligatures w14:val="none"/>
+        </w:rPr>
+        <w:t>=</w:t>
+      </w:r>
+      <w:r>
+        <w:rPr>
+          <w:rFonts w:ascii="Consolas" w:eastAsia="Times New Roman" w:hAnsi="Consolas" w:cs="Times New Roman"/>
+          <w:color w:val="C9D1D9"/>
+          <w:kern w:val="0"/>
+          <w:sz w:val="21"/>
+          <w:szCs w:val="21"/>
+          <w:lang w:val="en-US" w:eastAsia="ru-RU"/>
+          <w14:ligatures w14:val="none"/>
+        </w:rPr>
+        <w:t xml:space="preserve"> </w:t>
+      </w:r>
+      <w:r>
+        <w:rPr>
+          <w:rFonts w:ascii="Consolas" w:eastAsia="Times New Roman" w:hAnsi="Consolas" w:cs="Times New Roman"/>
+          <w:color w:val="B5CEA8"/>
+          <w:kern w:val="0"/>
+          <w:sz w:val="21"/>
+          <w:szCs w:val="21"/>
+          <w:lang w:val="en-US" w:eastAsia="ru-RU"/>
+          <w14:ligatures w14:val="none"/>
+        </w:rPr>
+        <w:t>0.0</w:t>
+      </w:r>
+      <w:r>
+        <w:rPr>
+          <w:rFonts w:ascii="Consolas" w:eastAsia="Times New Roman" w:hAnsi="Consolas" w:cs="Times New Roman"/>
+          <w:color w:val="C9D1D9"/>
+          <w:kern w:val="0"/>
+          <w:sz w:val="21"/>
+          <w:szCs w:val="21"/>
+          <w:lang w:val="en-US" w:eastAsia="ru-RU"/>
+          <w14:ligatures w14:val="none"/>
+        </w:rPr>
+        <w:t xml:space="preserve">, b </w:t>
+      </w:r>
+      <w:r>
+        <w:rPr>
+          <w:rFonts w:ascii="Consolas" w:eastAsia="Times New Roman" w:hAnsi="Consolas" w:cs="Times New Roman"/>
+          <w:color w:val="D4D4D4"/>
+          <w:kern w:val="0"/>
+          <w:sz w:val="21"/>
+          <w:szCs w:val="21"/>
+          <w:lang w:val="en-US" w:eastAsia="ru-RU"/>
+          <w14:ligatures w14:val="none"/>
+        </w:rPr>
+        <w:t>=</w:t>
+      </w:r>
+      <w:r>
+        <w:rPr>
+          <w:rFonts w:ascii="Consolas" w:eastAsia="Times New Roman" w:hAnsi="Consolas" w:cs="Times New Roman"/>
+          <w:color w:val="C9D1D9"/>
+          <w:kern w:val="0"/>
+          <w:sz w:val="21"/>
+          <w:szCs w:val="21"/>
+          <w:lang w:val="en-US" w:eastAsia="ru-RU"/>
+          <w14:ligatures w14:val="none"/>
+        </w:rPr>
+        <w:t xml:space="preserve"> </w:t>
+      </w:r>
+      <w:r>
+        <w:rPr>
+          <w:rFonts w:ascii="Consolas" w:eastAsia="Times New Roman" w:hAnsi="Consolas" w:cs="Times New Roman"/>
+          <w:color w:val="B5CEA8"/>
+          <w:kern w:val="0"/>
+          <w:sz w:val="21"/>
+          <w:szCs w:val="21"/>
+          <w:lang w:val="en-US" w:eastAsia="ru-RU"/>
+          <w14:ligatures w14:val="none"/>
+        </w:rPr>
+        <w:t>1.0</w:t>
+      </w:r>
+      <w:r>
+        <w:rPr>
+          <w:rFonts w:ascii="Consolas" w:eastAsia="Times New Roman" w:hAnsi="Consolas" w:cs="Times New Roman"/>
+          <w:color w:val="C9D1D9"/>
+          <w:kern w:val="0"/>
+          <w:sz w:val="21"/>
+          <w:szCs w:val="21"/>
+          <w:lang w:val="en-US" w:eastAsia="ru-RU"/>
+          <w14:ligatures w14:val="none"/>
+        </w:rPr>
+        <w:t>;</w:t>
+      </w:r>
+    </w:p>
+    <w:p>
+      <w:pPr>
+        <w:shd w:val="clear" w:color="auto" w:fill="121314"/>
+        <w:spacing w:after="0" w:line="285" w:lineRule="atLeast"/>
+        <w:rPr>
+          <w:rFonts w:ascii="Consolas" w:eastAsia="Times New Roman" w:hAnsi="Consolas" w:cs="Times New Roman"/>
+          <w:color w:val="BBBEBF"/>
+          <w:kern w:val="0"/>
+          <w:sz w:val="21"/>
+          <w:szCs w:val="21"/>
+          <w:lang w:val="en-US" w:eastAsia="ru-RU"/>
+          <w14:ligatures w14:val="none"/>
+        </w:rPr>
+      </w:pPr>
+      <w:r>
+        <w:rPr>
+          <w:rFonts w:ascii="Consolas" w:eastAsia="Times New Roman" w:hAnsi="Consolas" w:cs="Times New Roman"/>
+          <w:color w:val="C9D1D9"/>
+          <w:kern w:val="0"/>
+          <w:sz w:val="21"/>
+          <w:szCs w:val="21"/>
+          <w:lang w:val="en-US" w:eastAsia="ru-RU"/>
+          <w14:ligatures w14:val="none"/>
+        </w:rPr>
+        <w:t xml:space="preserve">    </w:t>
+      </w:r>
+      <w:r>
+        <w:rPr>
+          <w:rFonts w:ascii="Consolas" w:eastAsia="Times New Roman" w:hAnsi="Consolas" w:cs="Times New Roman"/>
+          <w:color w:val="FF7B72"/>
+          <w:kern w:val="0"/>
+          <w:sz w:val="21"/>
+          <w:szCs w:val="21"/>
+          <w:lang w:val="en-US" w:eastAsia="ru-RU"/>
+          <w14:ligatures w14:val="none"/>
+        </w:rPr>
+        <w:t>double</w:t>
+      </w:r>
+      <w:r>
+        <w:rPr>
+          <w:rFonts w:ascii="Consolas" w:eastAsia="Times New Roman" w:hAnsi="Consolas" w:cs="Times New Roman"/>
+          <w:color w:val="C9D1D9"/>
+          <w:kern w:val="0"/>
+          <w:sz w:val="21"/>
+          <w:szCs w:val="21"/>
+          <w:lang w:val="en-US" w:eastAsia="ru-RU"/>
+          <w14:ligatures w14:val="none"/>
+        </w:rPr>
+        <w:t xml:space="preserve"> </w:t>
+      </w:r>
+      <w:proofErr w:type="spellStart"/>
+      <w:r>
+        <w:rPr>
+          <w:rFonts w:ascii="Consolas" w:eastAsia="Times New Roman" w:hAnsi="Consolas" w:cs="Times New Roman"/>
+          <w:color w:val="C9D1D9"/>
+          <w:kern w:val="0"/>
+          <w:sz w:val="21"/>
+          <w:szCs w:val="21"/>
+          <w:lang w:val="en-US" w:eastAsia="ru-RU"/>
+          <w14:ligatures w14:val="none"/>
+        </w:rPr>
+        <w:t>h_proc</w:t>
+      </w:r>
+      <w:proofErr w:type="spellEnd"/>
+      <w:r>
+        <w:rPr>
+          <w:rFonts w:ascii="Consolas" w:eastAsia="Times New Roman" w:hAnsi="Consolas" w:cs="Times New Roman"/>
+          <w:color w:val="C9D1D9"/>
+          <w:kern w:val="0"/>
+          <w:sz w:val="21"/>
+          <w:szCs w:val="21"/>
+          <w:lang w:val="en-US" w:eastAsia="ru-RU"/>
+          <w14:ligatures w14:val="none"/>
+        </w:rPr>
+        <w:t xml:space="preserve"> </w:t>
+      </w:r>
+      <w:r>
+        <w:rPr>
+          <w:rFonts w:ascii="Consolas" w:eastAsia="Times New Roman" w:hAnsi="Consolas" w:cs="Times New Roman"/>
+          <w:color w:val="D4D4D4"/>
+          <w:kern w:val="0"/>
+          <w:sz w:val="21"/>
+          <w:szCs w:val="21"/>
+          <w:lang w:val="en-US" w:eastAsia="ru-RU"/>
+          <w14:ligatures w14:val="none"/>
+        </w:rPr>
+        <w:t>=</w:t>
+      </w:r>
+      <w:r>
+        <w:rPr>
+          <w:rFonts w:ascii="Consolas" w:eastAsia="Times New Roman" w:hAnsi="Consolas" w:cs="Times New Roman"/>
+          <w:color w:val="C9D1D9"/>
+          <w:kern w:val="0"/>
+          <w:sz w:val="21"/>
+          <w:szCs w:val="21"/>
+          <w:lang w:val="en-US" w:eastAsia="ru-RU"/>
+          <w14:ligatures w14:val="none"/>
+        </w:rPr>
+        <w:t xml:space="preserve"> (b </w:t>
+      </w:r>
+      <w:r>
+        <w:rPr>
+          <w:rFonts w:ascii="Consolas" w:eastAsia="Times New Roman" w:hAnsi="Consolas" w:cs="Times New Roman"/>
+          <w:color w:val="D4D4D4"/>
+          <w:kern w:val="0"/>
+          <w:sz w:val="21"/>
+          <w:szCs w:val="21"/>
+          <w:lang w:val="en-US" w:eastAsia="ru-RU"/>
+          <w14:ligatures w14:val="none"/>
+        </w:rPr>
+        <w:t>-</w:t>
+      </w:r>
+      <w:r>
+        <w:rPr>
+          <w:rFonts w:ascii="Consolas" w:eastAsia="Times New Roman" w:hAnsi="Consolas" w:cs="Times New Roman"/>
+          <w:color w:val="C9D1D9"/>
+          <w:kern w:val="0"/>
+          <w:sz w:val="21"/>
+          <w:szCs w:val="21"/>
+          <w:lang w:val="en-US" w:eastAsia="ru-RU"/>
+          <w14:ligatures w14:val="none"/>
+        </w:rPr>
+        <w:t xml:space="preserve"> a) </w:t>
+      </w:r>
+      <w:r>
+        <w:rPr>
+          <w:rFonts w:ascii="Consolas" w:eastAsia="Times New Roman" w:hAnsi="Consolas" w:cs="Times New Roman"/>
+          <w:color w:val="D4D4D4"/>
+          <w:kern w:val="0"/>
+          <w:sz w:val="21"/>
+          <w:szCs w:val="21"/>
+          <w:lang w:val="en-US" w:eastAsia="ru-RU"/>
+          <w14:ligatures w14:val="none"/>
+        </w:rPr>
+        <w:t>/</w:t>
+      </w:r>
+      <w:r>
+        <w:rPr>
+          <w:rFonts w:ascii="Consolas" w:eastAsia="Times New Roman" w:hAnsi="Consolas" w:cs="Times New Roman"/>
+          <w:color w:val="C9D1D9"/>
+          <w:kern w:val="0"/>
+          <w:sz w:val="21"/>
+          <w:szCs w:val="21"/>
+          <w:lang w:val="en-US" w:eastAsia="ru-RU"/>
+          <w14:ligatures w14:val="none"/>
+        </w:rPr>
+        <w:t xml:space="preserve"> np;</w:t>
+      </w:r>
+    </w:p>
+    <w:p>
+      <w:pPr>
+        <w:shd w:val="clear" w:color="auto" w:fill="121314"/>
+        <w:spacing w:after="0" w:line="285" w:lineRule="atLeast"/>
+        <w:rPr>
+          <w:rFonts w:ascii="Consolas" w:eastAsia="Times New Roman" w:hAnsi="Consolas" w:cs="Times New Roman"/>
+          <w:color w:val="BBBEBF"/>
+          <w:kern w:val="0"/>
+          <w:sz w:val="21"/>
+          <w:szCs w:val="21"/>
+          <w:lang w:val="en-US" w:eastAsia="ru-RU"/>
+          <w14:ligatures w14:val="none"/>
+        </w:rPr>
+      </w:pPr>
+      <w:r>
+        <w:rPr>
+          <w:rFonts w:ascii="Consolas" w:eastAsia="Times New Roman" w:hAnsi="Consolas" w:cs="Times New Roman"/>
+          <w:color w:val="C9D1D9"/>
+          <w:kern w:val="0"/>
+          <w:sz w:val="21"/>
+          <w:szCs w:val="21"/>
+          <w:lang w:val="en-US" w:eastAsia="ru-RU"/>
+          <w14:ligatures w14:val="none"/>
+        </w:rPr>
+        <w:t xml:space="preserve">    </w:t>
+      </w:r>
+      <w:r>
+        <w:rPr>
+          <w:rFonts w:ascii="Consolas" w:eastAsia="Times New Roman" w:hAnsi="Consolas" w:cs="Times New Roman"/>
+          <w:color w:val="FF7B72"/>
+          <w:kern w:val="0"/>
+          <w:sz w:val="21"/>
+          <w:szCs w:val="21"/>
+          <w:lang w:val="en-US" w:eastAsia="ru-RU"/>
+          <w14:ligatures w14:val="none"/>
+        </w:rPr>
+        <w:t>double</w:t>
+      </w:r>
+      <w:r>
+        <w:rPr>
+          <w:rFonts w:ascii="Consolas" w:eastAsia="Times New Roman" w:hAnsi="Consolas" w:cs="Times New Roman"/>
+          <w:color w:val="C9D1D9"/>
+          <w:kern w:val="0"/>
+          <w:sz w:val="21"/>
+          <w:szCs w:val="21"/>
+          <w:lang w:val="en-US" w:eastAsia="ru-RU"/>
+          <w14:ligatures w14:val="none"/>
+        </w:rPr>
+        <w:t xml:space="preserve"> a1 </w:t>
+      </w:r>
+      <w:r>
+        <w:rPr>
+          <w:rFonts w:ascii="Consolas" w:eastAsia="Times New Roman" w:hAnsi="Consolas" w:cs="Times New Roman"/>
+          <w:color w:val="D4D4D4"/>
+          <w:kern w:val="0"/>
+          <w:sz w:val="21"/>
+          <w:szCs w:val="21"/>
+          <w:lang w:val="en-US" w:eastAsia="ru-RU"/>
+          <w14:ligatures w14:val="none"/>
+        </w:rPr>
+        <w:t>=</w:t>
+      </w:r>
+      <w:r>
+        <w:rPr>
+          <w:rFonts w:ascii="Consolas" w:eastAsia="Times New Roman" w:hAnsi="Consolas" w:cs="Times New Roman"/>
+          <w:color w:val="C9D1D9"/>
+          <w:kern w:val="0"/>
+          <w:sz w:val="21"/>
+          <w:szCs w:val="21"/>
+          <w:lang w:val="en-US" w:eastAsia="ru-RU"/>
+          <w14:ligatures w14:val="none"/>
+        </w:rPr>
+        <w:t xml:space="preserve"> </w:t>
+      </w:r>
+      <w:proofErr w:type="spellStart"/>
+      <w:r>
+        <w:rPr>
+          <w:rFonts w:ascii="Consolas" w:eastAsia="Times New Roman" w:hAnsi="Consolas" w:cs="Times New Roman"/>
+          <w:color w:val="C9D1D9"/>
+          <w:kern w:val="0"/>
+          <w:sz w:val="21"/>
+          <w:szCs w:val="21"/>
+          <w:lang w:val="en-US" w:eastAsia="ru-RU"/>
+          <w14:ligatures w14:val="none"/>
+        </w:rPr>
+        <w:t>h_proc</w:t>
+      </w:r>
+      <w:proofErr w:type="spellEnd"/>
+      <w:r>
+        <w:rPr>
+          <w:rFonts w:ascii="Consolas" w:eastAsia="Times New Roman" w:hAnsi="Consolas" w:cs="Times New Roman"/>
+          <w:color w:val="C9D1D9"/>
+          <w:kern w:val="0"/>
+          <w:sz w:val="21"/>
+          <w:szCs w:val="21"/>
+          <w:lang w:val="en-US" w:eastAsia="ru-RU"/>
+          <w14:ligatures w14:val="none"/>
+        </w:rPr>
+        <w:t xml:space="preserve"> </w:t>
+      </w:r>
+      <w:r>
+        <w:rPr>
+          <w:rFonts w:ascii="Consolas" w:eastAsia="Times New Roman" w:hAnsi="Consolas" w:cs="Times New Roman"/>
+          <w:color w:val="D4D4D4"/>
+          <w:kern w:val="0"/>
+          <w:sz w:val="21"/>
+          <w:szCs w:val="21"/>
+          <w:lang w:val="en-US" w:eastAsia="ru-RU"/>
+          <w14:ligatures w14:val="none"/>
+        </w:rPr>
+        <w:t>*</w:t>
+      </w:r>
+      <w:r>
+        <w:rPr>
+          <w:rFonts w:ascii="Consolas" w:eastAsia="Times New Roman" w:hAnsi="Consolas" w:cs="Times New Roman"/>
+          <w:color w:val="C9D1D9"/>
+          <w:kern w:val="0"/>
+          <w:sz w:val="21"/>
+          <w:szCs w:val="21"/>
+          <w:lang w:val="en-US" w:eastAsia="ru-RU"/>
+          <w14:ligatures w14:val="none"/>
+        </w:rPr>
+        <w:t xml:space="preserve"> </w:t>
+      </w:r>
+      <w:proofErr w:type="spellStart"/>
+      <w:r>
+        <w:rPr>
+          <w:rFonts w:ascii="Consolas" w:eastAsia="Times New Roman" w:hAnsi="Consolas" w:cs="Times New Roman"/>
+          <w:color w:val="C9D1D9"/>
+          <w:kern w:val="0"/>
+          <w:sz w:val="21"/>
+          <w:szCs w:val="21"/>
+          <w:lang w:val="en-US" w:eastAsia="ru-RU"/>
+          <w14:ligatures w14:val="none"/>
+        </w:rPr>
+        <w:t>mp</w:t>
+      </w:r>
+      <w:proofErr w:type="spellEnd"/>
+      <w:r>
+        <w:rPr>
+          <w:rFonts w:ascii="Consolas" w:eastAsia="Times New Roman" w:hAnsi="Consolas" w:cs="Times New Roman"/>
+          <w:color w:val="C9D1D9"/>
+          <w:kern w:val="0"/>
+          <w:sz w:val="21"/>
+          <w:szCs w:val="21"/>
+          <w:lang w:val="en-US" w:eastAsia="ru-RU"/>
+          <w14:ligatures w14:val="none"/>
+        </w:rPr>
+        <w:t>;</w:t>
+      </w:r>
+    </w:p>
+    <w:p>
+      <w:pPr>
+        <w:shd w:val="clear" w:color="auto" w:fill="121314"/>
+        <w:spacing w:after="0" w:line="285" w:lineRule="atLeast"/>
+        <w:rPr>
+          <w:rFonts w:ascii="Consolas" w:eastAsia="Times New Roman" w:hAnsi="Consolas" w:cs="Times New Roman"/>
+          <w:color w:val="BBBEBF"/>
+          <w:kern w:val="0"/>
+          <w:sz w:val="21"/>
+          <w:szCs w:val="21"/>
+          <w:lang w:val="en-US" w:eastAsia="ru-RU"/>
+          <w14:ligatures w14:val="none"/>
+        </w:rPr>
+      </w:pPr>
+      <w:r>
+        <w:rPr>
+          <w:rFonts w:ascii="Consolas" w:eastAsia="Times New Roman" w:hAnsi="Consolas" w:cs="Times New Roman"/>
+          <w:color w:val="C9D1D9"/>
+          <w:kern w:val="0"/>
+          <w:sz w:val="21"/>
+          <w:szCs w:val="21"/>
+          <w:lang w:val="en-US" w:eastAsia="ru-RU"/>
+          <w14:ligatures w14:val="none"/>
+        </w:rPr>
+        <w:t xml:space="preserve">    </w:t>
+      </w:r>
+      <w:r>
+        <w:rPr>
+          <w:rFonts w:ascii="Consolas" w:eastAsia="Times New Roman" w:hAnsi="Consolas" w:cs="Times New Roman"/>
+          <w:color w:val="FF7B72"/>
+          <w:kern w:val="0"/>
+          <w:sz w:val="21"/>
+          <w:szCs w:val="21"/>
+          <w:lang w:val="en-US" w:eastAsia="ru-RU"/>
+          <w14:ligatures w14:val="none"/>
+        </w:rPr>
+        <w:t>double</w:t>
+      </w:r>
+      <w:r>
+        <w:rPr>
+          <w:rFonts w:ascii="Consolas" w:eastAsia="Times New Roman" w:hAnsi="Consolas" w:cs="Times New Roman"/>
+          <w:color w:val="C9D1D9"/>
+          <w:kern w:val="0"/>
+          <w:sz w:val="21"/>
+          <w:szCs w:val="21"/>
+          <w:lang w:val="en-US" w:eastAsia="ru-RU"/>
+          <w14:ligatures w14:val="none"/>
+        </w:rPr>
+        <w:t xml:space="preserve"> b1 </w:t>
+      </w:r>
+      <w:r>
+        <w:rPr>
+          <w:rFonts w:ascii="Consolas" w:eastAsia="Times New Roman" w:hAnsi="Consolas" w:cs="Times New Roman"/>
+          <w:color w:val="D4D4D4"/>
+          <w:kern w:val="0"/>
+          <w:sz w:val="21"/>
+          <w:szCs w:val="21"/>
+          <w:lang w:val="en-US" w:eastAsia="ru-RU"/>
+          <w14:ligatures w14:val="none"/>
+        </w:rPr>
+        <w:t>=</w:t>
+      </w:r>
+      <w:r>
+        <w:rPr>
+          <w:rFonts w:ascii="Consolas" w:eastAsia="Times New Roman" w:hAnsi="Consolas" w:cs="Times New Roman"/>
+          <w:color w:val="C9D1D9"/>
+          <w:kern w:val="0"/>
+          <w:sz w:val="21"/>
+          <w:szCs w:val="21"/>
+          <w:lang w:val="en-US" w:eastAsia="ru-RU"/>
+          <w14:ligatures w14:val="none"/>
+        </w:rPr>
+        <w:t xml:space="preserve"> (</w:t>
+      </w:r>
+      <w:proofErr w:type="spellStart"/>
+      <w:r>
+        <w:rPr>
+          <w:rFonts w:ascii="Consolas" w:eastAsia="Times New Roman" w:hAnsi="Consolas" w:cs="Times New Roman"/>
+          <w:color w:val="C9D1D9"/>
+          <w:kern w:val="0"/>
+          <w:sz w:val="21"/>
+          <w:szCs w:val="21"/>
+          <w:lang w:val="en-US" w:eastAsia="ru-RU"/>
+          <w14:ligatures w14:val="none"/>
+        </w:rPr>
+        <w:t>mp</w:t>
+      </w:r>
+      <w:proofErr w:type="spellEnd"/>
+      <w:r>
+        <w:rPr>
+          <w:rFonts w:ascii="Consolas" w:eastAsia="Times New Roman" w:hAnsi="Consolas" w:cs="Times New Roman"/>
+          <w:color w:val="C9D1D9"/>
+          <w:kern w:val="0"/>
+          <w:sz w:val="21"/>
+          <w:szCs w:val="21"/>
+          <w:lang w:val="en-US" w:eastAsia="ru-RU"/>
+          <w14:ligatures w14:val="none"/>
+        </w:rPr>
+        <w:t xml:space="preserve"> </w:t>
+      </w:r>
+      <w:r>
+        <w:rPr>
+          <w:rFonts w:ascii="Consolas" w:eastAsia="Times New Roman" w:hAnsi="Consolas" w:cs="Times New Roman"/>
+          <w:color w:val="D4D4D4"/>
+          <w:kern w:val="0"/>
+          <w:sz w:val="21"/>
+          <w:szCs w:val="21"/>
+          <w:lang w:val="en-US" w:eastAsia="ru-RU"/>
+          <w14:ligatures w14:val="none"/>
+        </w:rPr>
+        <w:t>==</w:t>
+      </w:r>
+      <w:r>
+        <w:rPr>
+          <w:rFonts w:ascii="Consolas" w:eastAsia="Times New Roman" w:hAnsi="Consolas" w:cs="Times New Roman"/>
+          <w:color w:val="C9D1D9"/>
+          <w:kern w:val="0"/>
+          <w:sz w:val="21"/>
+          <w:szCs w:val="21"/>
+          <w:lang w:val="en-US" w:eastAsia="ru-RU"/>
+          <w14:ligatures w14:val="none"/>
+        </w:rPr>
+        <w:t xml:space="preserve"> np </w:t>
+      </w:r>
+      <w:r>
+        <w:rPr>
+          <w:rFonts w:ascii="Consolas" w:eastAsia="Times New Roman" w:hAnsi="Consolas" w:cs="Times New Roman"/>
+          <w:color w:val="D4D4D4"/>
+          <w:kern w:val="0"/>
+          <w:sz w:val="21"/>
+          <w:szCs w:val="21"/>
+          <w:lang w:val="en-US" w:eastAsia="ru-RU"/>
+          <w14:ligatures w14:val="none"/>
+        </w:rPr>
+        <w:t>-</w:t>
+      </w:r>
+      <w:r>
+        <w:rPr>
+          <w:rFonts w:ascii="Consolas" w:eastAsia="Times New Roman" w:hAnsi="Consolas" w:cs="Times New Roman"/>
+          <w:color w:val="C9D1D9"/>
+          <w:kern w:val="0"/>
+          <w:sz w:val="21"/>
+          <w:szCs w:val="21"/>
+          <w:lang w:val="en-US" w:eastAsia="ru-RU"/>
+          <w14:ligatures w14:val="none"/>
+        </w:rPr>
+        <w:t xml:space="preserve"> </w:t>
+      </w:r>
+      <w:r>
+        <w:rPr>
+          <w:rFonts w:ascii="Consolas" w:eastAsia="Times New Roman" w:hAnsi="Consolas" w:cs="Times New Roman"/>
+          <w:color w:val="B5CEA8"/>
+          <w:kern w:val="0"/>
+          <w:sz w:val="21"/>
+          <w:szCs w:val="21"/>
+          <w:lang w:val="en-US" w:eastAsia="ru-RU"/>
+          <w14:ligatures w14:val="none"/>
+        </w:rPr>
+        <w:t>1</w:t>
+      </w:r>
+      <w:proofErr w:type="gramStart"/>
+      <w:r>
+        <w:rPr>
+          <w:rFonts w:ascii="Consolas" w:eastAsia="Times New Roman" w:hAnsi="Consolas" w:cs="Times New Roman"/>
+          <w:color w:val="C9D1D9"/>
+          <w:kern w:val="0"/>
+          <w:sz w:val="21"/>
+          <w:szCs w:val="21"/>
+          <w:lang w:val="en-US" w:eastAsia="ru-RU"/>
+          <w14:ligatures w14:val="none"/>
+        </w:rPr>
+        <w:t xml:space="preserve">) </w:t>
+      </w:r>
+      <w:r>
+        <w:rPr>
+          <w:rFonts w:ascii="Consolas" w:eastAsia="Times New Roman" w:hAnsi="Consolas" w:cs="Times New Roman"/>
+          <w:color w:val="D4D4D4"/>
+          <w:kern w:val="0"/>
+          <w:sz w:val="21"/>
+          <w:szCs w:val="21"/>
+          <w:lang w:val="en-US" w:eastAsia="ru-RU"/>
+          <w14:ligatures w14:val="none"/>
+        </w:rPr>
+        <w:t>?</w:t>
+      </w:r>
+      <w:proofErr w:type="gramEnd"/>
+      <w:r>
+        <w:rPr>
+          <w:rFonts w:ascii="Consolas" w:eastAsia="Times New Roman" w:hAnsi="Consolas" w:cs="Times New Roman"/>
+          <w:color w:val="C9D1D9"/>
+          <w:kern w:val="0"/>
+          <w:sz w:val="21"/>
+          <w:szCs w:val="21"/>
+          <w:lang w:val="en-US" w:eastAsia="ru-RU"/>
+          <w14:ligatures w14:val="none"/>
+        </w:rPr>
+        <w:t xml:space="preserve"> </w:t>
+      </w:r>
+      <w:proofErr w:type="gramStart"/>
+      <w:r>
+        <w:rPr>
+          <w:rFonts w:ascii="Consolas" w:eastAsia="Times New Roman" w:hAnsi="Consolas" w:cs="Times New Roman"/>
+          <w:color w:val="C9D1D9"/>
+          <w:kern w:val="0"/>
+          <w:sz w:val="21"/>
+          <w:szCs w:val="21"/>
+          <w:lang w:val="en-US" w:eastAsia="ru-RU"/>
+          <w14:ligatures w14:val="none"/>
+        </w:rPr>
+        <w:t xml:space="preserve">b </w:t>
+      </w:r>
+      <w:r>
+        <w:rPr>
+          <w:rFonts w:ascii="Consolas" w:eastAsia="Times New Roman" w:hAnsi="Consolas" w:cs="Times New Roman"/>
+          <w:color w:val="D4D4D4"/>
+          <w:kern w:val="0"/>
+          <w:sz w:val="21"/>
+          <w:szCs w:val="21"/>
+          <w:lang w:val="en-US" w:eastAsia="ru-RU"/>
+          <w14:ligatures w14:val="none"/>
+        </w:rPr>
+        <w:t>:</w:t>
+      </w:r>
+      <w:proofErr w:type="gramEnd"/>
+      <w:r>
+        <w:rPr>
+          <w:rFonts w:ascii="Consolas" w:eastAsia="Times New Roman" w:hAnsi="Consolas" w:cs="Times New Roman"/>
+          <w:color w:val="C9D1D9"/>
+          <w:kern w:val="0"/>
+          <w:sz w:val="21"/>
+          <w:szCs w:val="21"/>
+          <w:lang w:val="en-US" w:eastAsia="ru-RU"/>
+          <w14:ligatures w14:val="none"/>
+        </w:rPr>
+        <w:t xml:space="preserve"> a1 </w:t>
+      </w:r>
+      <w:r>
+        <w:rPr>
+          <w:rFonts w:ascii="Consolas" w:eastAsia="Times New Roman" w:hAnsi="Consolas" w:cs="Times New Roman"/>
+          <w:color w:val="D4D4D4"/>
+          <w:kern w:val="0"/>
+          <w:sz w:val="21"/>
+          <w:szCs w:val="21"/>
+          <w:lang w:val="en-US" w:eastAsia="ru-RU"/>
+          <w14:ligatures w14:val="none"/>
+        </w:rPr>
+        <w:t>+</w:t>
+      </w:r>
+      <w:r>
+        <w:rPr>
+          <w:rFonts w:ascii="Consolas" w:eastAsia="Times New Roman" w:hAnsi="Consolas" w:cs="Times New Roman"/>
+          <w:color w:val="C9D1D9"/>
+          <w:kern w:val="0"/>
+          <w:sz w:val="21"/>
+          <w:szCs w:val="21"/>
+          <w:lang w:val="en-US" w:eastAsia="ru-RU"/>
+          <w14:ligatures w14:val="none"/>
+        </w:rPr>
+        <w:t xml:space="preserve"> </w:t>
+      </w:r>
+      <w:proofErr w:type="spellStart"/>
+      <w:r>
+        <w:rPr>
+          <w:rFonts w:ascii="Consolas" w:eastAsia="Times New Roman" w:hAnsi="Consolas" w:cs="Times New Roman"/>
+          <w:color w:val="C9D1D9"/>
+          <w:kern w:val="0"/>
+          <w:sz w:val="21"/>
+          <w:szCs w:val="21"/>
+          <w:lang w:val="en-US" w:eastAsia="ru-RU"/>
+          <w14:ligatures w14:val="none"/>
+        </w:rPr>
+        <w:t>h_proc</w:t>
+      </w:r>
+      <w:proofErr w:type="spellEnd"/>
+      <w:r>
+        <w:rPr>
+          <w:rFonts w:ascii="Consolas" w:eastAsia="Times New Roman" w:hAnsi="Consolas" w:cs="Times New Roman"/>
+          <w:color w:val="C9D1D9"/>
+          <w:kern w:val="0"/>
+          <w:sz w:val="21"/>
+          <w:szCs w:val="21"/>
+          <w:lang w:val="en-US" w:eastAsia="ru-RU"/>
+          <w14:ligatures w14:val="none"/>
+        </w:rPr>
+        <w:t>;</w:t>
+      </w:r>
+    </w:p>
+    <w:p>
+      <w:pPr>
+        <w:shd w:val="clear" w:color="auto" w:fill="121314"/>
+        <w:spacing w:after="0" w:line="285" w:lineRule="atLeast"/>
+        <w:rPr>
+          <w:rFonts w:ascii="Consolas" w:eastAsia="Times New Roman" w:hAnsi="Consolas" w:cs="Times New Roman"/>
+          <w:color w:val="BBBEBF"/>
+          <w:kern w:val="0"/>
+          <w:sz w:val="21"/>
+          <w:szCs w:val="21"/>
+          <w:lang w:val="en-US" w:eastAsia="ru-RU"/>
+          <w14:ligatures w14:val="none"/>
+        </w:rPr>
+      </w:pPr>
+      <w:r>
+        <w:rPr>
+          <w:rFonts w:ascii="Consolas" w:eastAsia="Times New Roman" w:hAnsi="Consolas" w:cs="Times New Roman"/>
+          <w:color w:val="C9D1D9"/>
+          <w:kern w:val="0"/>
+          <w:sz w:val="21"/>
+          <w:szCs w:val="21"/>
+          <w:lang w:val="en-US" w:eastAsia="ru-RU"/>
+          <w14:ligatures w14:val="none"/>
+        </w:rPr>
+        <w:t xml:space="preserve">    </w:t>
+      </w:r>
+      <w:r>
+        <w:rPr>
+          <w:rFonts w:ascii="Consolas" w:eastAsia="Times New Roman" w:hAnsi="Consolas" w:cs="Times New Roman"/>
+          <w:color w:val="FF7B72"/>
+          <w:kern w:val="0"/>
+          <w:sz w:val="21"/>
+          <w:szCs w:val="21"/>
+          <w:lang w:val="en-US" w:eastAsia="ru-RU"/>
+          <w14:ligatures w14:val="none"/>
+        </w:rPr>
+        <w:t>int</w:t>
+      </w:r>
+      <w:r>
+        <w:rPr>
+          <w:rFonts w:ascii="Consolas" w:eastAsia="Times New Roman" w:hAnsi="Consolas" w:cs="Times New Roman"/>
+          <w:color w:val="C9D1D9"/>
+          <w:kern w:val="0"/>
+          <w:sz w:val="21"/>
+          <w:szCs w:val="21"/>
+          <w:lang w:val="en-US" w:eastAsia="ru-RU"/>
+          <w14:ligatures w14:val="none"/>
+        </w:rPr>
+        <w:t xml:space="preserve"> n1 </w:t>
+      </w:r>
+      <w:r>
+        <w:rPr>
+          <w:rFonts w:ascii="Consolas" w:eastAsia="Times New Roman" w:hAnsi="Consolas" w:cs="Times New Roman"/>
+          <w:color w:val="D4D4D4"/>
+          <w:kern w:val="0"/>
+          <w:sz w:val="21"/>
+          <w:szCs w:val="21"/>
+          <w:lang w:val="en-US" w:eastAsia="ru-RU"/>
+          <w14:ligatures w14:val="none"/>
+        </w:rPr>
+        <w:t>=</w:t>
+      </w:r>
+      <w:r>
+        <w:rPr>
+          <w:rFonts w:ascii="Consolas" w:eastAsia="Times New Roman" w:hAnsi="Consolas" w:cs="Times New Roman"/>
+          <w:color w:val="C9D1D9"/>
+          <w:kern w:val="0"/>
+          <w:sz w:val="21"/>
+          <w:szCs w:val="21"/>
+          <w:lang w:val="en-US" w:eastAsia="ru-RU"/>
+          <w14:ligatures w14:val="none"/>
+        </w:rPr>
+        <w:t xml:space="preserve"> TOTAL_N </w:t>
+      </w:r>
+      <w:r>
+        <w:rPr>
+          <w:rFonts w:ascii="Consolas" w:eastAsia="Times New Roman" w:hAnsi="Consolas" w:cs="Times New Roman"/>
+          <w:color w:val="D4D4D4"/>
+          <w:kern w:val="0"/>
+          <w:sz w:val="21"/>
+          <w:szCs w:val="21"/>
+          <w:lang w:val="en-US" w:eastAsia="ru-RU"/>
+          <w14:ligatures w14:val="none"/>
+        </w:rPr>
+        <w:t>/</w:t>
+      </w:r>
+      <w:r>
+        <w:rPr>
+          <w:rFonts w:ascii="Consolas" w:eastAsia="Times New Roman" w:hAnsi="Consolas" w:cs="Times New Roman"/>
+          <w:color w:val="C9D1D9"/>
+          <w:kern w:val="0"/>
+          <w:sz w:val="21"/>
+          <w:szCs w:val="21"/>
+          <w:lang w:val="en-US" w:eastAsia="ru-RU"/>
+          <w14:ligatures w14:val="none"/>
+        </w:rPr>
+        <w:t xml:space="preserve"> np;</w:t>
+      </w:r>
+    </w:p>
+    <w:p>
+      <w:pPr>
+        <w:shd w:val="clear" w:color="auto" w:fill="121314"/>
+        <w:spacing w:after="0" w:line="285" w:lineRule="atLeast"/>
+        <w:rPr>
+          <w:rFonts w:ascii="Consolas" w:eastAsia="Times New Roman" w:hAnsi="Consolas" w:cs="Times New Roman"/>
+          <w:color w:val="BBBEBF"/>
+          <w:kern w:val="0"/>
+          <w:sz w:val="21"/>
+          <w:szCs w:val="21"/>
+          <w:lang w:val="en-US" w:eastAsia="ru-RU"/>
+          <w14:ligatures w14:val="none"/>
+        </w:rPr>
+      </w:pPr>
+    </w:p>
+    <w:p>
+      <w:pPr>
+        <w:shd w:val="clear" w:color="auto" w:fill="121314"/>
+        <w:spacing w:after="0" w:line="285" w:lineRule="atLeast"/>
+        <w:rPr>
+          <w:rFonts w:ascii="Consolas" w:eastAsia="Times New Roman" w:hAnsi="Consolas" w:cs="Times New Roman"/>
+          <w:color w:val="BBBEBF"/>
+          <w:kern w:val="0"/>
+          <w:sz w:val="21"/>
+          <w:szCs w:val="21"/>
+          <w:lang w:eastAsia="ru-RU"/>
+          <w14:ligatures w14:val="none"/>
+        </w:rPr>
+      </w:pPr>
+      <w:r>
+        <w:rPr>
+          <w:rFonts w:ascii="Consolas" w:eastAsia="Times New Roman" w:hAnsi="Consolas" w:cs="Times New Roman"/>
+          <w:color w:val="8B949E"/>
+          <w:kern w:val="0"/>
+          <w:sz w:val="21"/>
+          <w:szCs w:val="21"/>
+          <w:lang w:val="en-US" w:eastAsia="ru-RU"/>
+          <w14:ligatures w14:val="none"/>
+        </w:rPr>
+        <w:lastRenderedPageBreak/>
+        <w:t xml:space="preserve">    </w:t>
+      </w:r>
+      <w:r>
+        <w:rPr>
+          <w:rFonts w:ascii="Consolas" w:eastAsia="Times New Roman" w:hAnsi="Consolas" w:cs="Times New Roman"/>
+          <w:color w:val="8B949E"/>
+          <w:kern w:val="0"/>
+          <w:sz w:val="21"/>
+          <w:szCs w:val="21"/>
+          <w:lang w:eastAsia="ru-RU"/>
+          <w14:ligatures w14:val="none"/>
+        </w:rPr>
+        <w:t>/* Замер времени вычислений */</w:t>
+      </w:r>
+    </w:p>
+    <w:p>
+      <w:pPr>
+        <w:shd w:val="clear" w:color="auto" w:fill="121314"/>
+        <w:spacing w:after="0" w:line="285" w:lineRule="atLeast"/>
+        <w:rPr>
+          <w:rFonts w:ascii="Consolas" w:eastAsia="Times New Roman" w:hAnsi="Consolas" w:cs="Times New Roman"/>
+          <w:color w:val="BBBEBF"/>
+          <w:kern w:val="0"/>
+          <w:sz w:val="21"/>
+          <w:szCs w:val="21"/>
+          <w:lang w:eastAsia="ru-RU"/>
+          <w14:ligatures w14:val="none"/>
+        </w:rPr>
+      </w:pPr>
+      <w:r>
+        <w:rPr>
+          <w:rFonts w:ascii="Consolas" w:eastAsia="Times New Roman" w:hAnsi="Consolas" w:cs="Times New Roman"/>
+          <w:color w:val="C9D1D9"/>
+          <w:kern w:val="0"/>
+          <w:sz w:val="21"/>
+          <w:szCs w:val="21"/>
+          <w:lang w:eastAsia="ru-RU"/>
+          <w14:ligatures w14:val="none"/>
+        </w:rPr>
+        <w:t xml:space="preserve">    </w:t>
+      </w:r>
+      <w:proofErr w:type="spellStart"/>
+      <w:r>
+        <w:rPr>
+          <w:rFonts w:ascii="Consolas" w:eastAsia="Times New Roman" w:hAnsi="Consolas" w:cs="Times New Roman"/>
+          <w:color w:val="FF7B72"/>
+          <w:kern w:val="0"/>
+          <w:sz w:val="21"/>
+          <w:szCs w:val="21"/>
+          <w:lang w:eastAsia="ru-RU"/>
+          <w14:ligatures w14:val="none"/>
+        </w:rPr>
+        <w:t>double</w:t>
+      </w:r>
+      <w:proofErr w:type="spellEnd"/>
+      <w:r>
+        <w:rPr>
+          <w:rFonts w:ascii="Consolas" w:eastAsia="Times New Roman" w:hAnsi="Consolas" w:cs="Times New Roman"/>
+          <w:color w:val="C9D1D9"/>
+          <w:kern w:val="0"/>
+          <w:sz w:val="21"/>
+          <w:szCs w:val="21"/>
+          <w:lang w:eastAsia="ru-RU"/>
+          <w14:ligatures w14:val="none"/>
+        </w:rPr>
+        <w:t xml:space="preserve"> </w:t>
+      </w:r>
+      <w:proofErr w:type="spellStart"/>
+      <w:r>
+        <w:rPr>
+          <w:rFonts w:ascii="Consolas" w:eastAsia="Times New Roman" w:hAnsi="Consolas" w:cs="Times New Roman"/>
+          <w:color w:val="C9D1D9"/>
+          <w:kern w:val="0"/>
+          <w:sz w:val="21"/>
+          <w:szCs w:val="21"/>
+          <w:lang w:eastAsia="ru-RU"/>
+          <w14:ligatures w14:val="none"/>
+        </w:rPr>
+        <w:t>t_start</w:t>
+      </w:r>
+      <w:proofErr w:type="spellEnd"/>
+      <w:r>
+        <w:rPr>
+          <w:rFonts w:ascii="Consolas" w:eastAsia="Times New Roman" w:hAnsi="Consolas" w:cs="Times New Roman"/>
+          <w:color w:val="C9D1D9"/>
+          <w:kern w:val="0"/>
+          <w:sz w:val="21"/>
+          <w:szCs w:val="21"/>
+          <w:lang w:eastAsia="ru-RU"/>
+          <w14:ligatures w14:val="none"/>
+        </w:rPr>
+        <w:t xml:space="preserve"> </w:t>
+      </w:r>
+      <w:r>
+        <w:rPr>
+          <w:rFonts w:ascii="Consolas" w:eastAsia="Times New Roman" w:hAnsi="Consolas" w:cs="Times New Roman"/>
+          <w:color w:val="D4D4D4"/>
+          <w:kern w:val="0"/>
+          <w:sz w:val="21"/>
+          <w:szCs w:val="21"/>
+          <w:lang w:eastAsia="ru-RU"/>
+          <w14:ligatures w14:val="none"/>
+        </w:rPr>
+        <w:t>=</w:t>
+      </w:r>
+      <w:r>
+        <w:rPr>
+          <w:rFonts w:ascii="Consolas" w:eastAsia="Times New Roman" w:hAnsi="Consolas" w:cs="Times New Roman"/>
+          <w:color w:val="C9D1D9"/>
+          <w:kern w:val="0"/>
+          <w:sz w:val="21"/>
+          <w:szCs w:val="21"/>
+          <w:lang w:eastAsia="ru-RU"/>
+          <w14:ligatures w14:val="none"/>
+        </w:rPr>
+        <w:t xml:space="preserve"> </w:t>
+      </w:r>
+      <w:proofErr w:type="spellStart"/>
+      <w:r>
+        <w:rPr>
+          <w:rFonts w:ascii="Consolas" w:eastAsia="Times New Roman" w:hAnsi="Consolas" w:cs="Times New Roman"/>
+          <w:color w:val="D2A8FF"/>
+          <w:kern w:val="0"/>
+          <w:sz w:val="21"/>
+          <w:szCs w:val="21"/>
+          <w:lang w:eastAsia="ru-RU"/>
+          <w14:ligatures w14:val="none"/>
+        </w:rPr>
+        <w:t>MPI_</w:t>
+      </w:r>
+      <w:proofErr w:type="gramStart"/>
+      <w:r>
+        <w:rPr>
+          <w:rFonts w:ascii="Consolas" w:eastAsia="Times New Roman" w:hAnsi="Consolas" w:cs="Times New Roman"/>
+          <w:color w:val="D2A8FF"/>
+          <w:kern w:val="0"/>
+          <w:sz w:val="21"/>
+          <w:szCs w:val="21"/>
+          <w:lang w:eastAsia="ru-RU"/>
+          <w14:ligatures w14:val="none"/>
+        </w:rPr>
+        <w:t>Wtime</w:t>
+      </w:r>
+      <w:proofErr w:type="spellEnd"/>
+      <w:r>
+        <w:rPr>
+          <w:rFonts w:ascii="Consolas" w:eastAsia="Times New Roman" w:hAnsi="Consolas" w:cs="Times New Roman"/>
+          <w:color w:val="C9D1D9"/>
+          <w:kern w:val="0"/>
+          <w:sz w:val="21"/>
+          <w:szCs w:val="21"/>
+          <w:lang w:eastAsia="ru-RU"/>
+          <w14:ligatures w14:val="none"/>
+        </w:rPr>
+        <w:t>(</w:t>
+      </w:r>
+      <w:proofErr w:type="gramEnd"/>
+      <w:r>
+        <w:rPr>
+          <w:rFonts w:ascii="Consolas" w:eastAsia="Times New Roman" w:hAnsi="Consolas" w:cs="Times New Roman"/>
+          <w:color w:val="C9D1D9"/>
+          <w:kern w:val="0"/>
+          <w:sz w:val="21"/>
+          <w:szCs w:val="21"/>
+          <w:lang w:eastAsia="ru-RU"/>
+          <w14:ligatures w14:val="none"/>
+        </w:rPr>
+        <w:t>);</w:t>
+      </w:r>
+    </w:p>
+    <w:p>
+      <w:pPr>
+        <w:shd w:val="clear" w:color="auto" w:fill="121314"/>
+        <w:spacing w:after="0" w:line="285" w:lineRule="atLeast"/>
+        <w:rPr>
+          <w:rFonts w:ascii="Consolas" w:eastAsia="Times New Roman" w:hAnsi="Consolas" w:cs="Times New Roman"/>
+          <w:color w:val="BBBEBF"/>
+          <w:kern w:val="0"/>
+          <w:sz w:val="21"/>
+          <w:szCs w:val="21"/>
+          <w:lang w:val="en-US" w:eastAsia="ru-RU"/>
+          <w14:ligatures w14:val="none"/>
+        </w:rPr>
+      </w:pPr>
+      <w:r>
+        <w:rPr>
+          <w:rFonts w:ascii="Consolas" w:eastAsia="Times New Roman" w:hAnsi="Consolas" w:cs="Times New Roman"/>
+          <w:color w:val="C9D1D9"/>
+          <w:kern w:val="0"/>
+          <w:sz w:val="21"/>
+          <w:szCs w:val="21"/>
+          <w:lang w:eastAsia="ru-RU"/>
+          <w14:ligatures w14:val="none"/>
+        </w:rPr>
+        <w:t xml:space="preserve">    </w:t>
+      </w:r>
+      <w:r>
+        <w:rPr>
+          <w:rFonts w:ascii="Consolas" w:eastAsia="Times New Roman" w:hAnsi="Consolas" w:cs="Times New Roman"/>
+          <w:color w:val="FF7B72"/>
+          <w:kern w:val="0"/>
+          <w:sz w:val="21"/>
+          <w:szCs w:val="21"/>
+          <w:lang w:val="en-US" w:eastAsia="ru-RU"/>
+          <w14:ligatures w14:val="none"/>
+        </w:rPr>
+        <w:t>double</w:t>
+      </w:r>
+      <w:r>
+        <w:rPr>
+          <w:rFonts w:ascii="Consolas" w:eastAsia="Times New Roman" w:hAnsi="Consolas" w:cs="Times New Roman"/>
+          <w:color w:val="C9D1D9"/>
+          <w:kern w:val="0"/>
+          <w:sz w:val="21"/>
+          <w:szCs w:val="21"/>
+          <w:lang w:val="en-US" w:eastAsia="ru-RU"/>
+          <w14:ligatures w14:val="none"/>
+        </w:rPr>
+        <w:t xml:space="preserve"> </w:t>
+      </w:r>
+      <w:proofErr w:type="spellStart"/>
+      <w:r>
+        <w:rPr>
+          <w:rFonts w:ascii="Consolas" w:eastAsia="Times New Roman" w:hAnsi="Consolas" w:cs="Times New Roman"/>
+          <w:color w:val="C9D1D9"/>
+          <w:kern w:val="0"/>
+          <w:sz w:val="21"/>
+          <w:szCs w:val="21"/>
+          <w:lang w:val="en-US" w:eastAsia="ru-RU"/>
+          <w14:ligatures w14:val="none"/>
+        </w:rPr>
+        <w:t>my_sum</w:t>
+      </w:r>
+      <w:proofErr w:type="spellEnd"/>
+      <w:r>
+        <w:rPr>
+          <w:rFonts w:ascii="Consolas" w:eastAsia="Times New Roman" w:hAnsi="Consolas" w:cs="Times New Roman"/>
+          <w:color w:val="C9D1D9"/>
+          <w:kern w:val="0"/>
+          <w:sz w:val="21"/>
+          <w:szCs w:val="21"/>
+          <w:lang w:val="en-US" w:eastAsia="ru-RU"/>
+          <w14:ligatures w14:val="none"/>
+        </w:rPr>
+        <w:t xml:space="preserve"> </w:t>
+      </w:r>
+      <w:r>
+        <w:rPr>
+          <w:rFonts w:ascii="Consolas" w:eastAsia="Times New Roman" w:hAnsi="Consolas" w:cs="Times New Roman"/>
+          <w:color w:val="D4D4D4"/>
+          <w:kern w:val="0"/>
+          <w:sz w:val="21"/>
+          <w:szCs w:val="21"/>
+          <w:lang w:val="en-US" w:eastAsia="ru-RU"/>
+          <w14:ligatures w14:val="none"/>
+        </w:rPr>
+        <w:t>=</w:t>
+      </w:r>
+      <w:r>
+        <w:rPr>
+          <w:rFonts w:ascii="Consolas" w:eastAsia="Times New Roman" w:hAnsi="Consolas" w:cs="Times New Roman"/>
+          <w:color w:val="C9D1D9"/>
+          <w:kern w:val="0"/>
+          <w:sz w:val="21"/>
+          <w:szCs w:val="21"/>
+          <w:lang w:val="en-US" w:eastAsia="ru-RU"/>
+          <w14:ligatures w14:val="none"/>
+        </w:rPr>
+        <w:t xml:space="preserve"> </w:t>
+      </w:r>
+      <w:proofErr w:type="gramStart"/>
+      <w:r>
+        <w:rPr>
+          <w:rFonts w:ascii="Consolas" w:eastAsia="Times New Roman" w:hAnsi="Consolas" w:cs="Times New Roman"/>
+          <w:color w:val="D2A8FF"/>
+          <w:kern w:val="0"/>
+          <w:sz w:val="21"/>
+          <w:szCs w:val="21"/>
+          <w:lang w:val="en-US" w:eastAsia="ru-RU"/>
+          <w14:ligatures w14:val="none"/>
+        </w:rPr>
+        <w:t>integrate</w:t>
+      </w:r>
+      <w:r>
+        <w:rPr>
+          <w:rFonts w:ascii="Consolas" w:eastAsia="Times New Roman" w:hAnsi="Consolas" w:cs="Times New Roman"/>
+          <w:color w:val="C9D1D9"/>
+          <w:kern w:val="0"/>
+          <w:sz w:val="21"/>
+          <w:szCs w:val="21"/>
+          <w:lang w:val="en-US" w:eastAsia="ru-RU"/>
+          <w14:ligatures w14:val="none"/>
+        </w:rPr>
+        <w:t>(</w:t>
+      </w:r>
+      <w:proofErr w:type="gramEnd"/>
+      <w:r>
+        <w:rPr>
+          <w:rFonts w:ascii="Consolas" w:eastAsia="Times New Roman" w:hAnsi="Consolas" w:cs="Times New Roman"/>
+          <w:color w:val="C9D1D9"/>
+          <w:kern w:val="0"/>
+          <w:sz w:val="21"/>
+          <w:szCs w:val="21"/>
+          <w:lang w:val="en-US" w:eastAsia="ru-RU"/>
+          <w14:ligatures w14:val="none"/>
+        </w:rPr>
+        <w:t>a1, b1, n1);</w:t>
+      </w:r>
+    </w:p>
+    <w:p>
+      <w:pPr>
+        <w:shd w:val="clear" w:color="auto" w:fill="121314"/>
+        <w:spacing w:after="0" w:line="285" w:lineRule="atLeast"/>
+        <w:rPr>
+          <w:rFonts w:ascii="Consolas" w:eastAsia="Times New Roman" w:hAnsi="Consolas" w:cs="Times New Roman"/>
+          <w:color w:val="BBBEBF"/>
+          <w:kern w:val="0"/>
+          <w:sz w:val="21"/>
+          <w:szCs w:val="21"/>
+          <w:lang w:val="en-US" w:eastAsia="ru-RU"/>
+          <w14:ligatures w14:val="none"/>
+        </w:rPr>
+      </w:pPr>
+      <w:r>
+        <w:rPr>
+          <w:rFonts w:ascii="Consolas" w:eastAsia="Times New Roman" w:hAnsi="Consolas" w:cs="Times New Roman"/>
+          <w:color w:val="C9D1D9"/>
+          <w:kern w:val="0"/>
+          <w:sz w:val="21"/>
+          <w:szCs w:val="21"/>
+          <w:lang w:val="en-US" w:eastAsia="ru-RU"/>
+          <w14:ligatures w14:val="none"/>
+        </w:rPr>
+        <w:t xml:space="preserve">    </w:t>
+      </w:r>
+      <w:r>
+        <w:rPr>
+          <w:rFonts w:ascii="Consolas" w:eastAsia="Times New Roman" w:hAnsi="Consolas" w:cs="Times New Roman"/>
+          <w:color w:val="FF7B72"/>
+          <w:kern w:val="0"/>
+          <w:sz w:val="21"/>
+          <w:szCs w:val="21"/>
+          <w:lang w:val="en-US" w:eastAsia="ru-RU"/>
+          <w14:ligatures w14:val="none"/>
+        </w:rPr>
+        <w:t>double</w:t>
+      </w:r>
+      <w:r>
+        <w:rPr>
+          <w:rFonts w:ascii="Consolas" w:eastAsia="Times New Roman" w:hAnsi="Consolas" w:cs="Times New Roman"/>
+          <w:color w:val="C9D1D9"/>
+          <w:kern w:val="0"/>
+          <w:sz w:val="21"/>
+          <w:szCs w:val="21"/>
+          <w:lang w:val="en-US" w:eastAsia="ru-RU"/>
+          <w14:ligatures w14:val="none"/>
+        </w:rPr>
+        <w:t xml:space="preserve"> </w:t>
+      </w:r>
+      <w:proofErr w:type="spellStart"/>
+      <w:r>
+        <w:rPr>
+          <w:rFonts w:ascii="Consolas" w:eastAsia="Times New Roman" w:hAnsi="Consolas" w:cs="Times New Roman"/>
+          <w:color w:val="C9D1D9"/>
+          <w:kern w:val="0"/>
+          <w:sz w:val="21"/>
+          <w:szCs w:val="21"/>
+          <w:lang w:val="en-US" w:eastAsia="ru-RU"/>
+          <w14:ligatures w14:val="none"/>
+        </w:rPr>
+        <w:t>t_comp</w:t>
+      </w:r>
+      <w:proofErr w:type="spellEnd"/>
+      <w:r>
+        <w:rPr>
+          <w:rFonts w:ascii="Consolas" w:eastAsia="Times New Roman" w:hAnsi="Consolas" w:cs="Times New Roman"/>
+          <w:color w:val="C9D1D9"/>
+          <w:kern w:val="0"/>
+          <w:sz w:val="21"/>
+          <w:szCs w:val="21"/>
+          <w:lang w:val="en-US" w:eastAsia="ru-RU"/>
+          <w14:ligatures w14:val="none"/>
+        </w:rPr>
+        <w:t xml:space="preserve"> </w:t>
+      </w:r>
+      <w:r>
+        <w:rPr>
+          <w:rFonts w:ascii="Consolas" w:eastAsia="Times New Roman" w:hAnsi="Consolas" w:cs="Times New Roman"/>
+          <w:color w:val="D4D4D4"/>
+          <w:kern w:val="0"/>
+          <w:sz w:val="21"/>
+          <w:szCs w:val="21"/>
+          <w:lang w:val="en-US" w:eastAsia="ru-RU"/>
+          <w14:ligatures w14:val="none"/>
+        </w:rPr>
+        <w:t>=</w:t>
+      </w:r>
+      <w:r>
+        <w:rPr>
+          <w:rFonts w:ascii="Consolas" w:eastAsia="Times New Roman" w:hAnsi="Consolas" w:cs="Times New Roman"/>
+          <w:color w:val="C9D1D9"/>
+          <w:kern w:val="0"/>
+          <w:sz w:val="21"/>
+          <w:szCs w:val="21"/>
+          <w:lang w:val="en-US" w:eastAsia="ru-RU"/>
+          <w14:ligatures w14:val="none"/>
+        </w:rPr>
+        <w:t xml:space="preserve"> </w:t>
+      </w:r>
+      <w:proofErr w:type="spellStart"/>
+      <w:r>
+        <w:rPr>
+          <w:rFonts w:ascii="Consolas" w:eastAsia="Times New Roman" w:hAnsi="Consolas" w:cs="Times New Roman"/>
+          <w:color w:val="D2A8FF"/>
+          <w:kern w:val="0"/>
+          <w:sz w:val="21"/>
+          <w:szCs w:val="21"/>
+          <w:lang w:val="en-US" w:eastAsia="ru-RU"/>
+          <w14:ligatures w14:val="none"/>
+        </w:rPr>
+        <w:t>MPI_</w:t>
+      </w:r>
+      <w:proofErr w:type="gramStart"/>
+      <w:r>
+        <w:rPr>
+          <w:rFonts w:ascii="Consolas" w:eastAsia="Times New Roman" w:hAnsi="Consolas" w:cs="Times New Roman"/>
+          <w:color w:val="D2A8FF"/>
+          <w:kern w:val="0"/>
+          <w:sz w:val="21"/>
+          <w:szCs w:val="21"/>
+          <w:lang w:val="en-US" w:eastAsia="ru-RU"/>
+          <w14:ligatures w14:val="none"/>
+        </w:rPr>
+        <w:t>Wtime</w:t>
+      </w:r>
+      <w:proofErr w:type="spellEnd"/>
+      <w:r>
+        <w:rPr>
+          <w:rFonts w:ascii="Consolas" w:eastAsia="Times New Roman" w:hAnsi="Consolas" w:cs="Times New Roman"/>
+          <w:color w:val="C9D1D9"/>
+          <w:kern w:val="0"/>
+          <w:sz w:val="21"/>
+          <w:szCs w:val="21"/>
+          <w:lang w:val="en-US" w:eastAsia="ru-RU"/>
+          <w14:ligatures w14:val="none"/>
+        </w:rPr>
+        <w:t>(</w:t>
+      </w:r>
+      <w:proofErr w:type="gramEnd"/>
+      <w:r>
+        <w:rPr>
+          <w:rFonts w:ascii="Consolas" w:eastAsia="Times New Roman" w:hAnsi="Consolas" w:cs="Times New Roman"/>
+          <w:color w:val="C9D1D9"/>
+          <w:kern w:val="0"/>
+          <w:sz w:val="21"/>
+          <w:szCs w:val="21"/>
+          <w:lang w:val="en-US" w:eastAsia="ru-RU"/>
+          <w14:ligatures w14:val="none"/>
+        </w:rPr>
+        <w:t xml:space="preserve">) </w:t>
+      </w:r>
+      <w:r>
+        <w:rPr>
+          <w:rFonts w:ascii="Consolas" w:eastAsia="Times New Roman" w:hAnsi="Consolas" w:cs="Times New Roman"/>
+          <w:color w:val="D4D4D4"/>
+          <w:kern w:val="0"/>
+          <w:sz w:val="21"/>
+          <w:szCs w:val="21"/>
+          <w:lang w:val="en-US" w:eastAsia="ru-RU"/>
+          <w14:ligatures w14:val="none"/>
+        </w:rPr>
+        <w:t>-</w:t>
+      </w:r>
+      <w:r>
+        <w:rPr>
+          <w:rFonts w:ascii="Consolas" w:eastAsia="Times New Roman" w:hAnsi="Consolas" w:cs="Times New Roman"/>
+          <w:color w:val="C9D1D9"/>
+          <w:kern w:val="0"/>
+          <w:sz w:val="21"/>
+          <w:szCs w:val="21"/>
+          <w:lang w:val="en-US" w:eastAsia="ru-RU"/>
+          <w14:ligatures w14:val="none"/>
+        </w:rPr>
+        <w:t xml:space="preserve"> </w:t>
+      </w:r>
+      <w:proofErr w:type="spellStart"/>
+      <w:r>
+        <w:rPr>
+          <w:rFonts w:ascii="Consolas" w:eastAsia="Times New Roman" w:hAnsi="Consolas" w:cs="Times New Roman"/>
+          <w:color w:val="C9D1D9"/>
+          <w:kern w:val="0"/>
+          <w:sz w:val="21"/>
+          <w:szCs w:val="21"/>
+          <w:lang w:val="en-US" w:eastAsia="ru-RU"/>
+          <w14:ligatures w14:val="none"/>
+        </w:rPr>
+        <w:t>t_start</w:t>
+      </w:r>
+      <w:proofErr w:type="spellEnd"/>
+      <w:r>
+        <w:rPr>
+          <w:rFonts w:ascii="Consolas" w:eastAsia="Times New Roman" w:hAnsi="Consolas" w:cs="Times New Roman"/>
+          <w:color w:val="C9D1D9"/>
+          <w:kern w:val="0"/>
+          <w:sz w:val="21"/>
+          <w:szCs w:val="21"/>
+          <w:lang w:val="en-US" w:eastAsia="ru-RU"/>
+          <w14:ligatures w14:val="none"/>
+        </w:rPr>
+        <w:t>;</w:t>
+      </w:r>
+    </w:p>
+    <w:p>
+      <w:pPr>
+        <w:shd w:val="clear" w:color="auto" w:fill="121314"/>
+        <w:spacing w:after="0" w:line="285" w:lineRule="atLeast"/>
+        <w:rPr>
+          <w:rFonts w:ascii="Consolas" w:eastAsia="Times New Roman" w:hAnsi="Consolas" w:cs="Times New Roman"/>
+          <w:color w:val="BBBEBF"/>
+          <w:kern w:val="0"/>
+          <w:sz w:val="21"/>
+          <w:szCs w:val="21"/>
+          <w:lang w:val="en-US" w:eastAsia="ru-RU"/>
+          <w14:ligatures w14:val="none"/>
+        </w:rPr>
+      </w:pPr>
+    </w:p>
+    <w:p>
+      <w:pPr>
+        <w:shd w:val="clear" w:color="auto" w:fill="121314"/>
+        <w:spacing w:after="0" w:line="285" w:lineRule="atLeast"/>
+        <w:rPr>
+          <w:rFonts w:ascii="Consolas" w:eastAsia="Times New Roman" w:hAnsi="Consolas" w:cs="Times New Roman"/>
+          <w:color w:val="BBBEBF"/>
+          <w:kern w:val="0"/>
+          <w:sz w:val="21"/>
+          <w:szCs w:val="21"/>
+          <w:lang w:eastAsia="ru-RU"/>
+          <w14:ligatures w14:val="none"/>
+        </w:rPr>
+      </w:pPr>
+      <w:r>
+        <w:rPr>
+          <w:rFonts w:ascii="Consolas" w:eastAsia="Times New Roman" w:hAnsi="Consolas" w:cs="Times New Roman"/>
+          <w:color w:val="8B949E"/>
+          <w:kern w:val="0"/>
+          <w:sz w:val="21"/>
+          <w:szCs w:val="21"/>
+          <w:lang w:val="en-US" w:eastAsia="ru-RU"/>
+          <w14:ligatures w14:val="none"/>
+        </w:rPr>
+        <w:t xml:space="preserve">    </w:t>
+      </w:r>
+      <w:r>
+        <w:rPr>
+          <w:rFonts w:ascii="Consolas" w:eastAsia="Times New Roman" w:hAnsi="Consolas" w:cs="Times New Roman"/>
+          <w:color w:val="8B949E"/>
+          <w:kern w:val="0"/>
+          <w:sz w:val="21"/>
+          <w:szCs w:val="21"/>
+          <w:lang w:eastAsia="ru-RU"/>
+          <w14:ligatures w14:val="none"/>
+        </w:rPr>
+        <w:t>/* Замер времени редукции методом сдваивания */</w:t>
+      </w:r>
+    </w:p>
+    <w:p>
+      <w:pPr>
+        <w:shd w:val="clear" w:color="auto" w:fill="121314"/>
+        <w:spacing w:after="0" w:line="285" w:lineRule="atLeast"/>
+        <w:rPr>
+          <w:rFonts w:ascii="Consolas" w:eastAsia="Times New Roman" w:hAnsi="Consolas" w:cs="Times New Roman"/>
+          <w:color w:val="BBBEBF"/>
+          <w:kern w:val="0"/>
+          <w:sz w:val="21"/>
+          <w:szCs w:val="21"/>
+          <w:lang w:val="en-US" w:eastAsia="ru-RU"/>
+          <w14:ligatures w14:val="none"/>
+        </w:rPr>
+      </w:pPr>
+      <w:r>
+        <w:rPr>
+          <w:rFonts w:ascii="Consolas" w:eastAsia="Times New Roman" w:hAnsi="Consolas" w:cs="Times New Roman"/>
+          <w:color w:val="C9D1D9"/>
+          <w:kern w:val="0"/>
+          <w:sz w:val="21"/>
+          <w:szCs w:val="21"/>
+          <w:lang w:eastAsia="ru-RU"/>
+          <w14:ligatures w14:val="none"/>
+        </w:rPr>
+        <w:t xml:space="preserve">    </w:t>
+      </w:r>
+      <w:proofErr w:type="spellStart"/>
+      <w:r>
+        <w:rPr>
+          <w:rFonts w:ascii="Consolas" w:eastAsia="Times New Roman" w:hAnsi="Consolas" w:cs="Times New Roman"/>
+          <w:color w:val="C9D1D9"/>
+          <w:kern w:val="0"/>
+          <w:sz w:val="21"/>
+          <w:szCs w:val="21"/>
+          <w:lang w:val="en-US" w:eastAsia="ru-RU"/>
+          <w14:ligatures w14:val="none"/>
+        </w:rPr>
+        <w:t>t_start</w:t>
+      </w:r>
+      <w:proofErr w:type="spellEnd"/>
+      <w:r>
+        <w:rPr>
+          <w:rFonts w:ascii="Consolas" w:eastAsia="Times New Roman" w:hAnsi="Consolas" w:cs="Times New Roman"/>
+          <w:color w:val="C9D1D9"/>
+          <w:kern w:val="0"/>
+          <w:sz w:val="21"/>
+          <w:szCs w:val="21"/>
+          <w:lang w:val="en-US" w:eastAsia="ru-RU"/>
+          <w14:ligatures w14:val="none"/>
+        </w:rPr>
+        <w:t xml:space="preserve"> </w:t>
+      </w:r>
+      <w:r>
+        <w:rPr>
+          <w:rFonts w:ascii="Consolas" w:eastAsia="Times New Roman" w:hAnsi="Consolas" w:cs="Times New Roman"/>
+          <w:color w:val="D4D4D4"/>
+          <w:kern w:val="0"/>
+          <w:sz w:val="21"/>
+          <w:szCs w:val="21"/>
+          <w:lang w:val="en-US" w:eastAsia="ru-RU"/>
+          <w14:ligatures w14:val="none"/>
+        </w:rPr>
+        <w:t>=</w:t>
+      </w:r>
+      <w:r>
+        <w:rPr>
+          <w:rFonts w:ascii="Consolas" w:eastAsia="Times New Roman" w:hAnsi="Consolas" w:cs="Times New Roman"/>
+          <w:color w:val="C9D1D9"/>
+          <w:kern w:val="0"/>
+          <w:sz w:val="21"/>
+          <w:szCs w:val="21"/>
+          <w:lang w:val="en-US" w:eastAsia="ru-RU"/>
+          <w14:ligatures w14:val="none"/>
+        </w:rPr>
+        <w:t xml:space="preserve"> </w:t>
+      </w:r>
+      <w:proofErr w:type="spellStart"/>
+      <w:r>
+        <w:rPr>
+          <w:rFonts w:ascii="Consolas" w:eastAsia="Times New Roman" w:hAnsi="Consolas" w:cs="Times New Roman"/>
+          <w:color w:val="D2A8FF"/>
+          <w:kern w:val="0"/>
+          <w:sz w:val="21"/>
+          <w:szCs w:val="21"/>
+          <w:lang w:val="en-US" w:eastAsia="ru-RU"/>
+          <w14:ligatures w14:val="none"/>
+        </w:rPr>
+        <w:t>MPI_</w:t>
+      </w:r>
+      <w:proofErr w:type="gramStart"/>
+      <w:r>
+        <w:rPr>
+          <w:rFonts w:ascii="Consolas" w:eastAsia="Times New Roman" w:hAnsi="Consolas" w:cs="Times New Roman"/>
+          <w:color w:val="D2A8FF"/>
+          <w:kern w:val="0"/>
+          <w:sz w:val="21"/>
+          <w:szCs w:val="21"/>
+          <w:lang w:val="en-US" w:eastAsia="ru-RU"/>
+          <w14:ligatures w14:val="none"/>
+        </w:rPr>
+        <w:t>Wtime</w:t>
+      </w:r>
+      <w:proofErr w:type="spellEnd"/>
+      <w:r>
+        <w:rPr>
+          <w:rFonts w:ascii="Consolas" w:eastAsia="Times New Roman" w:hAnsi="Consolas" w:cs="Times New Roman"/>
+          <w:color w:val="C9D1D9"/>
+          <w:kern w:val="0"/>
+          <w:sz w:val="21"/>
+          <w:szCs w:val="21"/>
+          <w:lang w:val="en-US" w:eastAsia="ru-RU"/>
+          <w14:ligatures w14:val="none"/>
+        </w:rPr>
+        <w:t>(</w:t>
+      </w:r>
+      <w:proofErr w:type="gramEnd"/>
+      <w:r>
+        <w:rPr>
+          <w:rFonts w:ascii="Consolas" w:eastAsia="Times New Roman" w:hAnsi="Consolas" w:cs="Times New Roman"/>
+          <w:color w:val="C9D1D9"/>
+          <w:kern w:val="0"/>
+          <w:sz w:val="21"/>
+          <w:szCs w:val="21"/>
+          <w:lang w:val="en-US" w:eastAsia="ru-RU"/>
+          <w14:ligatures w14:val="none"/>
+        </w:rPr>
+        <w:t>);</w:t>
+      </w:r>
+    </w:p>
+    <w:p>
+      <w:pPr>
+        <w:shd w:val="clear" w:color="auto" w:fill="121314"/>
+        <w:spacing w:after="0" w:line="285" w:lineRule="atLeast"/>
+        <w:rPr>
+          <w:rFonts w:ascii="Consolas" w:eastAsia="Times New Roman" w:hAnsi="Consolas" w:cs="Times New Roman"/>
+          <w:color w:val="BBBEBF"/>
+          <w:kern w:val="0"/>
+          <w:sz w:val="21"/>
+          <w:szCs w:val="21"/>
+          <w:lang w:val="en-US" w:eastAsia="ru-RU"/>
+          <w14:ligatures w14:val="none"/>
+        </w:rPr>
+      </w:pPr>
+      <w:r>
+        <w:rPr>
+          <w:rFonts w:ascii="Consolas" w:eastAsia="Times New Roman" w:hAnsi="Consolas" w:cs="Times New Roman"/>
+          <w:color w:val="C9D1D9"/>
+          <w:kern w:val="0"/>
+          <w:sz w:val="21"/>
+          <w:szCs w:val="21"/>
+          <w:lang w:val="en-US" w:eastAsia="ru-RU"/>
+          <w14:ligatures w14:val="none"/>
+        </w:rPr>
+        <w:t xml:space="preserve">    </w:t>
+      </w:r>
+      <w:r>
+        <w:rPr>
+          <w:rFonts w:ascii="Consolas" w:eastAsia="Times New Roman" w:hAnsi="Consolas" w:cs="Times New Roman"/>
+          <w:color w:val="FF7B72"/>
+          <w:kern w:val="0"/>
+          <w:sz w:val="21"/>
+          <w:szCs w:val="21"/>
+          <w:lang w:val="en-US" w:eastAsia="ru-RU"/>
+          <w14:ligatures w14:val="none"/>
+        </w:rPr>
+        <w:t>int</w:t>
+      </w:r>
+      <w:r>
+        <w:rPr>
+          <w:rFonts w:ascii="Consolas" w:eastAsia="Times New Roman" w:hAnsi="Consolas" w:cs="Times New Roman"/>
+          <w:color w:val="C9D1D9"/>
+          <w:kern w:val="0"/>
+          <w:sz w:val="21"/>
+          <w:szCs w:val="21"/>
+          <w:lang w:val="en-US" w:eastAsia="ru-RU"/>
+          <w14:ligatures w14:val="none"/>
+        </w:rPr>
+        <w:t xml:space="preserve"> step </w:t>
+      </w:r>
+      <w:r>
+        <w:rPr>
+          <w:rFonts w:ascii="Consolas" w:eastAsia="Times New Roman" w:hAnsi="Consolas" w:cs="Times New Roman"/>
+          <w:color w:val="D4D4D4"/>
+          <w:kern w:val="0"/>
+          <w:sz w:val="21"/>
+          <w:szCs w:val="21"/>
+          <w:lang w:val="en-US" w:eastAsia="ru-RU"/>
+          <w14:ligatures w14:val="none"/>
+        </w:rPr>
+        <w:t>=</w:t>
+      </w:r>
+      <w:r>
+        <w:rPr>
+          <w:rFonts w:ascii="Consolas" w:eastAsia="Times New Roman" w:hAnsi="Consolas" w:cs="Times New Roman"/>
+          <w:color w:val="C9D1D9"/>
+          <w:kern w:val="0"/>
+          <w:sz w:val="21"/>
+          <w:szCs w:val="21"/>
+          <w:lang w:val="en-US" w:eastAsia="ru-RU"/>
+          <w14:ligatures w14:val="none"/>
+        </w:rPr>
+        <w:t xml:space="preserve"> </w:t>
+      </w:r>
+      <w:r>
+        <w:rPr>
+          <w:rFonts w:ascii="Consolas" w:eastAsia="Times New Roman" w:hAnsi="Consolas" w:cs="Times New Roman"/>
+          <w:color w:val="B5CEA8"/>
+          <w:kern w:val="0"/>
+          <w:sz w:val="21"/>
+          <w:szCs w:val="21"/>
+          <w:lang w:val="en-US" w:eastAsia="ru-RU"/>
+          <w14:ligatures w14:val="none"/>
+        </w:rPr>
+        <w:t>1</w:t>
+      </w:r>
+      <w:r>
+        <w:rPr>
+          <w:rFonts w:ascii="Consolas" w:eastAsia="Times New Roman" w:hAnsi="Consolas" w:cs="Times New Roman"/>
+          <w:color w:val="C9D1D9"/>
+          <w:kern w:val="0"/>
+          <w:sz w:val="21"/>
+          <w:szCs w:val="21"/>
+          <w:lang w:val="en-US" w:eastAsia="ru-RU"/>
+          <w14:ligatures w14:val="none"/>
+        </w:rPr>
+        <w:t>;</w:t>
+      </w:r>
+    </w:p>
+    <w:p>
+      <w:pPr>
+        <w:shd w:val="clear" w:color="auto" w:fill="121314"/>
+        <w:spacing w:after="0" w:line="285" w:lineRule="atLeast"/>
+        <w:rPr>
+          <w:rFonts w:ascii="Consolas" w:eastAsia="Times New Roman" w:hAnsi="Consolas" w:cs="Times New Roman"/>
+          <w:color w:val="BBBEBF"/>
+          <w:kern w:val="0"/>
+          <w:sz w:val="21"/>
+          <w:szCs w:val="21"/>
+          <w:lang w:val="en-US" w:eastAsia="ru-RU"/>
+          <w14:ligatures w14:val="none"/>
+        </w:rPr>
+      </w:pPr>
+      <w:r>
+        <w:rPr>
+          <w:rFonts w:ascii="Consolas" w:eastAsia="Times New Roman" w:hAnsi="Consolas" w:cs="Times New Roman"/>
+          <w:color w:val="C9D1D9"/>
+          <w:kern w:val="0"/>
+          <w:sz w:val="21"/>
+          <w:szCs w:val="21"/>
+          <w:lang w:val="en-US" w:eastAsia="ru-RU"/>
+          <w14:ligatures w14:val="none"/>
+        </w:rPr>
+        <w:t xml:space="preserve">    </w:t>
+      </w:r>
+      <w:r>
+        <w:rPr>
+          <w:rFonts w:ascii="Consolas" w:eastAsia="Times New Roman" w:hAnsi="Consolas" w:cs="Times New Roman"/>
+          <w:color w:val="FF7B72"/>
+          <w:kern w:val="0"/>
+          <w:sz w:val="21"/>
+          <w:szCs w:val="21"/>
+          <w:lang w:val="en-US" w:eastAsia="ru-RU"/>
+          <w14:ligatures w14:val="none"/>
+        </w:rPr>
+        <w:t>double</w:t>
+      </w:r>
+      <w:r>
+        <w:rPr>
+          <w:rFonts w:ascii="Consolas" w:eastAsia="Times New Roman" w:hAnsi="Consolas" w:cs="Times New Roman"/>
+          <w:color w:val="C9D1D9"/>
+          <w:kern w:val="0"/>
+          <w:sz w:val="21"/>
+          <w:szCs w:val="21"/>
+          <w:lang w:val="en-US" w:eastAsia="ru-RU"/>
+          <w14:ligatures w14:val="none"/>
+        </w:rPr>
+        <w:t xml:space="preserve"> </w:t>
+      </w:r>
+      <w:proofErr w:type="spellStart"/>
+      <w:r>
+        <w:rPr>
+          <w:rFonts w:ascii="Consolas" w:eastAsia="Times New Roman" w:hAnsi="Consolas" w:cs="Times New Roman"/>
+          <w:color w:val="C9D1D9"/>
+          <w:kern w:val="0"/>
+          <w:sz w:val="21"/>
+          <w:szCs w:val="21"/>
+          <w:lang w:val="en-US" w:eastAsia="ru-RU"/>
+          <w14:ligatures w14:val="none"/>
+        </w:rPr>
+        <w:t>recv_val</w:t>
+      </w:r>
+      <w:proofErr w:type="spellEnd"/>
+      <w:r>
+        <w:rPr>
+          <w:rFonts w:ascii="Consolas" w:eastAsia="Times New Roman" w:hAnsi="Consolas" w:cs="Times New Roman"/>
+          <w:color w:val="C9D1D9"/>
+          <w:kern w:val="0"/>
+          <w:sz w:val="21"/>
+          <w:szCs w:val="21"/>
+          <w:lang w:val="en-US" w:eastAsia="ru-RU"/>
+          <w14:ligatures w14:val="none"/>
+        </w:rPr>
+        <w:t>;</w:t>
+      </w:r>
+    </w:p>
+    <w:p>
+      <w:pPr>
+        <w:shd w:val="clear" w:color="auto" w:fill="121314"/>
+        <w:spacing w:after="0" w:line="285" w:lineRule="atLeast"/>
+        <w:rPr>
+          <w:rFonts w:ascii="Consolas" w:eastAsia="Times New Roman" w:hAnsi="Consolas" w:cs="Times New Roman"/>
+          <w:color w:val="BBBEBF"/>
+          <w:kern w:val="0"/>
+          <w:sz w:val="21"/>
+          <w:szCs w:val="21"/>
+          <w:lang w:val="en-US" w:eastAsia="ru-RU"/>
+          <w14:ligatures w14:val="none"/>
+        </w:rPr>
+      </w:pPr>
+      <w:r>
+        <w:rPr>
+          <w:rFonts w:ascii="Consolas" w:eastAsia="Times New Roman" w:hAnsi="Consolas" w:cs="Times New Roman"/>
+          <w:color w:val="C9D1D9"/>
+          <w:kern w:val="0"/>
+          <w:sz w:val="21"/>
+          <w:szCs w:val="21"/>
+          <w:lang w:val="en-US" w:eastAsia="ru-RU"/>
+          <w14:ligatures w14:val="none"/>
+        </w:rPr>
+        <w:t xml:space="preserve">    </w:t>
+      </w:r>
+      <w:proofErr w:type="spellStart"/>
+      <w:r>
+        <w:rPr>
+          <w:rFonts w:ascii="Consolas" w:eastAsia="Times New Roman" w:hAnsi="Consolas" w:cs="Times New Roman"/>
+          <w:color w:val="C9D1D9"/>
+          <w:kern w:val="0"/>
+          <w:sz w:val="21"/>
+          <w:szCs w:val="21"/>
+          <w:lang w:val="en-US" w:eastAsia="ru-RU"/>
+          <w14:ligatures w14:val="none"/>
+        </w:rPr>
+        <w:t>MPI_Status</w:t>
+      </w:r>
+      <w:proofErr w:type="spellEnd"/>
+      <w:r>
+        <w:rPr>
+          <w:rFonts w:ascii="Consolas" w:eastAsia="Times New Roman" w:hAnsi="Consolas" w:cs="Times New Roman"/>
+          <w:color w:val="C9D1D9"/>
+          <w:kern w:val="0"/>
+          <w:sz w:val="21"/>
+          <w:szCs w:val="21"/>
+          <w:lang w:val="en-US" w:eastAsia="ru-RU"/>
+          <w14:ligatures w14:val="none"/>
+        </w:rPr>
+        <w:t xml:space="preserve"> status;</w:t>
+      </w:r>
+    </w:p>
+    <w:p>
+      <w:pPr>
+        <w:shd w:val="clear" w:color="auto" w:fill="121314"/>
+        <w:spacing w:after="0" w:line="285" w:lineRule="atLeast"/>
+        <w:rPr>
+          <w:rFonts w:ascii="Consolas" w:eastAsia="Times New Roman" w:hAnsi="Consolas" w:cs="Times New Roman"/>
+          <w:color w:val="BBBEBF"/>
+          <w:kern w:val="0"/>
+          <w:sz w:val="21"/>
+          <w:szCs w:val="21"/>
+          <w:lang w:val="en-US" w:eastAsia="ru-RU"/>
+          <w14:ligatures w14:val="none"/>
+        </w:rPr>
+      </w:pPr>
+    </w:p>
+    <w:p>
+      <w:pPr>
+        <w:shd w:val="clear" w:color="auto" w:fill="121314"/>
+        <w:spacing w:after="0" w:line="285" w:lineRule="atLeast"/>
+        <w:rPr>
+          <w:rFonts w:ascii="Consolas" w:eastAsia="Times New Roman" w:hAnsi="Consolas" w:cs="Times New Roman"/>
+          <w:color w:val="BBBEBF"/>
+          <w:kern w:val="0"/>
+          <w:sz w:val="21"/>
+          <w:szCs w:val="21"/>
+          <w:lang w:val="en-US" w:eastAsia="ru-RU"/>
+          <w14:ligatures w14:val="none"/>
+        </w:rPr>
+      </w:pPr>
+      <w:r>
+        <w:rPr>
+          <w:rFonts w:ascii="Consolas" w:eastAsia="Times New Roman" w:hAnsi="Consolas" w:cs="Times New Roman"/>
+          <w:color w:val="C9D1D9"/>
+          <w:kern w:val="0"/>
+          <w:sz w:val="21"/>
+          <w:szCs w:val="21"/>
+          <w:lang w:val="en-US" w:eastAsia="ru-RU"/>
+          <w14:ligatures w14:val="none"/>
+        </w:rPr>
+        <w:t xml:space="preserve">    </w:t>
+      </w:r>
+      <w:r>
+        <w:rPr>
+          <w:rFonts w:ascii="Consolas" w:eastAsia="Times New Roman" w:hAnsi="Consolas" w:cs="Times New Roman"/>
+          <w:color w:val="C586C0"/>
+          <w:kern w:val="0"/>
+          <w:sz w:val="21"/>
+          <w:szCs w:val="21"/>
+          <w:lang w:val="en-US" w:eastAsia="ru-RU"/>
+          <w14:ligatures w14:val="none"/>
+        </w:rPr>
+        <w:t>while</w:t>
+      </w:r>
+      <w:r>
+        <w:rPr>
+          <w:rFonts w:ascii="Consolas" w:eastAsia="Times New Roman" w:hAnsi="Consolas" w:cs="Times New Roman"/>
+          <w:color w:val="C9D1D9"/>
+          <w:kern w:val="0"/>
+          <w:sz w:val="21"/>
+          <w:szCs w:val="21"/>
+          <w:lang w:val="en-US" w:eastAsia="ru-RU"/>
+          <w14:ligatures w14:val="none"/>
+        </w:rPr>
+        <w:t xml:space="preserve"> (step </w:t>
+      </w:r>
+      <w:r>
+        <w:rPr>
+          <w:rFonts w:ascii="Consolas" w:eastAsia="Times New Roman" w:hAnsi="Consolas" w:cs="Times New Roman"/>
+          <w:color w:val="D4D4D4"/>
+          <w:kern w:val="0"/>
+          <w:sz w:val="21"/>
+          <w:szCs w:val="21"/>
+          <w:lang w:val="en-US" w:eastAsia="ru-RU"/>
+          <w14:ligatures w14:val="none"/>
+        </w:rPr>
+        <w:t>&lt;</w:t>
+      </w:r>
+      <w:r>
+        <w:rPr>
+          <w:rFonts w:ascii="Consolas" w:eastAsia="Times New Roman" w:hAnsi="Consolas" w:cs="Times New Roman"/>
+          <w:color w:val="C9D1D9"/>
+          <w:kern w:val="0"/>
+          <w:sz w:val="21"/>
+          <w:szCs w:val="21"/>
+          <w:lang w:val="en-US" w:eastAsia="ru-RU"/>
+          <w14:ligatures w14:val="none"/>
+        </w:rPr>
+        <w:t xml:space="preserve"> np) {</w:t>
+      </w:r>
+    </w:p>
+    <w:p>
+      <w:pPr>
+        <w:shd w:val="clear" w:color="auto" w:fill="121314"/>
+        <w:spacing w:after="0" w:line="285" w:lineRule="atLeast"/>
+        <w:rPr>
+          <w:rFonts w:ascii="Consolas" w:eastAsia="Times New Roman" w:hAnsi="Consolas" w:cs="Times New Roman"/>
+          <w:color w:val="BBBEBF"/>
+          <w:kern w:val="0"/>
+          <w:sz w:val="21"/>
+          <w:szCs w:val="21"/>
+          <w:lang w:val="en-US" w:eastAsia="ru-RU"/>
+          <w14:ligatures w14:val="none"/>
+        </w:rPr>
+      </w:pPr>
+      <w:r>
+        <w:rPr>
+          <w:rFonts w:ascii="Consolas" w:eastAsia="Times New Roman" w:hAnsi="Consolas" w:cs="Times New Roman"/>
+          <w:color w:val="C9D1D9"/>
+          <w:kern w:val="0"/>
+          <w:sz w:val="21"/>
+          <w:szCs w:val="21"/>
+          <w:lang w:val="en-US" w:eastAsia="ru-RU"/>
+          <w14:ligatures w14:val="none"/>
+        </w:rPr>
+        <w:t xml:space="preserve">        </w:t>
+      </w:r>
+      <w:r>
+        <w:rPr>
+          <w:rFonts w:ascii="Consolas" w:eastAsia="Times New Roman" w:hAnsi="Consolas" w:cs="Times New Roman"/>
+          <w:color w:val="C586C0"/>
+          <w:kern w:val="0"/>
+          <w:sz w:val="21"/>
+          <w:szCs w:val="21"/>
+          <w:lang w:val="en-US" w:eastAsia="ru-RU"/>
+          <w14:ligatures w14:val="none"/>
+        </w:rPr>
+        <w:t>if</w:t>
+      </w:r>
+      <w:r>
+        <w:rPr>
+          <w:rFonts w:ascii="Consolas" w:eastAsia="Times New Roman" w:hAnsi="Consolas" w:cs="Times New Roman"/>
+          <w:color w:val="C9D1D9"/>
+          <w:kern w:val="0"/>
+          <w:sz w:val="21"/>
+          <w:szCs w:val="21"/>
+          <w:lang w:val="en-US" w:eastAsia="ru-RU"/>
+          <w14:ligatures w14:val="none"/>
+        </w:rPr>
+        <w:t xml:space="preserve"> (</w:t>
+      </w:r>
+      <w:proofErr w:type="spellStart"/>
+      <w:r>
+        <w:rPr>
+          <w:rFonts w:ascii="Consolas" w:eastAsia="Times New Roman" w:hAnsi="Consolas" w:cs="Times New Roman"/>
+          <w:color w:val="C9D1D9"/>
+          <w:kern w:val="0"/>
+          <w:sz w:val="21"/>
+          <w:szCs w:val="21"/>
+          <w:lang w:val="en-US" w:eastAsia="ru-RU"/>
+          <w14:ligatures w14:val="none"/>
+        </w:rPr>
+        <w:t>mp</w:t>
+      </w:r>
+      <w:proofErr w:type="spellEnd"/>
+      <w:r>
+        <w:rPr>
+          <w:rFonts w:ascii="Consolas" w:eastAsia="Times New Roman" w:hAnsi="Consolas" w:cs="Times New Roman"/>
+          <w:color w:val="C9D1D9"/>
+          <w:kern w:val="0"/>
+          <w:sz w:val="21"/>
+          <w:szCs w:val="21"/>
+          <w:lang w:val="en-US" w:eastAsia="ru-RU"/>
+          <w14:ligatures w14:val="none"/>
+        </w:rPr>
+        <w:t xml:space="preserve"> </w:t>
+      </w:r>
+      <w:r>
+        <w:rPr>
+          <w:rFonts w:ascii="Consolas" w:eastAsia="Times New Roman" w:hAnsi="Consolas" w:cs="Times New Roman"/>
+          <w:color w:val="D4D4D4"/>
+          <w:kern w:val="0"/>
+          <w:sz w:val="21"/>
+          <w:szCs w:val="21"/>
+          <w:lang w:val="en-US" w:eastAsia="ru-RU"/>
+          <w14:ligatures w14:val="none"/>
+        </w:rPr>
+        <w:t>%</w:t>
+      </w:r>
+      <w:r>
+        <w:rPr>
+          <w:rFonts w:ascii="Consolas" w:eastAsia="Times New Roman" w:hAnsi="Consolas" w:cs="Times New Roman"/>
+          <w:color w:val="C9D1D9"/>
+          <w:kern w:val="0"/>
+          <w:sz w:val="21"/>
+          <w:szCs w:val="21"/>
+          <w:lang w:val="en-US" w:eastAsia="ru-RU"/>
+          <w14:ligatures w14:val="none"/>
+        </w:rPr>
+        <w:t xml:space="preserve"> (</w:t>
+      </w:r>
+      <w:r>
+        <w:rPr>
+          <w:rFonts w:ascii="Consolas" w:eastAsia="Times New Roman" w:hAnsi="Consolas" w:cs="Times New Roman"/>
+          <w:color w:val="B5CEA8"/>
+          <w:kern w:val="0"/>
+          <w:sz w:val="21"/>
+          <w:szCs w:val="21"/>
+          <w:lang w:val="en-US" w:eastAsia="ru-RU"/>
+          <w14:ligatures w14:val="none"/>
+        </w:rPr>
+        <w:t>2</w:t>
+      </w:r>
+      <w:r>
+        <w:rPr>
+          <w:rFonts w:ascii="Consolas" w:eastAsia="Times New Roman" w:hAnsi="Consolas" w:cs="Times New Roman"/>
+          <w:color w:val="C9D1D9"/>
+          <w:kern w:val="0"/>
+          <w:sz w:val="21"/>
+          <w:szCs w:val="21"/>
+          <w:lang w:val="en-US" w:eastAsia="ru-RU"/>
+          <w14:ligatures w14:val="none"/>
+        </w:rPr>
+        <w:t xml:space="preserve"> </w:t>
+      </w:r>
+      <w:r>
+        <w:rPr>
+          <w:rFonts w:ascii="Consolas" w:eastAsia="Times New Roman" w:hAnsi="Consolas" w:cs="Times New Roman"/>
+          <w:color w:val="D4D4D4"/>
+          <w:kern w:val="0"/>
+          <w:sz w:val="21"/>
+          <w:szCs w:val="21"/>
+          <w:lang w:val="en-US" w:eastAsia="ru-RU"/>
+          <w14:ligatures w14:val="none"/>
+        </w:rPr>
+        <w:t>*</w:t>
+      </w:r>
+      <w:r>
+        <w:rPr>
+          <w:rFonts w:ascii="Consolas" w:eastAsia="Times New Roman" w:hAnsi="Consolas" w:cs="Times New Roman"/>
+          <w:color w:val="C9D1D9"/>
+          <w:kern w:val="0"/>
+          <w:sz w:val="21"/>
+          <w:szCs w:val="21"/>
+          <w:lang w:val="en-US" w:eastAsia="ru-RU"/>
+          <w14:ligatures w14:val="none"/>
+        </w:rPr>
+        <w:t xml:space="preserve"> step) </w:t>
+      </w:r>
+      <w:r>
+        <w:rPr>
+          <w:rFonts w:ascii="Consolas" w:eastAsia="Times New Roman" w:hAnsi="Consolas" w:cs="Times New Roman"/>
+          <w:color w:val="D4D4D4"/>
+          <w:kern w:val="0"/>
+          <w:sz w:val="21"/>
+          <w:szCs w:val="21"/>
+          <w:lang w:val="en-US" w:eastAsia="ru-RU"/>
+          <w14:ligatures w14:val="none"/>
+        </w:rPr>
+        <w:t>==</w:t>
+      </w:r>
+      <w:r>
+        <w:rPr>
+          <w:rFonts w:ascii="Consolas" w:eastAsia="Times New Roman" w:hAnsi="Consolas" w:cs="Times New Roman"/>
+          <w:color w:val="C9D1D9"/>
+          <w:kern w:val="0"/>
+          <w:sz w:val="21"/>
+          <w:szCs w:val="21"/>
+          <w:lang w:val="en-US" w:eastAsia="ru-RU"/>
+          <w14:ligatures w14:val="none"/>
+        </w:rPr>
+        <w:t xml:space="preserve"> </w:t>
+      </w:r>
+      <w:r>
+        <w:rPr>
+          <w:rFonts w:ascii="Consolas" w:eastAsia="Times New Roman" w:hAnsi="Consolas" w:cs="Times New Roman"/>
+          <w:color w:val="B5CEA8"/>
+          <w:kern w:val="0"/>
+          <w:sz w:val="21"/>
+          <w:szCs w:val="21"/>
+          <w:lang w:val="en-US" w:eastAsia="ru-RU"/>
+          <w14:ligatures w14:val="none"/>
+        </w:rPr>
+        <w:t>0</w:t>
+      </w:r>
+      <w:r>
+        <w:rPr>
+          <w:rFonts w:ascii="Consolas" w:eastAsia="Times New Roman" w:hAnsi="Consolas" w:cs="Times New Roman"/>
+          <w:color w:val="C9D1D9"/>
+          <w:kern w:val="0"/>
+          <w:sz w:val="21"/>
+          <w:szCs w:val="21"/>
+          <w:lang w:val="en-US" w:eastAsia="ru-RU"/>
+          <w14:ligatures w14:val="none"/>
+        </w:rPr>
+        <w:t>) {</w:t>
+      </w:r>
+    </w:p>
+    <w:p>
+      <w:pPr>
+        <w:shd w:val="clear" w:color="auto" w:fill="121314"/>
+        <w:spacing w:after="0" w:line="285" w:lineRule="atLeast"/>
+        <w:rPr>
+          <w:rFonts w:ascii="Consolas" w:eastAsia="Times New Roman" w:hAnsi="Consolas" w:cs="Times New Roman"/>
+          <w:color w:val="BBBEBF"/>
+          <w:kern w:val="0"/>
+          <w:sz w:val="21"/>
+          <w:szCs w:val="21"/>
+          <w:lang w:val="en-US" w:eastAsia="ru-RU"/>
+          <w14:ligatures w14:val="none"/>
+        </w:rPr>
+      </w:pPr>
+      <w:r>
+        <w:rPr>
+          <w:rFonts w:ascii="Consolas" w:eastAsia="Times New Roman" w:hAnsi="Consolas" w:cs="Times New Roman"/>
+          <w:color w:val="C9D1D9"/>
+          <w:kern w:val="0"/>
+          <w:sz w:val="21"/>
+          <w:szCs w:val="21"/>
+          <w:lang w:val="en-US" w:eastAsia="ru-RU"/>
+          <w14:ligatures w14:val="none"/>
+        </w:rPr>
+        <w:t xml:space="preserve">            </w:t>
+      </w:r>
+      <w:r>
+        <w:rPr>
+          <w:rFonts w:ascii="Consolas" w:eastAsia="Times New Roman" w:hAnsi="Consolas" w:cs="Times New Roman"/>
+          <w:color w:val="C586C0"/>
+          <w:kern w:val="0"/>
+          <w:sz w:val="21"/>
+          <w:szCs w:val="21"/>
+          <w:lang w:val="en-US" w:eastAsia="ru-RU"/>
+          <w14:ligatures w14:val="none"/>
+        </w:rPr>
+        <w:t>if</w:t>
+      </w:r>
+      <w:r>
+        <w:rPr>
+          <w:rFonts w:ascii="Consolas" w:eastAsia="Times New Roman" w:hAnsi="Consolas" w:cs="Times New Roman"/>
+          <w:color w:val="C9D1D9"/>
+          <w:kern w:val="0"/>
+          <w:sz w:val="21"/>
+          <w:szCs w:val="21"/>
+          <w:lang w:val="en-US" w:eastAsia="ru-RU"/>
+          <w14:ligatures w14:val="none"/>
+        </w:rPr>
+        <w:t xml:space="preserve"> (</w:t>
+      </w:r>
+      <w:proofErr w:type="spellStart"/>
+      <w:r>
+        <w:rPr>
+          <w:rFonts w:ascii="Consolas" w:eastAsia="Times New Roman" w:hAnsi="Consolas" w:cs="Times New Roman"/>
+          <w:color w:val="C9D1D9"/>
+          <w:kern w:val="0"/>
+          <w:sz w:val="21"/>
+          <w:szCs w:val="21"/>
+          <w:lang w:val="en-US" w:eastAsia="ru-RU"/>
+          <w14:ligatures w14:val="none"/>
+        </w:rPr>
+        <w:t>mp</w:t>
+      </w:r>
+      <w:proofErr w:type="spellEnd"/>
+      <w:r>
+        <w:rPr>
+          <w:rFonts w:ascii="Consolas" w:eastAsia="Times New Roman" w:hAnsi="Consolas" w:cs="Times New Roman"/>
+          <w:color w:val="C9D1D9"/>
+          <w:kern w:val="0"/>
+          <w:sz w:val="21"/>
+          <w:szCs w:val="21"/>
+          <w:lang w:val="en-US" w:eastAsia="ru-RU"/>
+          <w14:ligatures w14:val="none"/>
+        </w:rPr>
+        <w:t xml:space="preserve"> </w:t>
+      </w:r>
+      <w:r>
+        <w:rPr>
+          <w:rFonts w:ascii="Consolas" w:eastAsia="Times New Roman" w:hAnsi="Consolas" w:cs="Times New Roman"/>
+          <w:color w:val="D4D4D4"/>
+          <w:kern w:val="0"/>
+          <w:sz w:val="21"/>
+          <w:szCs w:val="21"/>
+          <w:lang w:val="en-US" w:eastAsia="ru-RU"/>
+          <w14:ligatures w14:val="none"/>
+        </w:rPr>
+        <w:t>+</w:t>
+      </w:r>
+      <w:r>
+        <w:rPr>
+          <w:rFonts w:ascii="Consolas" w:eastAsia="Times New Roman" w:hAnsi="Consolas" w:cs="Times New Roman"/>
+          <w:color w:val="C9D1D9"/>
+          <w:kern w:val="0"/>
+          <w:sz w:val="21"/>
+          <w:szCs w:val="21"/>
+          <w:lang w:val="en-US" w:eastAsia="ru-RU"/>
+          <w14:ligatures w14:val="none"/>
+        </w:rPr>
+        <w:t xml:space="preserve"> step </w:t>
+      </w:r>
+      <w:r>
+        <w:rPr>
+          <w:rFonts w:ascii="Consolas" w:eastAsia="Times New Roman" w:hAnsi="Consolas" w:cs="Times New Roman"/>
+          <w:color w:val="D4D4D4"/>
+          <w:kern w:val="0"/>
+          <w:sz w:val="21"/>
+          <w:szCs w:val="21"/>
+          <w:lang w:val="en-US" w:eastAsia="ru-RU"/>
+          <w14:ligatures w14:val="none"/>
+        </w:rPr>
+        <w:t>&lt;</w:t>
+      </w:r>
+      <w:r>
+        <w:rPr>
+          <w:rFonts w:ascii="Consolas" w:eastAsia="Times New Roman" w:hAnsi="Consolas" w:cs="Times New Roman"/>
+          <w:color w:val="C9D1D9"/>
+          <w:kern w:val="0"/>
+          <w:sz w:val="21"/>
+          <w:szCs w:val="21"/>
+          <w:lang w:val="en-US" w:eastAsia="ru-RU"/>
+          <w14:ligatures w14:val="none"/>
+        </w:rPr>
+        <w:t xml:space="preserve"> np) {</w:t>
+      </w:r>
+    </w:p>
+    <w:p>
+      <w:pPr>
+        <w:shd w:val="clear" w:color="auto" w:fill="121314"/>
+        <w:spacing w:after="0" w:line="285" w:lineRule="atLeast"/>
+        <w:rPr>
+          <w:rFonts w:ascii="Consolas" w:eastAsia="Times New Roman" w:hAnsi="Consolas" w:cs="Times New Roman"/>
+          <w:color w:val="BBBEBF"/>
+          <w:kern w:val="0"/>
+          <w:sz w:val="21"/>
+          <w:szCs w:val="21"/>
+          <w:lang w:val="en-US" w:eastAsia="ru-RU"/>
+          <w14:ligatures w14:val="none"/>
+        </w:rPr>
+      </w:pPr>
+      <w:r>
+        <w:rPr>
+          <w:rFonts w:ascii="Consolas" w:eastAsia="Times New Roman" w:hAnsi="Consolas" w:cs="Times New Roman"/>
+          <w:color w:val="C9D1D9"/>
+          <w:kern w:val="0"/>
+          <w:sz w:val="21"/>
+          <w:szCs w:val="21"/>
+          <w:lang w:val="en-US" w:eastAsia="ru-RU"/>
+          <w14:ligatures w14:val="none"/>
+        </w:rPr>
+        <w:t xml:space="preserve">                </w:t>
+      </w:r>
+      <w:proofErr w:type="spellStart"/>
+      <w:r>
+        <w:rPr>
+          <w:rFonts w:ascii="Consolas" w:eastAsia="Times New Roman" w:hAnsi="Consolas" w:cs="Times New Roman"/>
+          <w:color w:val="D2A8FF"/>
+          <w:kern w:val="0"/>
+          <w:sz w:val="21"/>
+          <w:szCs w:val="21"/>
+          <w:lang w:val="en-US" w:eastAsia="ru-RU"/>
+          <w14:ligatures w14:val="none"/>
+        </w:rPr>
+        <w:t>MPI_</w:t>
+      </w:r>
+      <w:proofErr w:type="gramStart"/>
+      <w:r>
+        <w:rPr>
+          <w:rFonts w:ascii="Consolas" w:eastAsia="Times New Roman" w:hAnsi="Consolas" w:cs="Times New Roman"/>
+          <w:color w:val="D2A8FF"/>
+          <w:kern w:val="0"/>
+          <w:sz w:val="21"/>
+          <w:szCs w:val="21"/>
+          <w:lang w:val="en-US" w:eastAsia="ru-RU"/>
+          <w14:ligatures w14:val="none"/>
+        </w:rPr>
+        <w:t>Recv</w:t>
+      </w:r>
+      <w:proofErr w:type="spellEnd"/>
+      <w:r>
+        <w:rPr>
+          <w:rFonts w:ascii="Consolas" w:eastAsia="Times New Roman" w:hAnsi="Consolas" w:cs="Times New Roman"/>
+          <w:color w:val="C9D1D9"/>
+          <w:kern w:val="0"/>
+          <w:sz w:val="21"/>
+          <w:szCs w:val="21"/>
+          <w:lang w:val="en-US" w:eastAsia="ru-RU"/>
+          <w14:ligatures w14:val="none"/>
+        </w:rPr>
+        <w:t>(</w:t>
+      </w:r>
+      <w:proofErr w:type="gramEnd"/>
+      <w:r>
+        <w:rPr>
+          <w:rFonts w:ascii="Consolas" w:eastAsia="Times New Roman" w:hAnsi="Consolas" w:cs="Times New Roman"/>
+          <w:color w:val="D4D4D4"/>
+          <w:kern w:val="0"/>
+          <w:sz w:val="21"/>
+          <w:szCs w:val="21"/>
+          <w:lang w:val="en-US" w:eastAsia="ru-RU"/>
+          <w14:ligatures w14:val="none"/>
+        </w:rPr>
+        <w:t>&amp;</w:t>
+      </w:r>
+      <w:proofErr w:type="spellStart"/>
+      <w:r>
+        <w:rPr>
+          <w:rFonts w:ascii="Consolas" w:eastAsia="Times New Roman" w:hAnsi="Consolas" w:cs="Times New Roman"/>
+          <w:color w:val="C9D1D9"/>
+          <w:kern w:val="0"/>
+          <w:sz w:val="21"/>
+          <w:szCs w:val="21"/>
+          <w:lang w:val="en-US" w:eastAsia="ru-RU"/>
+          <w14:ligatures w14:val="none"/>
+        </w:rPr>
+        <w:t>recv_val</w:t>
+      </w:r>
+      <w:proofErr w:type="spellEnd"/>
+      <w:r>
+        <w:rPr>
+          <w:rFonts w:ascii="Consolas" w:eastAsia="Times New Roman" w:hAnsi="Consolas" w:cs="Times New Roman"/>
+          <w:color w:val="C9D1D9"/>
+          <w:kern w:val="0"/>
+          <w:sz w:val="21"/>
+          <w:szCs w:val="21"/>
+          <w:lang w:val="en-US" w:eastAsia="ru-RU"/>
+          <w14:ligatures w14:val="none"/>
+        </w:rPr>
+        <w:t xml:space="preserve">, </w:t>
+      </w:r>
+      <w:r>
+        <w:rPr>
+          <w:rFonts w:ascii="Consolas" w:eastAsia="Times New Roman" w:hAnsi="Consolas" w:cs="Times New Roman"/>
+          <w:color w:val="B5CEA8"/>
+          <w:kern w:val="0"/>
+          <w:sz w:val="21"/>
+          <w:szCs w:val="21"/>
+          <w:lang w:val="en-US" w:eastAsia="ru-RU"/>
+          <w14:ligatures w14:val="none"/>
+        </w:rPr>
+        <w:t>1</w:t>
+      </w:r>
+      <w:r>
+        <w:rPr>
+          <w:rFonts w:ascii="Consolas" w:eastAsia="Times New Roman" w:hAnsi="Consolas" w:cs="Times New Roman"/>
+          <w:color w:val="C9D1D9"/>
+          <w:kern w:val="0"/>
+          <w:sz w:val="21"/>
+          <w:szCs w:val="21"/>
+          <w:lang w:val="en-US" w:eastAsia="ru-RU"/>
+          <w14:ligatures w14:val="none"/>
+        </w:rPr>
+        <w:t xml:space="preserve">, MPI_DOUBLE, </w:t>
+      </w:r>
+      <w:proofErr w:type="spellStart"/>
+      <w:r>
+        <w:rPr>
+          <w:rFonts w:ascii="Consolas" w:eastAsia="Times New Roman" w:hAnsi="Consolas" w:cs="Times New Roman"/>
+          <w:color w:val="C9D1D9"/>
+          <w:kern w:val="0"/>
+          <w:sz w:val="21"/>
+          <w:szCs w:val="21"/>
+          <w:lang w:val="en-US" w:eastAsia="ru-RU"/>
+          <w14:ligatures w14:val="none"/>
+        </w:rPr>
+        <w:t>mp</w:t>
+      </w:r>
+      <w:proofErr w:type="spellEnd"/>
+      <w:r>
+        <w:rPr>
+          <w:rFonts w:ascii="Consolas" w:eastAsia="Times New Roman" w:hAnsi="Consolas" w:cs="Times New Roman"/>
+          <w:color w:val="C9D1D9"/>
+          <w:kern w:val="0"/>
+          <w:sz w:val="21"/>
+          <w:szCs w:val="21"/>
+          <w:lang w:val="en-US" w:eastAsia="ru-RU"/>
+          <w14:ligatures w14:val="none"/>
+        </w:rPr>
+        <w:t xml:space="preserve"> </w:t>
+      </w:r>
+      <w:r>
+        <w:rPr>
+          <w:rFonts w:ascii="Consolas" w:eastAsia="Times New Roman" w:hAnsi="Consolas" w:cs="Times New Roman"/>
+          <w:color w:val="D4D4D4"/>
+          <w:kern w:val="0"/>
+          <w:sz w:val="21"/>
+          <w:szCs w:val="21"/>
+          <w:lang w:val="en-US" w:eastAsia="ru-RU"/>
+          <w14:ligatures w14:val="none"/>
+        </w:rPr>
+        <w:t>+</w:t>
+      </w:r>
+      <w:r>
+        <w:rPr>
+          <w:rFonts w:ascii="Consolas" w:eastAsia="Times New Roman" w:hAnsi="Consolas" w:cs="Times New Roman"/>
+          <w:color w:val="C9D1D9"/>
+          <w:kern w:val="0"/>
+          <w:sz w:val="21"/>
+          <w:szCs w:val="21"/>
+          <w:lang w:val="en-US" w:eastAsia="ru-RU"/>
+          <w14:ligatures w14:val="none"/>
+        </w:rPr>
+        <w:t xml:space="preserve"> step, TAG, MPI_COMM_WORLD, </w:t>
+      </w:r>
+      <w:r>
+        <w:rPr>
+          <w:rFonts w:ascii="Consolas" w:eastAsia="Times New Roman" w:hAnsi="Consolas" w:cs="Times New Roman"/>
+          <w:color w:val="D4D4D4"/>
+          <w:kern w:val="0"/>
+          <w:sz w:val="21"/>
+          <w:szCs w:val="21"/>
+          <w:lang w:val="en-US" w:eastAsia="ru-RU"/>
+          <w14:ligatures w14:val="none"/>
+        </w:rPr>
+        <w:t>&amp;</w:t>
+      </w:r>
+      <w:r>
+        <w:rPr>
+          <w:rFonts w:ascii="Consolas" w:eastAsia="Times New Roman" w:hAnsi="Consolas" w:cs="Times New Roman"/>
+          <w:color w:val="C9D1D9"/>
+          <w:kern w:val="0"/>
+          <w:sz w:val="21"/>
+          <w:szCs w:val="21"/>
+          <w:lang w:val="en-US" w:eastAsia="ru-RU"/>
+          <w14:ligatures w14:val="none"/>
+        </w:rPr>
+        <w:t>status);</w:t>
+      </w:r>
+    </w:p>
+    <w:p>
+      <w:pPr>
+        <w:shd w:val="clear" w:color="auto" w:fill="121314"/>
+        <w:spacing w:after="0" w:line="285" w:lineRule="atLeast"/>
+        <w:rPr>
+          <w:rFonts w:ascii="Consolas" w:eastAsia="Times New Roman" w:hAnsi="Consolas" w:cs="Times New Roman"/>
+          <w:color w:val="BBBEBF"/>
+          <w:kern w:val="0"/>
+          <w:sz w:val="21"/>
+          <w:szCs w:val="21"/>
+          <w:lang w:val="en-US" w:eastAsia="ru-RU"/>
+          <w14:ligatures w14:val="none"/>
+        </w:rPr>
+      </w:pPr>
+      <w:r>
+        <w:rPr>
+          <w:rFonts w:ascii="Consolas" w:eastAsia="Times New Roman" w:hAnsi="Consolas" w:cs="Times New Roman"/>
+          <w:color w:val="C9D1D9"/>
+          <w:kern w:val="0"/>
+          <w:sz w:val="21"/>
+          <w:szCs w:val="21"/>
+          <w:lang w:val="en-US" w:eastAsia="ru-RU"/>
+          <w14:ligatures w14:val="none"/>
+        </w:rPr>
+        <w:t xml:space="preserve">                </w:t>
+      </w:r>
+      <w:proofErr w:type="spellStart"/>
+      <w:r>
+        <w:rPr>
+          <w:rFonts w:ascii="Consolas" w:eastAsia="Times New Roman" w:hAnsi="Consolas" w:cs="Times New Roman"/>
+          <w:color w:val="C9D1D9"/>
+          <w:kern w:val="0"/>
+          <w:sz w:val="21"/>
+          <w:szCs w:val="21"/>
+          <w:lang w:val="en-US" w:eastAsia="ru-RU"/>
+          <w14:ligatures w14:val="none"/>
+        </w:rPr>
+        <w:t>my_sum</w:t>
+      </w:r>
+      <w:proofErr w:type="spellEnd"/>
+      <w:r>
+        <w:rPr>
+          <w:rFonts w:ascii="Consolas" w:eastAsia="Times New Roman" w:hAnsi="Consolas" w:cs="Times New Roman"/>
+          <w:color w:val="C9D1D9"/>
+          <w:kern w:val="0"/>
+          <w:sz w:val="21"/>
+          <w:szCs w:val="21"/>
+          <w:lang w:val="en-US" w:eastAsia="ru-RU"/>
+          <w14:ligatures w14:val="none"/>
+        </w:rPr>
+        <w:t xml:space="preserve"> </w:t>
+      </w:r>
+      <w:r>
+        <w:rPr>
+          <w:rFonts w:ascii="Consolas" w:eastAsia="Times New Roman" w:hAnsi="Consolas" w:cs="Times New Roman"/>
+          <w:color w:val="D4D4D4"/>
+          <w:kern w:val="0"/>
+          <w:sz w:val="21"/>
+          <w:szCs w:val="21"/>
+          <w:lang w:val="en-US" w:eastAsia="ru-RU"/>
+          <w14:ligatures w14:val="none"/>
+        </w:rPr>
+        <w:t>+=</w:t>
+      </w:r>
+      <w:r>
+        <w:rPr>
+          <w:rFonts w:ascii="Consolas" w:eastAsia="Times New Roman" w:hAnsi="Consolas" w:cs="Times New Roman"/>
+          <w:color w:val="C9D1D9"/>
+          <w:kern w:val="0"/>
+          <w:sz w:val="21"/>
+          <w:szCs w:val="21"/>
+          <w:lang w:val="en-US" w:eastAsia="ru-RU"/>
+          <w14:ligatures w14:val="none"/>
+        </w:rPr>
+        <w:t xml:space="preserve"> </w:t>
+      </w:r>
+      <w:proofErr w:type="spellStart"/>
+      <w:r>
+        <w:rPr>
+          <w:rFonts w:ascii="Consolas" w:eastAsia="Times New Roman" w:hAnsi="Consolas" w:cs="Times New Roman"/>
+          <w:color w:val="C9D1D9"/>
+          <w:kern w:val="0"/>
+          <w:sz w:val="21"/>
+          <w:szCs w:val="21"/>
+          <w:lang w:val="en-US" w:eastAsia="ru-RU"/>
+          <w14:ligatures w14:val="none"/>
+        </w:rPr>
+        <w:t>recv_val</w:t>
+      </w:r>
+      <w:proofErr w:type="spellEnd"/>
+      <w:r>
+        <w:rPr>
+          <w:rFonts w:ascii="Consolas" w:eastAsia="Times New Roman" w:hAnsi="Consolas" w:cs="Times New Roman"/>
+          <w:color w:val="C9D1D9"/>
+          <w:kern w:val="0"/>
+          <w:sz w:val="21"/>
+          <w:szCs w:val="21"/>
+          <w:lang w:val="en-US" w:eastAsia="ru-RU"/>
+          <w14:ligatures w14:val="none"/>
+        </w:rPr>
+        <w:t>;</w:t>
+      </w:r>
+    </w:p>
+    <w:p>
+      <w:pPr>
+        <w:shd w:val="clear" w:color="auto" w:fill="121314"/>
+        <w:spacing w:after="0" w:line="285" w:lineRule="atLeast"/>
+        <w:rPr>
+          <w:rFonts w:ascii="Consolas" w:eastAsia="Times New Roman" w:hAnsi="Consolas" w:cs="Times New Roman"/>
+          <w:color w:val="BBBEBF"/>
+          <w:kern w:val="0"/>
+          <w:sz w:val="21"/>
+          <w:szCs w:val="21"/>
+          <w:lang w:val="en-US" w:eastAsia="ru-RU"/>
+          <w14:ligatures w14:val="none"/>
+        </w:rPr>
+      </w:pPr>
+      <w:r>
+        <w:rPr>
+          <w:rFonts w:ascii="Consolas" w:eastAsia="Times New Roman" w:hAnsi="Consolas" w:cs="Times New Roman"/>
+          <w:color w:val="C9D1D9"/>
+          <w:kern w:val="0"/>
+          <w:sz w:val="21"/>
+          <w:szCs w:val="21"/>
+          <w:lang w:val="en-US" w:eastAsia="ru-RU"/>
+          <w14:ligatures w14:val="none"/>
+        </w:rPr>
+        <w:t>            }</w:t>
+      </w:r>
+    </w:p>
+    <w:p>
+      <w:pPr>
+        <w:shd w:val="clear" w:color="auto" w:fill="121314"/>
+        <w:spacing w:after="0" w:line="285" w:lineRule="atLeast"/>
+        <w:rPr>
+          <w:rFonts w:ascii="Consolas" w:eastAsia="Times New Roman" w:hAnsi="Consolas" w:cs="Times New Roman"/>
+          <w:color w:val="BBBEBF"/>
+          <w:kern w:val="0"/>
+          <w:sz w:val="21"/>
+          <w:szCs w:val="21"/>
+          <w:lang w:val="en-US" w:eastAsia="ru-RU"/>
+          <w14:ligatures w14:val="none"/>
+        </w:rPr>
+      </w:pPr>
+      <w:r>
+        <w:rPr>
+          <w:rFonts w:ascii="Consolas" w:eastAsia="Times New Roman" w:hAnsi="Consolas" w:cs="Times New Roman"/>
+          <w:color w:val="C9D1D9"/>
+          <w:kern w:val="0"/>
+          <w:sz w:val="21"/>
+          <w:szCs w:val="21"/>
+          <w:lang w:val="en-US" w:eastAsia="ru-RU"/>
+          <w14:ligatures w14:val="none"/>
+        </w:rPr>
+        <w:t xml:space="preserve">        } </w:t>
+      </w:r>
+      <w:r>
+        <w:rPr>
+          <w:rFonts w:ascii="Consolas" w:eastAsia="Times New Roman" w:hAnsi="Consolas" w:cs="Times New Roman"/>
+          <w:color w:val="C586C0"/>
+          <w:kern w:val="0"/>
+          <w:sz w:val="21"/>
+          <w:szCs w:val="21"/>
+          <w:lang w:val="en-US" w:eastAsia="ru-RU"/>
+          <w14:ligatures w14:val="none"/>
+        </w:rPr>
+        <w:t>else</w:t>
+      </w:r>
+      <w:r>
+        <w:rPr>
+          <w:rFonts w:ascii="Consolas" w:eastAsia="Times New Roman" w:hAnsi="Consolas" w:cs="Times New Roman"/>
+          <w:color w:val="C9D1D9"/>
+          <w:kern w:val="0"/>
+          <w:sz w:val="21"/>
+          <w:szCs w:val="21"/>
+          <w:lang w:val="en-US" w:eastAsia="ru-RU"/>
+          <w14:ligatures w14:val="none"/>
+        </w:rPr>
+        <w:t xml:space="preserve"> {</w:t>
+      </w:r>
+    </w:p>
+    <w:p>
+      <w:pPr>
+        <w:shd w:val="clear" w:color="auto" w:fill="121314"/>
+        <w:spacing w:after="0" w:line="285" w:lineRule="atLeast"/>
+        <w:rPr>
+          <w:rFonts w:ascii="Consolas" w:eastAsia="Times New Roman" w:hAnsi="Consolas" w:cs="Times New Roman"/>
+          <w:color w:val="BBBEBF"/>
+          <w:kern w:val="0"/>
+          <w:sz w:val="21"/>
+          <w:szCs w:val="21"/>
+          <w:lang w:val="en-US" w:eastAsia="ru-RU"/>
+          <w14:ligatures w14:val="none"/>
+        </w:rPr>
+      </w:pPr>
+      <w:r>
+        <w:rPr>
+          <w:rFonts w:ascii="Consolas" w:eastAsia="Times New Roman" w:hAnsi="Consolas" w:cs="Times New Roman"/>
+          <w:color w:val="C9D1D9"/>
+          <w:kern w:val="0"/>
+          <w:sz w:val="21"/>
+          <w:szCs w:val="21"/>
+          <w:lang w:val="en-US" w:eastAsia="ru-RU"/>
+          <w14:ligatures w14:val="none"/>
+        </w:rPr>
+        <w:t xml:space="preserve">            </w:t>
+      </w:r>
+      <w:r>
+        <w:rPr>
+          <w:rFonts w:ascii="Consolas" w:eastAsia="Times New Roman" w:hAnsi="Consolas" w:cs="Times New Roman"/>
+          <w:color w:val="C586C0"/>
+          <w:kern w:val="0"/>
+          <w:sz w:val="21"/>
+          <w:szCs w:val="21"/>
+          <w:lang w:val="en-US" w:eastAsia="ru-RU"/>
+          <w14:ligatures w14:val="none"/>
+        </w:rPr>
+        <w:t>if</w:t>
+      </w:r>
+      <w:r>
+        <w:rPr>
+          <w:rFonts w:ascii="Consolas" w:eastAsia="Times New Roman" w:hAnsi="Consolas" w:cs="Times New Roman"/>
+          <w:color w:val="C9D1D9"/>
+          <w:kern w:val="0"/>
+          <w:sz w:val="21"/>
+          <w:szCs w:val="21"/>
+          <w:lang w:val="en-US" w:eastAsia="ru-RU"/>
+          <w14:ligatures w14:val="none"/>
+        </w:rPr>
+        <w:t xml:space="preserve"> (</w:t>
+      </w:r>
+      <w:proofErr w:type="spellStart"/>
+      <w:r>
+        <w:rPr>
+          <w:rFonts w:ascii="Consolas" w:eastAsia="Times New Roman" w:hAnsi="Consolas" w:cs="Times New Roman"/>
+          <w:color w:val="C9D1D9"/>
+          <w:kern w:val="0"/>
+          <w:sz w:val="21"/>
+          <w:szCs w:val="21"/>
+          <w:lang w:val="en-US" w:eastAsia="ru-RU"/>
+          <w14:ligatures w14:val="none"/>
+        </w:rPr>
+        <w:t>mp</w:t>
+      </w:r>
+      <w:proofErr w:type="spellEnd"/>
+      <w:r>
+        <w:rPr>
+          <w:rFonts w:ascii="Consolas" w:eastAsia="Times New Roman" w:hAnsi="Consolas" w:cs="Times New Roman"/>
+          <w:color w:val="C9D1D9"/>
+          <w:kern w:val="0"/>
+          <w:sz w:val="21"/>
+          <w:szCs w:val="21"/>
+          <w:lang w:val="en-US" w:eastAsia="ru-RU"/>
+          <w14:ligatures w14:val="none"/>
+        </w:rPr>
+        <w:t xml:space="preserve"> </w:t>
+      </w:r>
+      <w:r>
+        <w:rPr>
+          <w:rFonts w:ascii="Consolas" w:eastAsia="Times New Roman" w:hAnsi="Consolas" w:cs="Times New Roman"/>
+          <w:color w:val="D4D4D4"/>
+          <w:kern w:val="0"/>
+          <w:sz w:val="21"/>
+          <w:szCs w:val="21"/>
+          <w:lang w:val="en-US" w:eastAsia="ru-RU"/>
+          <w14:ligatures w14:val="none"/>
+        </w:rPr>
+        <w:t>-</w:t>
+      </w:r>
+      <w:r>
+        <w:rPr>
+          <w:rFonts w:ascii="Consolas" w:eastAsia="Times New Roman" w:hAnsi="Consolas" w:cs="Times New Roman"/>
+          <w:color w:val="C9D1D9"/>
+          <w:kern w:val="0"/>
+          <w:sz w:val="21"/>
+          <w:szCs w:val="21"/>
+          <w:lang w:val="en-US" w:eastAsia="ru-RU"/>
+          <w14:ligatures w14:val="none"/>
+        </w:rPr>
+        <w:t xml:space="preserve"> step </w:t>
+      </w:r>
+      <w:r>
+        <w:rPr>
+          <w:rFonts w:ascii="Consolas" w:eastAsia="Times New Roman" w:hAnsi="Consolas" w:cs="Times New Roman"/>
+          <w:color w:val="D4D4D4"/>
+          <w:kern w:val="0"/>
+          <w:sz w:val="21"/>
+          <w:szCs w:val="21"/>
+          <w:lang w:val="en-US" w:eastAsia="ru-RU"/>
+          <w14:ligatures w14:val="none"/>
+        </w:rPr>
+        <w:t>&gt;=</w:t>
+      </w:r>
+      <w:r>
+        <w:rPr>
+          <w:rFonts w:ascii="Consolas" w:eastAsia="Times New Roman" w:hAnsi="Consolas" w:cs="Times New Roman"/>
+          <w:color w:val="C9D1D9"/>
+          <w:kern w:val="0"/>
+          <w:sz w:val="21"/>
+          <w:szCs w:val="21"/>
+          <w:lang w:val="en-US" w:eastAsia="ru-RU"/>
+          <w14:ligatures w14:val="none"/>
+        </w:rPr>
+        <w:t xml:space="preserve"> </w:t>
+      </w:r>
+      <w:r>
+        <w:rPr>
+          <w:rFonts w:ascii="Consolas" w:eastAsia="Times New Roman" w:hAnsi="Consolas" w:cs="Times New Roman"/>
+          <w:color w:val="B5CEA8"/>
+          <w:kern w:val="0"/>
+          <w:sz w:val="21"/>
+          <w:szCs w:val="21"/>
+          <w:lang w:val="en-US" w:eastAsia="ru-RU"/>
+          <w14:ligatures w14:val="none"/>
+        </w:rPr>
+        <w:t>0</w:t>
+      </w:r>
+      <w:r>
+        <w:rPr>
+          <w:rFonts w:ascii="Consolas" w:eastAsia="Times New Roman" w:hAnsi="Consolas" w:cs="Times New Roman"/>
+          <w:color w:val="C9D1D9"/>
+          <w:kern w:val="0"/>
+          <w:sz w:val="21"/>
+          <w:szCs w:val="21"/>
+          <w:lang w:val="en-US" w:eastAsia="ru-RU"/>
+          <w14:ligatures w14:val="none"/>
+        </w:rPr>
+        <w:t>) {</w:t>
+      </w:r>
+    </w:p>
+    <w:p>
+      <w:pPr>
+        <w:shd w:val="clear" w:color="auto" w:fill="121314"/>
+        <w:spacing w:after="0" w:line="285" w:lineRule="atLeast"/>
+        <w:rPr>
+          <w:rFonts w:ascii="Consolas" w:eastAsia="Times New Roman" w:hAnsi="Consolas" w:cs="Times New Roman"/>
+          <w:color w:val="BBBEBF"/>
+          <w:kern w:val="0"/>
+          <w:sz w:val="21"/>
+          <w:szCs w:val="21"/>
+          <w:lang w:val="en-US" w:eastAsia="ru-RU"/>
+          <w14:ligatures w14:val="none"/>
+        </w:rPr>
+      </w:pPr>
+      <w:r>
+        <w:rPr>
+          <w:rFonts w:ascii="Consolas" w:eastAsia="Times New Roman" w:hAnsi="Consolas" w:cs="Times New Roman"/>
+          <w:color w:val="C9D1D9"/>
+          <w:kern w:val="0"/>
+          <w:sz w:val="21"/>
+          <w:szCs w:val="21"/>
+          <w:lang w:val="en-US" w:eastAsia="ru-RU"/>
+          <w14:ligatures w14:val="none"/>
+        </w:rPr>
+        <w:t xml:space="preserve">                </w:t>
+      </w:r>
+      <w:proofErr w:type="spellStart"/>
+      <w:r>
+        <w:rPr>
+          <w:rFonts w:ascii="Consolas" w:eastAsia="Times New Roman" w:hAnsi="Consolas" w:cs="Times New Roman"/>
+          <w:color w:val="D2A8FF"/>
+          <w:kern w:val="0"/>
+          <w:sz w:val="21"/>
+          <w:szCs w:val="21"/>
+          <w:lang w:val="en-US" w:eastAsia="ru-RU"/>
+          <w14:ligatures w14:val="none"/>
+        </w:rPr>
+        <w:t>MPI_</w:t>
+      </w:r>
+      <w:proofErr w:type="gramStart"/>
+      <w:r>
+        <w:rPr>
+          <w:rFonts w:ascii="Consolas" w:eastAsia="Times New Roman" w:hAnsi="Consolas" w:cs="Times New Roman"/>
+          <w:color w:val="D2A8FF"/>
+          <w:kern w:val="0"/>
+          <w:sz w:val="21"/>
+          <w:szCs w:val="21"/>
+          <w:lang w:val="en-US" w:eastAsia="ru-RU"/>
+          <w14:ligatures w14:val="none"/>
+        </w:rPr>
+        <w:t>Send</w:t>
+      </w:r>
+      <w:proofErr w:type="spellEnd"/>
+      <w:r>
+        <w:rPr>
+          <w:rFonts w:ascii="Consolas" w:eastAsia="Times New Roman" w:hAnsi="Consolas" w:cs="Times New Roman"/>
+          <w:color w:val="C9D1D9"/>
+          <w:kern w:val="0"/>
+          <w:sz w:val="21"/>
+          <w:szCs w:val="21"/>
+          <w:lang w:val="en-US" w:eastAsia="ru-RU"/>
+          <w14:ligatures w14:val="none"/>
+        </w:rPr>
+        <w:t>(</w:t>
+      </w:r>
+      <w:proofErr w:type="gramEnd"/>
+      <w:r>
+        <w:rPr>
+          <w:rFonts w:ascii="Consolas" w:eastAsia="Times New Roman" w:hAnsi="Consolas" w:cs="Times New Roman"/>
+          <w:color w:val="D4D4D4"/>
+          <w:kern w:val="0"/>
+          <w:sz w:val="21"/>
+          <w:szCs w:val="21"/>
+          <w:lang w:val="en-US" w:eastAsia="ru-RU"/>
+          <w14:ligatures w14:val="none"/>
+        </w:rPr>
+        <w:t>&amp;</w:t>
+      </w:r>
+      <w:proofErr w:type="spellStart"/>
+      <w:r>
+        <w:rPr>
+          <w:rFonts w:ascii="Consolas" w:eastAsia="Times New Roman" w:hAnsi="Consolas" w:cs="Times New Roman"/>
+          <w:color w:val="C9D1D9"/>
+          <w:kern w:val="0"/>
+          <w:sz w:val="21"/>
+          <w:szCs w:val="21"/>
+          <w:lang w:val="en-US" w:eastAsia="ru-RU"/>
+          <w14:ligatures w14:val="none"/>
+        </w:rPr>
+        <w:t>my_sum</w:t>
+      </w:r>
+      <w:proofErr w:type="spellEnd"/>
+      <w:r>
+        <w:rPr>
+          <w:rFonts w:ascii="Consolas" w:eastAsia="Times New Roman" w:hAnsi="Consolas" w:cs="Times New Roman"/>
+          <w:color w:val="C9D1D9"/>
+          <w:kern w:val="0"/>
+          <w:sz w:val="21"/>
+          <w:szCs w:val="21"/>
+          <w:lang w:val="en-US" w:eastAsia="ru-RU"/>
+          <w14:ligatures w14:val="none"/>
+        </w:rPr>
+        <w:t xml:space="preserve">, </w:t>
+      </w:r>
+      <w:r>
+        <w:rPr>
+          <w:rFonts w:ascii="Consolas" w:eastAsia="Times New Roman" w:hAnsi="Consolas" w:cs="Times New Roman"/>
+          <w:color w:val="B5CEA8"/>
+          <w:kern w:val="0"/>
+          <w:sz w:val="21"/>
+          <w:szCs w:val="21"/>
+          <w:lang w:val="en-US" w:eastAsia="ru-RU"/>
+          <w14:ligatures w14:val="none"/>
+        </w:rPr>
+        <w:t>1</w:t>
+      </w:r>
+      <w:r>
+        <w:rPr>
+          <w:rFonts w:ascii="Consolas" w:eastAsia="Times New Roman" w:hAnsi="Consolas" w:cs="Times New Roman"/>
+          <w:color w:val="C9D1D9"/>
+          <w:kern w:val="0"/>
+          <w:sz w:val="21"/>
+          <w:szCs w:val="21"/>
+          <w:lang w:val="en-US" w:eastAsia="ru-RU"/>
+          <w14:ligatures w14:val="none"/>
+        </w:rPr>
+        <w:t xml:space="preserve">, MPI_DOUBLE, </w:t>
+      </w:r>
+      <w:proofErr w:type="spellStart"/>
+      <w:r>
+        <w:rPr>
+          <w:rFonts w:ascii="Consolas" w:eastAsia="Times New Roman" w:hAnsi="Consolas" w:cs="Times New Roman"/>
+          <w:color w:val="C9D1D9"/>
+          <w:kern w:val="0"/>
+          <w:sz w:val="21"/>
+          <w:szCs w:val="21"/>
+          <w:lang w:val="en-US" w:eastAsia="ru-RU"/>
+          <w14:ligatures w14:val="none"/>
+        </w:rPr>
+        <w:t>mp</w:t>
+      </w:r>
+      <w:proofErr w:type="spellEnd"/>
+      <w:r>
+        <w:rPr>
+          <w:rFonts w:ascii="Consolas" w:eastAsia="Times New Roman" w:hAnsi="Consolas" w:cs="Times New Roman"/>
+          <w:color w:val="C9D1D9"/>
+          <w:kern w:val="0"/>
+          <w:sz w:val="21"/>
+          <w:szCs w:val="21"/>
+          <w:lang w:val="en-US" w:eastAsia="ru-RU"/>
+          <w14:ligatures w14:val="none"/>
+        </w:rPr>
+        <w:t xml:space="preserve"> </w:t>
+      </w:r>
+      <w:r>
+        <w:rPr>
+          <w:rFonts w:ascii="Consolas" w:eastAsia="Times New Roman" w:hAnsi="Consolas" w:cs="Times New Roman"/>
+          <w:color w:val="D4D4D4"/>
+          <w:kern w:val="0"/>
+          <w:sz w:val="21"/>
+          <w:szCs w:val="21"/>
+          <w:lang w:val="en-US" w:eastAsia="ru-RU"/>
+          <w14:ligatures w14:val="none"/>
+        </w:rPr>
+        <w:t>-</w:t>
+      </w:r>
+      <w:r>
+        <w:rPr>
+          <w:rFonts w:ascii="Consolas" w:eastAsia="Times New Roman" w:hAnsi="Consolas" w:cs="Times New Roman"/>
+          <w:color w:val="C9D1D9"/>
+          <w:kern w:val="0"/>
+          <w:sz w:val="21"/>
+          <w:szCs w:val="21"/>
+          <w:lang w:val="en-US" w:eastAsia="ru-RU"/>
+          <w14:ligatures w14:val="none"/>
+        </w:rPr>
+        <w:t xml:space="preserve"> step, TAG, MPI_COMM_WORLD);</w:t>
+      </w:r>
+    </w:p>
+    <w:p>
+      <w:pPr>
+        <w:shd w:val="clear" w:color="auto" w:fill="121314"/>
+        <w:spacing w:after="0" w:line="285" w:lineRule="atLeast"/>
+        <w:rPr>
+          <w:rFonts w:ascii="Consolas" w:eastAsia="Times New Roman" w:hAnsi="Consolas" w:cs="Times New Roman"/>
+          <w:color w:val="BBBEBF"/>
+          <w:kern w:val="0"/>
+          <w:sz w:val="21"/>
+          <w:szCs w:val="21"/>
+          <w:lang w:val="en-US" w:eastAsia="ru-RU"/>
+          <w14:ligatures w14:val="none"/>
+        </w:rPr>
+      </w:pPr>
+      <w:r>
+        <w:rPr>
+          <w:rFonts w:ascii="Consolas" w:eastAsia="Times New Roman" w:hAnsi="Consolas" w:cs="Times New Roman"/>
+          <w:color w:val="C9D1D9"/>
+          <w:kern w:val="0"/>
+          <w:sz w:val="21"/>
+          <w:szCs w:val="21"/>
+          <w:lang w:val="en-US" w:eastAsia="ru-RU"/>
+          <w14:ligatures w14:val="none"/>
+        </w:rPr>
+        <w:t xml:space="preserve">                </w:t>
+      </w:r>
+      <w:r>
+        <w:rPr>
+          <w:rFonts w:ascii="Consolas" w:eastAsia="Times New Roman" w:hAnsi="Consolas" w:cs="Times New Roman"/>
+          <w:color w:val="C586C0"/>
+          <w:kern w:val="0"/>
+          <w:sz w:val="21"/>
+          <w:szCs w:val="21"/>
+          <w:lang w:val="en-US" w:eastAsia="ru-RU"/>
+          <w14:ligatures w14:val="none"/>
+        </w:rPr>
+        <w:t>break</w:t>
+      </w:r>
+      <w:r>
+        <w:rPr>
+          <w:rFonts w:ascii="Consolas" w:eastAsia="Times New Roman" w:hAnsi="Consolas" w:cs="Times New Roman"/>
+          <w:color w:val="C9D1D9"/>
+          <w:kern w:val="0"/>
+          <w:sz w:val="21"/>
+          <w:szCs w:val="21"/>
+          <w:lang w:val="en-US" w:eastAsia="ru-RU"/>
+          <w14:ligatures w14:val="none"/>
+        </w:rPr>
+        <w:t>;</w:t>
+      </w:r>
+    </w:p>
+    <w:p>
+      <w:pPr>
+        <w:shd w:val="clear" w:color="auto" w:fill="121314"/>
+        <w:spacing w:after="0" w:line="285" w:lineRule="atLeast"/>
+        <w:rPr>
+          <w:rFonts w:ascii="Consolas" w:eastAsia="Times New Roman" w:hAnsi="Consolas" w:cs="Times New Roman"/>
+          <w:color w:val="BBBEBF"/>
+          <w:kern w:val="0"/>
+          <w:sz w:val="21"/>
+          <w:szCs w:val="21"/>
+          <w:lang w:val="en-US" w:eastAsia="ru-RU"/>
+          <w14:ligatures w14:val="none"/>
+        </w:rPr>
+      </w:pPr>
+      <w:r>
+        <w:rPr>
+          <w:rFonts w:ascii="Consolas" w:eastAsia="Times New Roman" w:hAnsi="Consolas" w:cs="Times New Roman"/>
+          <w:color w:val="C9D1D9"/>
+          <w:kern w:val="0"/>
+          <w:sz w:val="21"/>
+          <w:szCs w:val="21"/>
+          <w:lang w:val="en-US" w:eastAsia="ru-RU"/>
+          <w14:ligatures w14:val="none"/>
+        </w:rPr>
+        <w:t>            }</w:t>
+      </w:r>
+    </w:p>
+    <w:p>
+      <w:pPr>
+        <w:shd w:val="clear" w:color="auto" w:fill="121314"/>
+        <w:spacing w:after="0" w:line="285" w:lineRule="atLeast"/>
+        <w:rPr>
+          <w:rFonts w:ascii="Consolas" w:eastAsia="Times New Roman" w:hAnsi="Consolas" w:cs="Times New Roman"/>
+          <w:color w:val="BBBEBF"/>
+          <w:kern w:val="0"/>
+          <w:sz w:val="21"/>
+          <w:szCs w:val="21"/>
+          <w:lang w:val="en-US" w:eastAsia="ru-RU"/>
+          <w14:ligatures w14:val="none"/>
+        </w:rPr>
+      </w:pPr>
+      <w:r>
+        <w:rPr>
+          <w:rFonts w:ascii="Consolas" w:eastAsia="Times New Roman" w:hAnsi="Consolas" w:cs="Times New Roman"/>
+          <w:color w:val="C9D1D9"/>
+          <w:kern w:val="0"/>
+          <w:sz w:val="21"/>
+          <w:szCs w:val="21"/>
+          <w:lang w:val="en-US" w:eastAsia="ru-RU"/>
+          <w14:ligatures w14:val="none"/>
+        </w:rPr>
+        <w:t>        }</w:t>
+      </w:r>
+    </w:p>
+    <w:p>
+      <w:pPr>
+        <w:shd w:val="clear" w:color="auto" w:fill="121314"/>
+        <w:spacing w:after="0" w:line="285" w:lineRule="atLeast"/>
+        <w:rPr>
+          <w:rFonts w:ascii="Consolas" w:eastAsia="Times New Roman" w:hAnsi="Consolas" w:cs="Times New Roman"/>
+          <w:color w:val="BBBEBF"/>
+          <w:kern w:val="0"/>
+          <w:sz w:val="21"/>
+          <w:szCs w:val="21"/>
+          <w:lang w:val="en-US" w:eastAsia="ru-RU"/>
+          <w14:ligatures w14:val="none"/>
+        </w:rPr>
+      </w:pPr>
+      <w:r>
+        <w:rPr>
+          <w:rFonts w:ascii="Consolas" w:eastAsia="Times New Roman" w:hAnsi="Consolas" w:cs="Times New Roman"/>
+          <w:color w:val="C9D1D9"/>
+          <w:kern w:val="0"/>
+          <w:sz w:val="21"/>
+          <w:szCs w:val="21"/>
+          <w:lang w:val="en-US" w:eastAsia="ru-RU"/>
+          <w14:ligatures w14:val="none"/>
+        </w:rPr>
+        <w:t xml:space="preserve">        step </w:t>
+      </w:r>
+      <w:r>
+        <w:rPr>
+          <w:rFonts w:ascii="Consolas" w:eastAsia="Times New Roman" w:hAnsi="Consolas" w:cs="Times New Roman"/>
+          <w:color w:val="D4D4D4"/>
+          <w:kern w:val="0"/>
+          <w:sz w:val="21"/>
+          <w:szCs w:val="21"/>
+          <w:lang w:val="en-US" w:eastAsia="ru-RU"/>
+          <w14:ligatures w14:val="none"/>
+        </w:rPr>
+        <w:t>*=</w:t>
+      </w:r>
+      <w:r>
+        <w:rPr>
+          <w:rFonts w:ascii="Consolas" w:eastAsia="Times New Roman" w:hAnsi="Consolas" w:cs="Times New Roman"/>
+          <w:color w:val="C9D1D9"/>
+          <w:kern w:val="0"/>
+          <w:sz w:val="21"/>
+          <w:szCs w:val="21"/>
+          <w:lang w:val="en-US" w:eastAsia="ru-RU"/>
+          <w14:ligatures w14:val="none"/>
+        </w:rPr>
+        <w:t xml:space="preserve"> </w:t>
+      </w:r>
+      <w:r>
+        <w:rPr>
+          <w:rFonts w:ascii="Consolas" w:eastAsia="Times New Roman" w:hAnsi="Consolas" w:cs="Times New Roman"/>
+          <w:color w:val="B5CEA8"/>
+          <w:kern w:val="0"/>
+          <w:sz w:val="21"/>
+          <w:szCs w:val="21"/>
+          <w:lang w:val="en-US" w:eastAsia="ru-RU"/>
+          <w14:ligatures w14:val="none"/>
+        </w:rPr>
+        <w:t>2</w:t>
+      </w:r>
+      <w:r>
+        <w:rPr>
+          <w:rFonts w:ascii="Consolas" w:eastAsia="Times New Roman" w:hAnsi="Consolas" w:cs="Times New Roman"/>
+          <w:color w:val="C9D1D9"/>
+          <w:kern w:val="0"/>
+          <w:sz w:val="21"/>
+          <w:szCs w:val="21"/>
+          <w:lang w:val="en-US" w:eastAsia="ru-RU"/>
+          <w14:ligatures w14:val="none"/>
+        </w:rPr>
+        <w:t>;</w:t>
+      </w:r>
+    </w:p>
+    <w:p>
+      <w:pPr>
+        <w:shd w:val="clear" w:color="auto" w:fill="121314"/>
+        <w:spacing w:after="0" w:line="285" w:lineRule="atLeast"/>
+        <w:rPr>
+          <w:rFonts w:ascii="Consolas" w:eastAsia="Times New Roman" w:hAnsi="Consolas" w:cs="Times New Roman"/>
+          <w:color w:val="BBBEBF"/>
+          <w:kern w:val="0"/>
+          <w:sz w:val="21"/>
+          <w:szCs w:val="21"/>
+          <w:lang w:val="en-US" w:eastAsia="ru-RU"/>
+          <w14:ligatures w14:val="none"/>
+        </w:rPr>
+      </w:pPr>
+      <w:r>
+        <w:rPr>
+          <w:rFonts w:ascii="Consolas" w:eastAsia="Times New Roman" w:hAnsi="Consolas" w:cs="Times New Roman"/>
+          <w:color w:val="C9D1D9"/>
+          <w:kern w:val="0"/>
+          <w:sz w:val="21"/>
+          <w:szCs w:val="21"/>
+          <w:lang w:val="en-US" w:eastAsia="ru-RU"/>
+          <w14:ligatures w14:val="none"/>
+        </w:rPr>
+        <w:t>    }</w:t>
+      </w:r>
+    </w:p>
+    <w:p>
+      <w:pPr>
+        <w:shd w:val="clear" w:color="auto" w:fill="121314"/>
+        <w:spacing w:after="0" w:line="285" w:lineRule="atLeast"/>
+        <w:rPr>
+          <w:rFonts w:ascii="Consolas" w:eastAsia="Times New Roman" w:hAnsi="Consolas" w:cs="Times New Roman"/>
+          <w:color w:val="BBBEBF"/>
+          <w:kern w:val="0"/>
+          <w:sz w:val="21"/>
+          <w:szCs w:val="21"/>
+          <w:lang w:val="en-US" w:eastAsia="ru-RU"/>
+          <w14:ligatures w14:val="none"/>
+        </w:rPr>
+      </w:pPr>
+      <w:r>
+        <w:rPr>
+          <w:rFonts w:ascii="Consolas" w:eastAsia="Times New Roman" w:hAnsi="Consolas" w:cs="Times New Roman"/>
+          <w:color w:val="C9D1D9"/>
+          <w:kern w:val="0"/>
+          <w:sz w:val="21"/>
+          <w:szCs w:val="21"/>
+          <w:lang w:val="en-US" w:eastAsia="ru-RU"/>
+          <w14:ligatures w14:val="none"/>
+        </w:rPr>
+        <w:t xml:space="preserve">    </w:t>
+      </w:r>
+      <w:r>
+        <w:rPr>
+          <w:rFonts w:ascii="Consolas" w:eastAsia="Times New Roman" w:hAnsi="Consolas" w:cs="Times New Roman"/>
+          <w:color w:val="FF7B72"/>
+          <w:kern w:val="0"/>
+          <w:sz w:val="21"/>
+          <w:szCs w:val="21"/>
+          <w:lang w:val="en-US" w:eastAsia="ru-RU"/>
+          <w14:ligatures w14:val="none"/>
+        </w:rPr>
+        <w:t>double</w:t>
+      </w:r>
+      <w:r>
+        <w:rPr>
+          <w:rFonts w:ascii="Consolas" w:eastAsia="Times New Roman" w:hAnsi="Consolas" w:cs="Times New Roman"/>
+          <w:color w:val="C9D1D9"/>
+          <w:kern w:val="0"/>
+          <w:sz w:val="21"/>
+          <w:szCs w:val="21"/>
+          <w:lang w:val="en-US" w:eastAsia="ru-RU"/>
+          <w14:ligatures w14:val="none"/>
+        </w:rPr>
+        <w:t xml:space="preserve"> </w:t>
+      </w:r>
+      <w:proofErr w:type="spellStart"/>
+      <w:r>
+        <w:rPr>
+          <w:rFonts w:ascii="Consolas" w:eastAsia="Times New Roman" w:hAnsi="Consolas" w:cs="Times New Roman"/>
+          <w:color w:val="C9D1D9"/>
+          <w:kern w:val="0"/>
+          <w:sz w:val="21"/>
+          <w:szCs w:val="21"/>
+          <w:lang w:val="en-US" w:eastAsia="ru-RU"/>
+          <w14:ligatures w14:val="none"/>
+        </w:rPr>
+        <w:t>t_comm</w:t>
+      </w:r>
+      <w:proofErr w:type="spellEnd"/>
+      <w:r>
+        <w:rPr>
+          <w:rFonts w:ascii="Consolas" w:eastAsia="Times New Roman" w:hAnsi="Consolas" w:cs="Times New Roman"/>
+          <w:color w:val="C9D1D9"/>
+          <w:kern w:val="0"/>
+          <w:sz w:val="21"/>
+          <w:szCs w:val="21"/>
+          <w:lang w:val="en-US" w:eastAsia="ru-RU"/>
+          <w14:ligatures w14:val="none"/>
+        </w:rPr>
+        <w:t xml:space="preserve"> </w:t>
+      </w:r>
+      <w:r>
+        <w:rPr>
+          <w:rFonts w:ascii="Consolas" w:eastAsia="Times New Roman" w:hAnsi="Consolas" w:cs="Times New Roman"/>
+          <w:color w:val="D4D4D4"/>
+          <w:kern w:val="0"/>
+          <w:sz w:val="21"/>
+          <w:szCs w:val="21"/>
+          <w:lang w:val="en-US" w:eastAsia="ru-RU"/>
+          <w14:ligatures w14:val="none"/>
+        </w:rPr>
+        <w:t>=</w:t>
+      </w:r>
+      <w:r>
+        <w:rPr>
+          <w:rFonts w:ascii="Consolas" w:eastAsia="Times New Roman" w:hAnsi="Consolas" w:cs="Times New Roman"/>
+          <w:color w:val="C9D1D9"/>
+          <w:kern w:val="0"/>
+          <w:sz w:val="21"/>
+          <w:szCs w:val="21"/>
+          <w:lang w:val="en-US" w:eastAsia="ru-RU"/>
+          <w14:ligatures w14:val="none"/>
+        </w:rPr>
+        <w:t xml:space="preserve"> </w:t>
+      </w:r>
+      <w:proofErr w:type="spellStart"/>
+      <w:r>
+        <w:rPr>
+          <w:rFonts w:ascii="Consolas" w:eastAsia="Times New Roman" w:hAnsi="Consolas" w:cs="Times New Roman"/>
+          <w:color w:val="D2A8FF"/>
+          <w:kern w:val="0"/>
+          <w:sz w:val="21"/>
+          <w:szCs w:val="21"/>
+          <w:lang w:val="en-US" w:eastAsia="ru-RU"/>
+          <w14:ligatures w14:val="none"/>
+        </w:rPr>
+        <w:t>MPI_</w:t>
+      </w:r>
+      <w:proofErr w:type="gramStart"/>
+      <w:r>
+        <w:rPr>
+          <w:rFonts w:ascii="Consolas" w:eastAsia="Times New Roman" w:hAnsi="Consolas" w:cs="Times New Roman"/>
+          <w:color w:val="D2A8FF"/>
+          <w:kern w:val="0"/>
+          <w:sz w:val="21"/>
+          <w:szCs w:val="21"/>
+          <w:lang w:val="en-US" w:eastAsia="ru-RU"/>
+          <w14:ligatures w14:val="none"/>
+        </w:rPr>
+        <w:t>Wtime</w:t>
+      </w:r>
+      <w:proofErr w:type="spellEnd"/>
+      <w:r>
+        <w:rPr>
+          <w:rFonts w:ascii="Consolas" w:eastAsia="Times New Roman" w:hAnsi="Consolas" w:cs="Times New Roman"/>
+          <w:color w:val="C9D1D9"/>
+          <w:kern w:val="0"/>
+          <w:sz w:val="21"/>
+          <w:szCs w:val="21"/>
+          <w:lang w:val="en-US" w:eastAsia="ru-RU"/>
+          <w14:ligatures w14:val="none"/>
+        </w:rPr>
+        <w:t>(</w:t>
+      </w:r>
+      <w:proofErr w:type="gramEnd"/>
+      <w:r>
+        <w:rPr>
+          <w:rFonts w:ascii="Consolas" w:eastAsia="Times New Roman" w:hAnsi="Consolas" w:cs="Times New Roman"/>
+          <w:color w:val="C9D1D9"/>
+          <w:kern w:val="0"/>
+          <w:sz w:val="21"/>
+          <w:szCs w:val="21"/>
+          <w:lang w:val="en-US" w:eastAsia="ru-RU"/>
+          <w14:ligatures w14:val="none"/>
+        </w:rPr>
+        <w:t xml:space="preserve">) </w:t>
+      </w:r>
+      <w:r>
+        <w:rPr>
+          <w:rFonts w:ascii="Consolas" w:eastAsia="Times New Roman" w:hAnsi="Consolas" w:cs="Times New Roman"/>
+          <w:color w:val="D4D4D4"/>
+          <w:kern w:val="0"/>
+          <w:sz w:val="21"/>
+          <w:szCs w:val="21"/>
+          <w:lang w:val="en-US" w:eastAsia="ru-RU"/>
+          <w14:ligatures w14:val="none"/>
+        </w:rPr>
+        <w:t>-</w:t>
+      </w:r>
+      <w:r>
+        <w:rPr>
+          <w:rFonts w:ascii="Consolas" w:eastAsia="Times New Roman" w:hAnsi="Consolas" w:cs="Times New Roman"/>
+          <w:color w:val="C9D1D9"/>
+          <w:kern w:val="0"/>
+          <w:sz w:val="21"/>
+          <w:szCs w:val="21"/>
+          <w:lang w:val="en-US" w:eastAsia="ru-RU"/>
+          <w14:ligatures w14:val="none"/>
+        </w:rPr>
+        <w:t xml:space="preserve"> </w:t>
+      </w:r>
+      <w:proofErr w:type="spellStart"/>
+      <w:r>
+        <w:rPr>
+          <w:rFonts w:ascii="Consolas" w:eastAsia="Times New Roman" w:hAnsi="Consolas" w:cs="Times New Roman"/>
+          <w:color w:val="C9D1D9"/>
+          <w:kern w:val="0"/>
+          <w:sz w:val="21"/>
+          <w:szCs w:val="21"/>
+          <w:lang w:val="en-US" w:eastAsia="ru-RU"/>
+          <w14:ligatures w14:val="none"/>
+        </w:rPr>
+        <w:t>t_start</w:t>
+      </w:r>
+      <w:proofErr w:type="spellEnd"/>
+      <w:r>
+        <w:rPr>
+          <w:rFonts w:ascii="Consolas" w:eastAsia="Times New Roman" w:hAnsi="Consolas" w:cs="Times New Roman"/>
+          <w:color w:val="C9D1D9"/>
+          <w:kern w:val="0"/>
+          <w:sz w:val="21"/>
+          <w:szCs w:val="21"/>
+          <w:lang w:val="en-US" w:eastAsia="ru-RU"/>
+          <w14:ligatures w14:val="none"/>
+        </w:rPr>
+        <w:t>;</w:t>
+      </w:r>
+    </w:p>
+    <w:p>
+      <w:pPr>
+        <w:shd w:val="clear" w:color="auto" w:fill="121314"/>
+        <w:spacing w:after="0" w:line="285" w:lineRule="atLeast"/>
+        <w:rPr>
+          <w:rFonts w:ascii="Consolas" w:eastAsia="Times New Roman" w:hAnsi="Consolas" w:cs="Times New Roman"/>
+          <w:color w:val="BBBEBF"/>
+          <w:kern w:val="0"/>
+          <w:sz w:val="21"/>
+          <w:szCs w:val="21"/>
+          <w:lang w:val="en-US" w:eastAsia="ru-RU"/>
+          <w14:ligatures w14:val="none"/>
+        </w:rPr>
+      </w:pPr>
+      <w:r>
+        <w:rPr>
+          <w:rFonts w:ascii="Consolas" w:eastAsia="Times New Roman" w:hAnsi="Consolas" w:cs="Times New Roman"/>
+          <w:color w:val="C9D1D9"/>
+          <w:kern w:val="0"/>
+          <w:sz w:val="21"/>
+          <w:szCs w:val="21"/>
+          <w:lang w:val="en-US" w:eastAsia="ru-RU"/>
+          <w14:ligatures w14:val="none"/>
+        </w:rPr>
+        <w:t xml:space="preserve">    </w:t>
+      </w:r>
+      <w:r>
+        <w:rPr>
+          <w:rFonts w:ascii="Consolas" w:eastAsia="Times New Roman" w:hAnsi="Consolas" w:cs="Times New Roman"/>
+          <w:color w:val="FF7B72"/>
+          <w:kern w:val="0"/>
+          <w:sz w:val="21"/>
+          <w:szCs w:val="21"/>
+          <w:lang w:val="en-US" w:eastAsia="ru-RU"/>
+          <w14:ligatures w14:val="none"/>
+        </w:rPr>
+        <w:t>double</w:t>
+      </w:r>
+      <w:r>
+        <w:rPr>
+          <w:rFonts w:ascii="Consolas" w:eastAsia="Times New Roman" w:hAnsi="Consolas" w:cs="Times New Roman"/>
+          <w:color w:val="C9D1D9"/>
+          <w:kern w:val="0"/>
+          <w:sz w:val="21"/>
+          <w:szCs w:val="21"/>
+          <w:lang w:val="en-US" w:eastAsia="ru-RU"/>
+          <w14:ligatures w14:val="none"/>
+        </w:rPr>
+        <w:t xml:space="preserve"> </w:t>
+      </w:r>
+      <w:proofErr w:type="spellStart"/>
+      <w:r>
+        <w:rPr>
+          <w:rFonts w:ascii="Consolas" w:eastAsia="Times New Roman" w:hAnsi="Consolas" w:cs="Times New Roman"/>
+          <w:color w:val="C9D1D9"/>
+          <w:kern w:val="0"/>
+          <w:sz w:val="21"/>
+          <w:szCs w:val="21"/>
+          <w:lang w:val="en-US" w:eastAsia="ru-RU"/>
+          <w14:ligatures w14:val="none"/>
+        </w:rPr>
+        <w:t>t_total</w:t>
+      </w:r>
+      <w:proofErr w:type="spellEnd"/>
+      <w:r>
+        <w:rPr>
+          <w:rFonts w:ascii="Consolas" w:eastAsia="Times New Roman" w:hAnsi="Consolas" w:cs="Times New Roman"/>
+          <w:color w:val="C9D1D9"/>
+          <w:kern w:val="0"/>
+          <w:sz w:val="21"/>
+          <w:szCs w:val="21"/>
+          <w:lang w:val="en-US" w:eastAsia="ru-RU"/>
+          <w14:ligatures w14:val="none"/>
+        </w:rPr>
+        <w:t xml:space="preserve"> </w:t>
+      </w:r>
+      <w:r>
+        <w:rPr>
+          <w:rFonts w:ascii="Consolas" w:eastAsia="Times New Roman" w:hAnsi="Consolas" w:cs="Times New Roman"/>
+          <w:color w:val="D4D4D4"/>
+          <w:kern w:val="0"/>
+          <w:sz w:val="21"/>
+          <w:szCs w:val="21"/>
+          <w:lang w:val="en-US" w:eastAsia="ru-RU"/>
+          <w14:ligatures w14:val="none"/>
+        </w:rPr>
+        <w:t>=</w:t>
+      </w:r>
+      <w:r>
+        <w:rPr>
+          <w:rFonts w:ascii="Consolas" w:eastAsia="Times New Roman" w:hAnsi="Consolas" w:cs="Times New Roman"/>
+          <w:color w:val="C9D1D9"/>
+          <w:kern w:val="0"/>
+          <w:sz w:val="21"/>
+          <w:szCs w:val="21"/>
+          <w:lang w:val="en-US" w:eastAsia="ru-RU"/>
+          <w14:ligatures w14:val="none"/>
+        </w:rPr>
+        <w:t xml:space="preserve"> </w:t>
+      </w:r>
+      <w:proofErr w:type="spellStart"/>
+      <w:r>
+        <w:rPr>
+          <w:rFonts w:ascii="Consolas" w:eastAsia="Times New Roman" w:hAnsi="Consolas" w:cs="Times New Roman"/>
+          <w:color w:val="C9D1D9"/>
+          <w:kern w:val="0"/>
+          <w:sz w:val="21"/>
+          <w:szCs w:val="21"/>
+          <w:lang w:val="en-US" w:eastAsia="ru-RU"/>
+          <w14:ligatures w14:val="none"/>
+        </w:rPr>
+        <w:t>t_comp</w:t>
+      </w:r>
+      <w:proofErr w:type="spellEnd"/>
+      <w:r>
+        <w:rPr>
+          <w:rFonts w:ascii="Consolas" w:eastAsia="Times New Roman" w:hAnsi="Consolas" w:cs="Times New Roman"/>
+          <w:color w:val="C9D1D9"/>
+          <w:kern w:val="0"/>
+          <w:sz w:val="21"/>
+          <w:szCs w:val="21"/>
+          <w:lang w:val="en-US" w:eastAsia="ru-RU"/>
+          <w14:ligatures w14:val="none"/>
+        </w:rPr>
+        <w:t xml:space="preserve"> </w:t>
+      </w:r>
+      <w:r>
+        <w:rPr>
+          <w:rFonts w:ascii="Consolas" w:eastAsia="Times New Roman" w:hAnsi="Consolas" w:cs="Times New Roman"/>
+          <w:color w:val="D4D4D4"/>
+          <w:kern w:val="0"/>
+          <w:sz w:val="21"/>
+          <w:szCs w:val="21"/>
+          <w:lang w:val="en-US" w:eastAsia="ru-RU"/>
+          <w14:ligatures w14:val="none"/>
+        </w:rPr>
+        <w:t>+</w:t>
+      </w:r>
+      <w:r>
+        <w:rPr>
+          <w:rFonts w:ascii="Consolas" w:eastAsia="Times New Roman" w:hAnsi="Consolas" w:cs="Times New Roman"/>
+          <w:color w:val="C9D1D9"/>
+          <w:kern w:val="0"/>
+          <w:sz w:val="21"/>
+          <w:szCs w:val="21"/>
+          <w:lang w:val="en-US" w:eastAsia="ru-RU"/>
+          <w14:ligatures w14:val="none"/>
+        </w:rPr>
+        <w:t xml:space="preserve"> </w:t>
+      </w:r>
+      <w:proofErr w:type="spellStart"/>
+      <w:r>
+        <w:rPr>
+          <w:rFonts w:ascii="Consolas" w:eastAsia="Times New Roman" w:hAnsi="Consolas" w:cs="Times New Roman"/>
+          <w:color w:val="C9D1D9"/>
+          <w:kern w:val="0"/>
+          <w:sz w:val="21"/>
+          <w:szCs w:val="21"/>
+          <w:lang w:val="en-US" w:eastAsia="ru-RU"/>
+          <w14:ligatures w14:val="none"/>
+        </w:rPr>
+        <w:t>t_comm</w:t>
+      </w:r>
+      <w:proofErr w:type="spellEnd"/>
+      <w:r>
+        <w:rPr>
+          <w:rFonts w:ascii="Consolas" w:eastAsia="Times New Roman" w:hAnsi="Consolas" w:cs="Times New Roman"/>
+          <w:color w:val="C9D1D9"/>
+          <w:kern w:val="0"/>
+          <w:sz w:val="21"/>
+          <w:szCs w:val="21"/>
+          <w:lang w:val="en-US" w:eastAsia="ru-RU"/>
+          <w14:ligatures w14:val="none"/>
+        </w:rPr>
+        <w:t>;</w:t>
+      </w:r>
+    </w:p>
+    <w:p>
+      <w:pPr>
+        <w:shd w:val="clear" w:color="auto" w:fill="121314"/>
+        <w:spacing w:after="0" w:line="285" w:lineRule="atLeast"/>
+        <w:rPr>
+          <w:rFonts w:ascii="Consolas" w:eastAsia="Times New Roman" w:hAnsi="Consolas" w:cs="Times New Roman"/>
+          <w:color w:val="BBBEBF"/>
+          <w:kern w:val="0"/>
+          <w:sz w:val="21"/>
+          <w:szCs w:val="21"/>
+          <w:lang w:val="en-US" w:eastAsia="ru-RU"/>
+          <w14:ligatures w14:val="none"/>
+        </w:rPr>
+      </w:pPr>
+    </w:p>
+    <w:p>
+      <w:pPr>
+        <w:shd w:val="clear" w:color="auto" w:fill="121314"/>
+        <w:spacing w:after="0" w:line="285" w:lineRule="atLeast"/>
+        <w:rPr>
+          <w:rFonts w:ascii="Consolas" w:eastAsia="Times New Roman" w:hAnsi="Consolas" w:cs="Times New Roman"/>
+          <w:color w:val="BBBEBF"/>
+          <w:kern w:val="0"/>
+          <w:sz w:val="21"/>
+          <w:szCs w:val="21"/>
+          <w:lang w:val="en-US" w:eastAsia="ru-RU"/>
+          <w14:ligatures w14:val="none"/>
+        </w:rPr>
+      </w:pPr>
+      <w:r>
+        <w:rPr>
+          <w:rFonts w:ascii="Consolas" w:eastAsia="Times New Roman" w:hAnsi="Consolas" w:cs="Times New Roman"/>
+          <w:color w:val="C9D1D9"/>
+          <w:kern w:val="0"/>
+          <w:sz w:val="21"/>
+          <w:szCs w:val="21"/>
+          <w:lang w:val="en-US" w:eastAsia="ru-RU"/>
+          <w14:ligatures w14:val="none"/>
+        </w:rPr>
+        <w:t xml:space="preserve">    </w:t>
+      </w:r>
+      <w:proofErr w:type="spellStart"/>
+      <w:proofErr w:type="gramStart"/>
+      <w:r>
+        <w:rPr>
+          <w:rFonts w:ascii="Consolas" w:eastAsia="Times New Roman" w:hAnsi="Consolas" w:cs="Times New Roman"/>
+          <w:color w:val="D2A8FF"/>
+          <w:kern w:val="0"/>
+          <w:sz w:val="21"/>
+          <w:szCs w:val="21"/>
+          <w:lang w:val="en-US" w:eastAsia="ru-RU"/>
+          <w14:ligatures w14:val="none"/>
+        </w:rPr>
+        <w:t>fprintf</w:t>
+      </w:r>
+      <w:proofErr w:type="spellEnd"/>
+      <w:r>
+        <w:rPr>
+          <w:rFonts w:ascii="Consolas" w:eastAsia="Times New Roman" w:hAnsi="Consolas" w:cs="Times New Roman"/>
+          <w:color w:val="C9D1D9"/>
+          <w:kern w:val="0"/>
+          <w:sz w:val="21"/>
+          <w:szCs w:val="21"/>
+          <w:lang w:val="en-US" w:eastAsia="ru-RU"/>
+          <w14:ligatures w14:val="none"/>
+        </w:rPr>
+        <w:t>(</w:t>
+      </w:r>
+      <w:proofErr w:type="gramEnd"/>
+      <w:r>
+        <w:rPr>
+          <w:rFonts w:ascii="Consolas" w:eastAsia="Times New Roman" w:hAnsi="Consolas" w:cs="Times New Roman"/>
+          <w:color w:val="C9D1D9"/>
+          <w:kern w:val="0"/>
+          <w:sz w:val="21"/>
+          <w:szCs w:val="21"/>
+          <w:lang w:val="en-US" w:eastAsia="ru-RU"/>
+          <w14:ligatures w14:val="none"/>
+        </w:rPr>
+        <w:t xml:space="preserve">stderr, </w:t>
+      </w:r>
+      <w:r>
+        <w:rPr>
+          <w:rFonts w:ascii="Consolas" w:eastAsia="Times New Roman" w:hAnsi="Consolas" w:cs="Times New Roman"/>
+          <w:color w:val="A5D6FF"/>
+          <w:kern w:val="0"/>
+          <w:sz w:val="21"/>
+          <w:szCs w:val="21"/>
+          <w:lang w:val="en-US" w:eastAsia="ru-RU"/>
+          <w14:ligatures w14:val="none"/>
+        </w:rPr>
+        <w:t>"</w:t>
+      </w:r>
+      <w:proofErr w:type="spellStart"/>
+      <w:r>
+        <w:rPr>
+          <w:rFonts w:ascii="Consolas" w:eastAsia="Times New Roman" w:hAnsi="Consolas" w:cs="Times New Roman"/>
+          <w:color w:val="A5D6FF"/>
+          <w:kern w:val="0"/>
+          <w:sz w:val="21"/>
+          <w:szCs w:val="21"/>
+          <w:lang w:val="en-US" w:eastAsia="ru-RU"/>
+          <w14:ligatures w14:val="none"/>
+        </w:rPr>
+        <w:t>mp</w:t>
+      </w:r>
+      <w:proofErr w:type="spellEnd"/>
+      <w:r>
+        <w:rPr>
+          <w:rFonts w:ascii="Consolas" w:eastAsia="Times New Roman" w:hAnsi="Consolas" w:cs="Times New Roman"/>
+          <w:color w:val="A5D6FF"/>
+          <w:kern w:val="0"/>
+          <w:sz w:val="21"/>
+          <w:szCs w:val="21"/>
+          <w:lang w:val="en-US" w:eastAsia="ru-RU"/>
+          <w14:ligatures w14:val="none"/>
+        </w:rPr>
+        <w:t>=</w:t>
+      </w:r>
+      <w:r>
+        <w:rPr>
+          <w:rFonts w:ascii="Consolas" w:eastAsia="Times New Roman" w:hAnsi="Consolas" w:cs="Times New Roman"/>
+          <w:color w:val="FF7B72"/>
+          <w:kern w:val="0"/>
+          <w:sz w:val="21"/>
+          <w:szCs w:val="21"/>
+          <w:lang w:val="en-US" w:eastAsia="ru-RU"/>
+          <w14:ligatures w14:val="none"/>
+        </w:rPr>
+        <w:t>%d</w:t>
+      </w:r>
+      <w:r>
+        <w:rPr>
+          <w:rFonts w:ascii="Consolas" w:eastAsia="Times New Roman" w:hAnsi="Consolas" w:cs="Times New Roman"/>
+          <w:color w:val="A5D6FF"/>
+          <w:kern w:val="0"/>
+          <w:sz w:val="21"/>
+          <w:szCs w:val="21"/>
+          <w:lang w:val="en-US" w:eastAsia="ru-RU"/>
+          <w14:ligatures w14:val="none"/>
+        </w:rPr>
+        <w:t xml:space="preserve"> t1=</w:t>
+      </w:r>
+      <w:r>
+        <w:rPr>
+          <w:rFonts w:ascii="Consolas" w:eastAsia="Times New Roman" w:hAnsi="Consolas" w:cs="Times New Roman"/>
+          <w:color w:val="FF7B72"/>
+          <w:kern w:val="0"/>
+          <w:sz w:val="21"/>
+          <w:szCs w:val="21"/>
+          <w:lang w:val="en-US" w:eastAsia="ru-RU"/>
+          <w14:ligatures w14:val="none"/>
+        </w:rPr>
+        <w:t>%10lf</w:t>
+      </w:r>
+      <w:r>
+        <w:rPr>
+          <w:rFonts w:ascii="Consolas" w:eastAsia="Times New Roman" w:hAnsi="Consolas" w:cs="Times New Roman"/>
+          <w:color w:val="A5D6FF"/>
+          <w:kern w:val="0"/>
+          <w:sz w:val="21"/>
+          <w:szCs w:val="21"/>
+          <w:lang w:val="en-US" w:eastAsia="ru-RU"/>
+          <w14:ligatures w14:val="none"/>
+        </w:rPr>
+        <w:t xml:space="preserve"> t2=</w:t>
+      </w:r>
+      <w:r>
+        <w:rPr>
+          <w:rFonts w:ascii="Consolas" w:eastAsia="Times New Roman" w:hAnsi="Consolas" w:cs="Times New Roman"/>
+          <w:color w:val="FF7B72"/>
+          <w:kern w:val="0"/>
+          <w:sz w:val="21"/>
+          <w:szCs w:val="21"/>
+          <w:lang w:val="en-US" w:eastAsia="ru-RU"/>
+          <w14:ligatures w14:val="none"/>
+        </w:rPr>
+        <w:t>%10lf</w:t>
+      </w:r>
+      <w:r>
+        <w:rPr>
+          <w:rFonts w:ascii="Consolas" w:eastAsia="Times New Roman" w:hAnsi="Consolas" w:cs="Times New Roman"/>
+          <w:color w:val="A5D6FF"/>
+          <w:kern w:val="0"/>
+          <w:sz w:val="21"/>
+          <w:szCs w:val="21"/>
+          <w:lang w:val="en-US" w:eastAsia="ru-RU"/>
+          <w14:ligatures w14:val="none"/>
+        </w:rPr>
+        <w:t xml:space="preserve"> t3=</w:t>
+      </w:r>
+      <w:r>
+        <w:rPr>
+          <w:rFonts w:ascii="Consolas" w:eastAsia="Times New Roman" w:hAnsi="Consolas" w:cs="Times New Roman"/>
+          <w:color w:val="FF7B72"/>
+          <w:kern w:val="0"/>
+          <w:sz w:val="21"/>
+          <w:szCs w:val="21"/>
+          <w:lang w:val="en-US" w:eastAsia="ru-RU"/>
+          <w14:ligatures w14:val="none"/>
+        </w:rPr>
+        <w:t>%10lf</w:t>
+      </w:r>
+      <w:r>
+        <w:rPr>
+          <w:rFonts w:ascii="Consolas" w:eastAsia="Times New Roman" w:hAnsi="Consolas" w:cs="Times New Roman"/>
+          <w:color w:val="A5D6FF"/>
+          <w:kern w:val="0"/>
+          <w:sz w:val="21"/>
+          <w:szCs w:val="21"/>
+          <w:lang w:val="en-US" w:eastAsia="ru-RU"/>
+          <w14:ligatures w14:val="none"/>
+        </w:rPr>
+        <w:t xml:space="preserve"> int=</w:t>
+      </w:r>
+      <w:r>
+        <w:rPr>
+          <w:rFonts w:ascii="Consolas" w:eastAsia="Times New Roman" w:hAnsi="Consolas" w:cs="Times New Roman"/>
+          <w:color w:val="FF7B72"/>
+          <w:kern w:val="0"/>
+          <w:sz w:val="21"/>
+          <w:szCs w:val="21"/>
+          <w:lang w:val="en-US" w:eastAsia="ru-RU"/>
+          <w14:ligatures w14:val="none"/>
+        </w:rPr>
+        <w:t>%22.15le</w:t>
+      </w:r>
+      <w:r>
+        <w:rPr>
+          <w:rFonts w:ascii="Consolas" w:eastAsia="Times New Roman" w:hAnsi="Consolas" w:cs="Times New Roman"/>
+          <w:color w:val="D7BA7D"/>
+          <w:kern w:val="0"/>
+          <w:sz w:val="21"/>
+          <w:szCs w:val="21"/>
+          <w:lang w:val="en-US" w:eastAsia="ru-RU"/>
+          <w14:ligatures w14:val="none"/>
+        </w:rPr>
+        <w:t>\n</w:t>
+      </w:r>
+      <w:r>
+        <w:rPr>
+          <w:rFonts w:ascii="Consolas" w:eastAsia="Times New Roman" w:hAnsi="Consolas" w:cs="Times New Roman"/>
+          <w:color w:val="A5D6FF"/>
+          <w:kern w:val="0"/>
+          <w:sz w:val="21"/>
+          <w:szCs w:val="21"/>
+          <w:lang w:val="en-US" w:eastAsia="ru-RU"/>
+          <w14:ligatures w14:val="none"/>
+        </w:rPr>
+        <w:t>"</w:t>
+      </w:r>
+      <w:r>
+        <w:rPr>
+          <w:rFonts w:ascii="Consolas" w:eastAsia="Times New Roman" w:hAnsi="Consolas" w:cs="Times New Roman"/>
+          <w:color w:val="C9D1D9"/>
+          <w:kern w:val="0"/>
+          <w:sz w:val="21"/>
+          <w:szCs w:val="21"/>
+          <w:lang w:val="en-US" w:eastAsia="ru-RU"/>
+          <w14:ligatures w14:val="none"/>
+        </w:rPr>
+        <w:t>,</w:t>
+      </w:r>
+    </w:p>
+    <w:p>
+      <w:pPr>
+        <w:shd w:val="clear" w:color="auto" w:fill="121314"/>
+        <w:spacing w:after="0" w:line="285" w:lineRule="atLeast"/>
+        <w:rPr>
+          <w:rFonts w:ascii="Consolas" w:eastAsia="Times New Roman" w:hAnsi="Consolas" w:cs="Times New Roman"/>
+          <w:color w:val="BBBEBF"/>
+          <w:kern w:val="0"/>
+          <w:sz w:val="21"/>
+          <w:szCs w:val="21"/>
+          <w:lang w:val="en-US" w:eastAsia="ru-RU"/>
+          <w14:ligatures w14:val="none"/>
+        </w:rPr>
+      </w:pPr>
+      <w:r>
+        <w:rPr>
+          <w:rFonts w:ascii="Consolas" w:eastAsia="Times New Roman" w:hAnsi="Consolas" w:cs="Times New Roman"/>
+          <w:color w:val="C9D1D9"/>
+          <w:kern w:val="0"/>
+          <w:sz w:val="21"/>
+          <w:szCs w:val="21"/>
+          <w:lang w:val="en-US" w:eastAsia="ru-RU"/>
+          <w14:ligatures w14:val="none"/>
+        </w:rPr>
+        <w:t xml:space="preserve">            </w:t>
+      </w:r>
+      <w:proofErr w:type="spellStart"/>
+      <w:r>
+        <w:rPr>
+          <w:rFonts w:ascii="Consolas" w:eastAsia="Times New Roman" w:hAnsi="Consolas" w:cs="Times New Roman"/>
+          <w:color w:val="C9D1D9"/>
+          <w:kern w:val="0"/>
+          <w:sz w:val="21"/>
+          <w:szCs w:val="21"/>
+          <w:lang w:val="en-US" w:eastAsia="ru-RU"/>
+          <w14:ligatures w14:val="none"/>
+        </w:rPr>
+        <w:t>mp</w:t>
+      </w:r>
+      <w:proofErr w:type="spellEnd"/>
+      <w:r>
+        <w:rPr>
+          <w:rFonts w:ascii="Consolas" w:eastAsia="Times New Roman" w:hAnsi="Consolas" w:cs="Times New Roman"/>
+          <w:color w:val="C9D1D9"/>
+          <w:kern w:val="0"/>
+          <w:sz w:val="21"/>
+          <w:szCs w:val="21"/>
+          <w:lang w:val="en-US" w:eastAsia="ru-RU"/>
+          <w14:ligatures w14:val="none"/>
+        </w:rPr>
+        <w:t xml:space="preserve">, </w:t>
+      </w:r>
+      <w:proofErr w:type="spellStart"/>
+      <w:r>
+        <w:rPr>
+          <w:rFonts w:ascii="Consolas" w:eastAsia="Times New Roman" w:hAnsi="Consolas" w:cs="Times New Roman"/>
+          <w:color w:val="C9D1D9"/>
+          <w:kern w:val="0"/>
+          <w:sz w:val="21"/>
+          <w:szCs w:val="21"/>
+          <w:lang w:val="en-US" w:eastAsia="ru-RU"/>
+          <w14:ligatures w14:val="none"/>
+        </w:rPr>
+        <w:t>t_comp</w:t>
+      </w:r>
+      <w:proofErr w:type="spellEnd"/>
+      <w:r>
+        <w:rPr>
+          <w:rFonts w:ascii="Consolas" w:eastAsia="Times New Roman" w:hAnsi="Consolas" w:cs="Times New Roman"/>
+          <w:color w:val="C9D1D9"/>
+          <w:kern w:val="0"/>
+          <w:sz w:val="21"/>
+          <w:szCs w:val="21"/>
+          <w:lang w:val="en-US" w:eastAsia="ru-RU"/>
+          <w14:ligatures w14:val="none"/>
+        </w:rPr>
+        <w:t xml:space="preserve">, </w:t>
+      </w:r>
+      <w:proofErr w:type="spellStart"/>
+      <w:r>
+        <w:rPr>
+          <w:rFonts w:ascii="Consolas" w:eastAsia="Times New Roman" w:hAnsi="Consolas" w:cs="Times New Roman"/>
+          <w:color w:val="C9D1D9"/>
+          <w:kern w:val="0"/>
+          <w:sz w:val="21"/>
+          <w:szCs w:val="21"/>
+          <w:lang w:val="en-US" w:eastAsia="ru-RU"/>
+          <w14:ligatures w14:val="none"/>
+        </w:rPr>
+        <w:t>t_comm</w:t>
+      </w:r>
+      <w:proofErr w:type="spellEnd"/>
+      <w:r>
+        <w:rPr>
+          <w:rFonts w:ascii="Consolas" w:eastAsia="Times New Roman" w:hAnsi="Consolas" w:cs="Times New Roman"/>
+          <w:color w:val="C9D1D9"/>
+          <w:kern w:val="0"/>
+          <w:sz w:val="21"/>
+          <w:szCs w:val="21"/>
+          <w:lang w:val="en-US" w:eastAsia="ru-RU"/>
+          <w14:ligatures w14:val="none"/>
+        </w:rPr>
+        <w:t xml:space="preserve">, </w:t>
+      </w:r>
+      <w:proofErr w:type="spellStart"/>
+      <w:r>
+        <w:rPr>
+          <w:rFonts w:ascii="Consolas" w:eastAsia="Times New Roman" w:hAnsi="Consolas" w:cs="Times New Roman"/>
+          <w:color w:val="C9D1D9"/>
+          <w:kern w:val="0"/>
+          <w:sz w:val="21"/>
+          <w:szCs w:val="21"/>
+          <w:lang w:val="en-US" w:eastAsia="ru-RU"/>
+          <w14:ligatures w14:val="none"/>
+        </w:rPr>
+        <w:t>t_total</w:t>
+      </w:r>
+      <w:proofErr w:type="spellEnd"/>
+      <w:r>
+        <w:rPr>
+          <w:rFonts w:ascii="Consolas" w:eastAsia="Times New Roman" w:hAnsi="Consolas" w:cs="Times New Roman"/>
+          <w:color w:val="C9D1D9"/>
+          <w:kern w:val="0"/>
+          <w:sz w:val="21"/>
+          <w:szCs w:val="21"/>
+          <w:lang w:val="en-US" w:eastAsia="ru-RU"/>
+          <w14:ligatures w14:val="none"/>
+        </w:rPr>
+        <w:t xml:space="preserve">, </w:t>
+      </w:r>
+      <w:proofErr w:type="spellStart"/>
+      <w:r>
+        <w:rPr>
+          <w:rFonts w:ascii="Consolas" w:eastAsia="Times New Roman" w:hAnsi="Consolas" w:cs="Times New Roman"/>
+          <w:color w:val="C9D1D9"/>
+          <w:kern w:val="0"/>
+          <w:sz w:val="21"/>
+          <w:szCs w:val="21"/>
+          <w:lang w:val="en-US" w:eastAsia="ru-RU"/>
+          <w14:ligatures w14:val="none"/>
+        </w:rPr>
+        <w:t>my_sum</w:t>
+      </w:r>
+      <w:proofErr w:type="spellEnd"/>
+      <w:r>
+        <w:rPr>
+          <w:rFonts w:ascii="Consolas" w:eastAsia="Times New Roman" w:hAnsi="Consolas" w:cs="Times New Roman"/>
+          <w:color w:val="C9D1D9"/>
+          <w:kern w:val="0"/>
+          <w:sz w:val="21"/>
+          <w:szCs w:val="21"/>
+          <w:lang w:val="en-US" w:eastAsia="ru-RU"/>
+          <w14:ligatures w14:val="none"/>
+        </w:rPr>
+        <w:t>);</w:t>
+      </w:r>
+    </w:p>
+    <w:p>
+      <w:pPr>
+        <w:shd w:val="clear" w:color="auto" w:fill="121314"/>
+        <w:spacing w:after="0" w:line="285" w:lineRule="atLeast"/>
+        <w:rPr>
+          <w:rFonts w:ascii="Consolas" w:eastAsia="Times New Roman" w:hAnsi="Consolas" w:cs="Times New Roman"/>
+          <w:color w:val="BBBEBF"/>
+          <w:kern w:val="0"/>
+          <w:sz w:val="21"/>
+          <w:szCs w:val="21"/>
+          <w:lang w:val="en-US" w:eastAsia="ru-RU"/>
+          <w14:ligatures w14:val="none"/>
+        </w:rPr>
+      </w:pPr>
+    </w:p>
+    <w:p>
+      <w:pPr>
+        <w:shd w:val="clear" w:color="auto" w:fill="121314"/>
+        <w:spacing w:after="0" w:line="285" w:lineRule="atLeast"/>
+        <w:rPr>
+          <w:rFonts w:ascii="Consolas" w:eastAsia="Times New Roman" w:hAnsi="Consolas" w:cs="Times New Roman"/>
+          <w:color w:val="BBBEBF"/>
+          <w:kern w:val="0"/>
+          <w:sz w:val="21"/>
+          <w:szCs w:val="21"/>
+          <w:lang w:eastAsia="ru-RU"/>
+          <w14:ligatures w14:val="none"/>
+        </w:rPr>
+      </w:pPr>
+      <w:r>
+        <w:rPr>
+          <w:rFonts w:ascii="Consolas" w:eastAsia="Times New Roman" w:hAnsi="Consolas" w:cs="Times New Roman"/>
+          <w:color w:val="C9D1D9"/>
+          <w:kern w:val="0"/>
+          <w:sz w:val="21"/>
+          <w:szCs w:val="21"/>
+          <w:lang w:val="en-US" w:eastAsia="ru-RU"/>
+          <w14:ligatures w14:val="none"/>
+        </w:rPr>
+        <w:t xml:space="preserve">    </w:t>
+      </w:r>
+      <w:proofErr w:type="spellStart"/>
+      <w:r>
+        <w:rPr>
+          <w:rFonts w:ascii="Consolas" w:eastAsia="Times New Roman" w:hAnsi="Consolas" w:cs="Times New Roman"/>
+          <w:color w:val="D2A8FF"/>
+          <w:kern w:val="0"/>
+          <w:sz w:val="21"/>
+          <w:szCs w:val="21"/>
+          <w:lang w:eastAsia="ru-RU"/>
+          <w14:ligatures w14:val="none"/>
+        </w:rPr>
+        <w:t>MPI_</w:t>
+      </w:r>
+      <w:proofErr w:type="gramStart"/>
+      <w:r>
+        <w:rPr>
+          <w:rFonts w:ascii="Consolas" w:eastAsia="Times New Roman" w:hAnsi="Consolas" w:cs="Times New Roman"/>
+          <w:color w:val="D2A8FF"/>
+          <w:kern w:val="0"/>
+          <w:sz w:val="21"/>
+          <w:szCs w:val="21"/>
+          <w:lang w:eastAsia="ru-RU"/>
+          <w14:ligatures w14:val="none"/>
+        </w:rPr>
+        <w:t>Finalize</w:t>
+      </w:r>
+      <w:proofErr w:type="spellEnd"/>
+      <w:r>
+        <w:rPr>
+          <w:rFonts w:ascii="Consolas" w:eastAsia="Times New Roman" w:hAnsi="Consolas" w:cs="Times New Roman"/>
+          <w:color w:val="C9D1D9"/>
+          <w:kern w:val="0"/>
+          <w:sz w:val="21"/>
+          <w:szCs w:val="21"/>
+          <w:lang w:eastAsia="ru-RU"/>
+          <w14:ligatures w14:val="none"/>
+        </w:rPr>
+        <w:t>(</w:t>
+      </w:r>
+      <w:proofErr w:type="gramEnd"/>
+      <w:r>
+        <w:rPr>
+          <w:rFonts w:ascii="Consolas" w:eastAsia="Times New Roman" w:hAnsi="Consolas" w:cs="Times New Roman"/>
+          <w:color w:val="C9D1D9"/>
+          <w:kern w:val="0"/>
+          <w:sz w:val="21"/>
+          <w:szCs w:val="21"/>
+          <w:lang w:eastAsia="ru-RU"/>
+          <w14:ligatures w14:val="none"/>
+        </w:rPr>
+        <w:t>);</w:t>
+      </w:r>
+    </w:p>
+    <w:p>
+      <w:pPr>
+        <w:shd w:val="clear" w:color="auto" w:fill="121314"/>
+        <w:spacing w:after="0" w:line="285" w:lineRule="atLeast"/>
+        <w:rPr>
+          <w:rFonts w:ascii="Consolas" w:eastAsia="Times New Roman" w:hAnsi="Consolas" w:cs="Times New Roman"/>
+          <w:color w:val="BBBEBF"/>
+          <w:kern w:val="0"/>
+          <w:sz w:val="21"/>
+          <w:szCs w:val="21"/>
+          <w:lang w:eastAsia="ru-RU"/>
+          <w14:ligatures w14:val="none"/>
+        </w:rPr>
+      </w:pPr>
+      <w:r>
+        <w:rPr>
+          <w:rFonts w:ascii="Consolas" w:eastAsia="Times New Roman" w:hAnsi="Consolas" w:cs="Times New Roman"/>
+          <w:color w:val="C9D1D9"/>
+          <w:kern w:val="0"/>
+          <w:sz w:val="21"/>
+          <w:szCs w:val="21"/>
+          <w:lang w:eastAsia="ru-RU"/>
+          <w14:ligatures w14:val="none"/>
+        </w:rPr>
+        <w:t xml:space="preserve">    </w:t>
+      </w:r>
+      <w:proofErr w:type="spellStart"/>
+      <w:r>
+        <w:rPr>
+          <w:rFonts w:ascii="Consolas" w:eastAsia="Times New Roman" w:hAnsi="Consolas" w:cs="Times New Roman"/>
+          <w:color w:val="C586C0"/>
+          <w:kern w:val="0"/>
+          <w:sz w:val="21"/>
+          <w:szCs w:val="21"/>
+          <w:lang w:eastAsia="ru-RU"/>
+          <w14:ligatures w14:val="none"/>
+        </w:rPr>
+        <w:t>return</w:t>
+      </w:r>
+      <w:proofErr w:type="spellEnd"/>
+      <w:r>
+        <w:rPr>
+          <w:rFonts w:ascii="Consolas" w:eastAsia="Times New Roman" w:hAnsi="Consolas" w:cs="Times New Roman"/>
+          <w:color w:val="C9D1D9"/>
+          <w:kern w:val="0"/>
+          <w:sz w:val="21"/>
+          <w:szCs w:val="21"/>
+          <w:lang w:eastAsia="ru-RU"/>
+          <w14:ligatures w14:val="none"/>
+        </w:rPr>
+        <w:t xml:space="preserve"> </w:t>
+      </w:r>
+      <w:r>
+        <w:rPr>
+          <w:rFonts w:ascii="Consolas" w:eastAsia="Times New Roman" w:hAnsi="Consolas" w:cs="Times New Roman"/>
+          <w:color w:val="B5CEA8"/>
+          <w:kern w:val="0"/>
+          <w:sz w:val="21"/>
+          <w:szCs w:val="21"/>
+          <w:lang w:eastAsia="ru-RU"/>
+          <w14:ligatures w14:val="none"/>
+        </w:rPr>
+        <w:t>0</w:t>
+      </w:r>
+      <w:r>
+        <w:rPr>
+          <w:rFonts w:ascii="Consolas" w:eastAsia="Times New Roman" w:hAnsi="Consolas" w:cs="Times New Roman"/>
+          <w:color w:val="C9D1D9"/>
+          <w:kern w:val="0"/>
+          <w:sz w:val="21"/>
+          <w:szCs w:val="21"/>
+          <w:lang w:eastAsia="ru-RU"/>
+          <w14:ligatures w14:val="none"/>
+        </w:rPr>
+        <w:t>;</w:t>
+      </w:r>
+    </w:p>
+    <w:p>
+      <w:pPr>
+        <w:shd w:val="clear" w:color="auto" w:fill="121314"/>
+        <w:spacing w:after="0" w:line="285" w:lineRule="atLeast"/>
+        <w:rPr>
+          <w:rFonts w:ascii="Consolas" w:eastAsia="Times New Roman" w:hAnsi="Consolas" w:cs="Times New Roman"/>
+          <w:color w:val="BBBEBF"/>
+          <w:kern w:val="0"/>
+          <w:sz w:val="21"/>
+          <w:szCs w:val="21"/>
+          <w:lang w:eastAsia="ru-RU"/>
+          <w14:ligatures w14:val="none"/>
+        </w:rPr>
+      </w:pPr>
+      <w:r>
+        <w:rPr>
+          <w:rFonts w:ascii="Consolas" w:eastAsia="Times New Roman" w:hAnsi="Consolas" w:cs="Times New Roman"/>
+          <w:color w:val="C9D1D9"/>
+          <w:kern w:val="0"/>
+          <w:sz w:val="21"/>
+          <w:szCs w:val="21"/>
+          <w:lang w:eastAsia="ru-RU"/>
+          <w14:ligatures w14:val="none"/>
+        </w:rPr>
+        <w:t>}</w:t>
+      </w:r>
+    </w:p>
+    <w:p>
+      <w:pPr>
         <w:rPr>
           <w:b/>
           <w:bCs/>
           <w:lang w:val="en-US"/>
         </w:rPr>
-        <w:t>Output</w:t>
-      </w:r>
+      </w:pPr>
       <w:r>
         <w:rPr>
           <w:b/>
           <w:bCs/>
-        </w:rPr>
-        <w:t>:</w:t>
+          <w:lang w:val="en-US"/>
+        </w:rPr>
+        <w:br w:type="page"/>
       </w:r>
     </w:p>
     <w:p>
       <w:pPr>
-        <w:pStyle w:val="af0"/>
-        <w:rPr>
+        <w:rPr>
+          <w:b/>
+          <w:bCs/>
+        </w:rPr>
+      </w:pPr>
+      <w:r>
+        <w:rPr>
+          <w:b/>
+          <w:bCs/>
           <w:lang w:val="en-US"/>
         </w:rPr>
-      </w:pPr>
-      <w:r>
-        <w:rPr>
-          <w:lang w:val="en-US"/>
-        </w:rPr>
-        <w:t>123</w:t>
+        <w:lastRenderedPageBreak/>
+        <w:t>Output</w:t>
+      </w:r>
+      <w:r>
+        <w:rPr>
+          <w:b/>
+          <w:bCs/>
+        </w:rPr>
+        <w:t>:</w:t>
       </w:r>
     </w:p>
     <w:p>
       <w:pPr>
         <w:pStyle w:val="af0"/>
-        <w:rPr>
-          <w:lang w:val="en-US"/>
-        </w:rPr>
-      </w:pPr>
+      </w:pPr>
+      <w:r>
+        <w:drawing>
+          <wp:inline distT="0" distB="0" distL="0" distR="0" wp14:anchorId="4F09BABF" wp14:editId="688159E2">
+            <wp:extent cx="5731510" cy="1920875"/>
+            <wp:effectExtent l="0" t="0" r="2540" b="3175"/>
+            <wp:docPr id="498366676" name="Рисунок 1"/>
+            <wp:cNvGraphicFramePr>
+              <a:graphicFrameLocks xmlns:a="http://schemas.openxmlformats.org/drawingml/2006/main" noChangeAspect="1"/>
+            </wp:cNvGraphicFramePr>
+            <a:graphic xmlns:a="http://schemas.openxmlformats.org/drawingml/2006/main">
+              <a:graphicData uri="http://schemas.openxmlformats.org/drawingml/2006/picture">
+                <pic:pic xmlns:pic="http://schemas.openxmlformats.org/drawingml/2006/picture">
+                  <pic:nvPicPr>
+                    <pic:cNvPr id="498366676" name=""/>
+                    <pic:cNvPicPr/>
+                  </pic:nvPicPr>
+                  <pic:blipFill>
+                    <a:blip r:embed="rId7"/>
+                    <a:stretch>
+                      <a:fillRect/>
+                    </a:stretch>
+                  </pic:blipFill>
+                  <pic:spPr>
+                    <a:xfrm>
+                      <a:off x="0" y="0"/>
+                      <a:ext cx="5731510" cy="1920875"/>
+                    </a:xfrm>
+                    <a:prstGeom prst="rect">
+                      <a:avLst/>
+                    </a:prstGeom>
+                  </pic:spPr>
+                </pic:pic>
+              </a:graphicData>
+            </a:graphic>
+          </wp:inline>
+        </w:drawing>
+      </w:r>
     </w:p>
     <w:p>
       <w:pPr>
-        <w:pStyle w:val="af0"/>
-      </w:pPr>
+        <w:rPr>
+          <w:b/>
+          <w:bCs/>
+        </w:rPr>
+      </w:pPr>
+      <w:r>
+        <w:rPr>
+          <w:b/>
+          <w:bCs/>
+        </w:rPr>
+        <w:t>Выводы:</w:t>
+      </w:r>
     </w:p>
     <w:p>
       <w:pPr>
-        <w:pStyle w:val="af0"/>
-      </w:pPr>
+        <w:pStyle w:val="a7"/>
+        <w:numPr>
+          <w:ilvl w:val="0"/>
+          <w:numId w:val="1"/>
+        </w:numPr>
+      </w:pPr>
+      <w:r>
+        <w:t xml:space="preserve">Точность вычислений: во всех запусках получено </w:t>
+      </w:r>
+      <w:proofErr w:type="spellStart"/>
+      <w:r>
+        <w:t>int</w:t>
+      </w:r>
+      <w:proofErr w:type="spellEnd"/>
+      <w:r>
+        <w:t xml:space="preserve"> ≈ 3.141592..., что совпадает с аналитическим значением π с </w:t>
+      </w:r>
+      <w:r>
+        <w:t xml:space="preserve">малой </w:t>
+      </w:r>
+      <w:r>
+        <w:t xml:space="preserve">погрешностью </w:t>
+      </w:r>
+      <w:r>
+        <w:t xml:space="preserve">- </w:t>
+      </w:r>
+      <w:r>
+        <w:t>алгоритм интегрирования и редукции работают без накопления ошибок округления.</w:t>
+      </w:r>
     </w:p>
     <w:p>
       <w:pPr>
+        <w:pStyle w:val="a7"/>
+        <w:numPr>
+          <w:ilvl w:val="0"/>
+          <w:numId w:val="1"/>
+        </w:numPr>
+      </w:pPr>
+      <w:r>
+        <w:t>П</w:t>
+      </w:r>
+      <w:r>
+        <w:t xml:space="preserve">ри переходе с 1 процесс × 1 поток на 8 процессов × 2 потока время вычислений t1 сократилось с ~1.67с до ~0.16с (ускорение ~10x), что подтверждает корректное распределение нагрузки между MPI-доменами и </w:t>
+      </w:r>
+      <w:proofErr w:type="spellStart"/>
+      <w:r>
+        <w:t>OpenMP</w:t>
+      </w:r>
+      <w:proofErr w:type="spellEnd"/>
+      <w:r>
+        <w:t>-нитями.</w:t>
+      </w:r>
+    </w:p>
+    <w:p>
+      <w:pPr>
+        <w:pStyle w:val="a7"/>
+        <w:numPr>
+          <w:ilvl w:val="0"/>
+          <w:numId w:val="1"/>
+        </w:numPr>
+      </w:pPr>
+      <w:r>
+        <w:t>В</w:t>
+      </w:r>
+      <w:r>
+        <w:t xml:space="preserve">ремя обменов t2 на корневом процессе составило ~0.037с, что существенно меньше, чем при линейном сборе (где t2 росло бы пропорционально </w:t>
+      </w:r>
+      <w:proofErr w:type="spellStart"/>
+      <w:r>
+        <w:t>np</w:t>
+      </w:r>
+      <w:proofErr w:type="spellEnd"/>
+      <w:r>
+        <w:t>). Логарифмическая сложность редукции успешно реализована.</w:t>
+      </w:r>
+    </w:p>
+    <w:p>
+      <w:pPr>
         <w:rPr>
           <w:b/>
           <w:bCs/>
         </w:rPr>
       </w:pPr>
-      <w:r>
-        <w:rPr>
-          <w:b/>
-          <w:bCs/>
-        </w:rPr>
-        <w:t>Выводы:</w:t>
-      </w:r>
-    </w:p>
-    <w:p>
-      <w:pPr>
-        <w:rPr>
-          <w:b/>
-          <w:bCs/>
-        </w:rPr>
-      </w:pPr>
     </w:p>
     <w:sectPr>
-      <w:headerReference w:type="default" r:id="rId6"/>
+      <w:headerReference w:type="default" r:id="rId8"/>
       <w:pgSz w:w="11906" w:h="16838"/>
       <w:pgMar w:top="1440" w:right="1440" w:bottom="1440" w:left="1440" w:header="708" w:footer="708" w:gutter="0"/>
       <w:cols w:space="708"/>
@@ -369,6 +7835,103 @@
     </w:r>
   </w:p>
 </w:hdr>
+</file>
+
+<file path=word/numbering.xml><?xml version="1.0" encoding="utf-8"?>
+<w:numbering xmlns:wpc="http://schemas.microsoft.com/office/word/2010/wordprocessingCanvas" xmlns:cx="http://schemas.microsoft.com/office/drawing/2014/chartex" xmlns:cx1="http://schemas.microsoft.com/office/drawing/2015/9/8/chartex" xmlns:cx2="http://schemas.microsoft.com/office/drawing/2015/10/21/chartex" xmlns:cx3="http://schemas.microsoft.com/office/drawing/2016/5/9/chartex" xmlns:cx4="http://schemas.microsoft.com/office/drawing/2016/5/10/chartex" xmlns:cx5="http://schemas.microsoft.com/office/drawing/2016/5/11/chartex" xmlns:cx6="http://schemas.microsoft.com/office/drawing/2016/5/12/chartex" xmlns:cx7="http://schemas.microsoft.com/office/drawing/2016/5/13/chartex" xmlns:cx8="http://schemas.microsoft.com/office/drawing/2016/5/14/chartex" xmlns:mc="http://schemas.openxmlformats.org/markup-compatibility/2006" xmlns:aink="http://schemas.microsoft.com/office/drawing/2016/ink" xmlns:am3d="http://schemas.microsoft.com/office/drawing/2017/model3d" xmlns:o="urn:schemas-microsoft-com:office:office" xmlns:oel="http://schemas.microsoft.com/office/2019/extlst" xmlns:r="http://schemas.openxmlformats.org/officeDocument/2006/relationships" xmlns:m="http://schemas.openxmlformats.org/officeDocument/2006/math" xmlns:v="urn:schemas-microsoft-com:vml" xmlns:wp14="http://schemas.microsoft.com/office/word/2010/wordprocessingDrawing" xmlns:wp="http://schemas.openxmlformats.org/drawingml/2006/wordprocessingDrawing" xmlns:w10="urn:schemas-microsoft-com:office:word" xmlns:w="http://schemas.openxmlformats.org/wordprocessingml/2006/main" xmlns:w14="http://schemas.microsoft.com/office/word/2010/wordml" xmlns:w15="http://schemas.microsoft.com/office/word/2012/wordml" xmlns:w16cex="http://schemas.microsoft.com/office/word/2018/wordml/cex" xmlns:w16cid="http://schemas.microsoft.com/office/word/2016/wordml/cid" xmlns:w16="http://schemas.microsoft.com/office/word/2018/wordml" xmlns:w16du="http://schemas.microsoft.com/office/word/2023/wordml/word16du" xmlns:w16sdtdh="http://schemas.microsoft.com/office/word/2020/wordml/sdtdatahash" xmlns:w16sdtfl="http://schemas.microsoft.com/office/word/2024/wordml/sdtformatlock" xmlns:w16se="http://schemas.microsoft.com/office/word/2015/wordml/symex" xmlns:wpg="http://schemas.microsoft.com/office/word/2010/wordprocessingGroup" xmlns:wpi="http://schemas.microsoft.com/office/word/2010/wordprocessingInk" xmlns:wne="http://schemas.microsoft.com/office/word/2006/wordml" xmlns:wps="http://schemas.microsoft.com/office/word/2010/wordprocessingShape" mc:Ignorable="w14 w15 w16se w16cid w16 w16cex w16sdtdh w16sdtfl w16du wp14">
+  <w:abstractNum w:abstractNumId="0" w15:restartNumberingAfterBreak="0">
+    <w:nsid w:val="63476DF4"/>
+    <w:multiLevelType w:val="hybridMultilevel"/>
+    <w:tmpl w:val="F42848CE"/>
+    <w:lvl w:ilvl="0" w:tplc="04190011">
+      <w:start w:val="1"/>
+      <w:numFmt w:val="decimal"/>
+      <w:lvlText w:val="%1)"/>
+      <w:lvlJc w:val="left"/>
+      <w:pPr>
+        <w:ind w:left="720" w:hanging="360"/>
+      </w:pPr>
+      <w:rPr>
+        <w:rFonts w:hint="default"/>
+      </w:rPr>
+    </w:lvl>
+    <w:lvl w:ilvl="1" w:tplc="04190019" w:tentative="1">
+      <w:start w:val="1"/>
+      <w:numFmt w:val="lowerLetter"/>
+      <w:lvlText w:val="%2."/>
+      <w:lvlJc w:val="left"/>
+      <w:pPr>
+        <w:ind w:left="1440" w:hanging="360"/>
+      </w:pPr>
+    </w:lvl>
+    <w:lvl w:ilvl="2" w:tplc="0419001B" w:tentative="1">
+      <w:start w:val="1"/>
+      <w:numFmt w:val="lowerRoman"/>
+      <w:lvlText w:val="%3."/>
+      <w:lvlJc w:val="right"/>
+      <w:pPr>
+        <w:ind w:left="2160" w:hanging="180"/>
+      </w:pPr>
+    </w:lvl>
+    <w:lvl w:ilvl="3" w:tplc="0419000F" w:tentative="1">
+      <w:start w:val="1"/>
+      <w:numFmt w:val="decimal"/>
+      <w:lvlText w:val="%4."/>
+      <w:lvlJc w:val="left"/>
+      <w:pPr>
+        <w:ind w:left="2880" w:hanging="360"/>
+      </w:pPr>
+    </w:lvl>
+    <w:lvl w:ilvl="4" w:tplc="04190019" w:tentative="1">
+      <w:start w:val="1"/>
+      <w:numFmt w:val="lowerLetter"/>
+      <w:lvlText w:val="%5."/>
+      <w:lvlJc w:val="left"/>
+      <w:pPr>
+        <w:ind w:left="3600" w:hanging="360"/>
+      </w:pPr>
+    </w:lvl>
+    <w:lvl w:ilvl="5" w:tplc="0419001B" w:tentative="1">
+      <w:start w:val="1"/>
+      <w:numFmt w:val="lowerRoman"/>
+      <w:lvlText w:val="%6."/>
+      <w:lvlJc w:val="right"/>
+      <w:pPr>
+        <w:ind w:left="4320" w:hanging="180"/>
+      </w:pPr>
+    </w:lvl>
+    <w:lvl w:ilvl="6" w:tplc="0419000F" w:tentative="1">
+      <w:start w:val="1"/>
+      <w:numFmt w:val="decimal"/>
+      <w:lvlText w:val="%7."/>
+      <w:lvlJc w:val="left"/>
+      <w:pPr>
+        <w:ind w:left="5040" w:hanging="360"/>
+      </w:pPr>
+    </w:lvl>
+    <w:lvl w:ilvl="7" w:tplc="04190019" w:tentative="1">
+      <w:start w:val="1"/>
+      <w:numFmt w:val="lowerLetter"/>
+      <w:lvlText w:val="%8."/>
+      <w:lvlJc w:val="left"/>
+      <w:pPr>
+        <w:ind w:left="5760" w:hanging="360"/>
+      </w:pPr>
+    </w:lvl>
+    <w:lvl w:ilvl="8" w:tplc="0419001B" w:tentative="1">
+      <w:start w:val="1"/>
+      <w:numFmt w:val="lowerRoman"/>
+      <w:lvlText w:val="%9."/>
+      <w:lvlJc w:val="right"/>
+      <w:pPr>
+        <w:ind w:left="6480" w:hanging="180"/>
+      </w:pPr>
+    </w:lvl>
+  </w:abstractNum>
+  <w:num w:numId="1" w16cid:durableId="808209502">
+    <w:abstractNumId w:val="0"/>
+  </w:num>
+</w:numbering>
 </file>
 
 <file path=word/styles.xml><?xml version="1.0" encoding="utf-8"?>
@@ -974,6 +8537,7 @@
   <w:style w:type="character" w:default="1" w:styleId="a0">
     <w:name w:val="Default Paragraph Font"/>
     <w:uiPriority w:val="1"/>
+    <w:semiHidden/>
     <w:unhideWhenUsed/>
   </w:style>
   <w:style w:type="table" w:default="1" w:styleId="a1">
